--- a/Doku/Vorlage End Doku.docx
+++ b/Doku/Vorlage End Doku.docx
@@ -367,7 +367,7 @@
                     <pic:cNvPicPr/>
                   </pic:nvPicPr>
                   <pic:blipFill>
-                    <a:blip r:embed="rId6" cstate="print">
+                    <a:blip r:embed="rId8" cstate="print">
                       <a:extLst>
                         <a:ext uri="{28A0092B-C50C-407E-A947-70E740481C1C}">
                           <a14:useLocalDpi xmlns:a14="http://schemas.microsoft.com/office/drawing/2010/main" val="0"/>
@@ -457,12 +457,5151 @@
         <w:br w:type="page"/>
       </w:r>
     </w:p>
+    <w:sdt>
+      <w:sdtPr>
+        <w:id w:val="-1519465421"/>
+        <w:docPartObj>
+          <w:docPartGallery w:val="Table of Contents"/>
+          <w:docPartUnique/>
+        </w:docPartObj>
+      </w:sdtPr>
+      <w:sdtEndPr>
+        <w:rPr>
+          <w:rFonts w:asciiTheme="minorHAnsi" w:eastAsiaTheme="minorHAnsi" w:hAnsiTheme="minorHAnsi" w:cstheme="minorBidi"/>
+          <w:b/>
+          <w:bCs/>
+          <w:color w:val="auto"/>
+          <w:kern w:val="2"/>
+          <w:sz w:val="22"/>
+          <w:szCs w:val="22"/>
+          <w:lang w:eastAsia="en-US"/>
+          <w14:ligatures w14:val="standardContextual"/>
+        </w:rPr>
+      </w:sdtEndPr>
+      <w:sdtContent>
+        <w:p>
+          <w:pPr>
+            <w:pStyle w:val="Inhaltsverzeichnisberschrift"/>
+          </w:pPr>
+          <w:r>
+            <w:t>Inhalt</w:t>
+          </w:r>
+        </w:p>
+        <w:p>
+          <w:pPr>
+            <w:pStyle w:val="Verzeichnis2"/>
+            <w:tabs>
+              <w:tab w:val="right" w:leader="dot" w:pos="9062"/>
+            </w:tabs>
+            <w:rPr>
+              <w:rFonts w:eastAsiaTheme="minorEastAsia"/>
+              <w:noProof/>
+              <w:sz w:val="24"/>
+              <w:szCs w:val="24"/>
+              <w:lang w:eastAsia="de-DE"/>
+            </w:rPr>
+          </w:pPr>
+          <w:r>
+            <w:fldChar w:fldCharType="begin"/>
+          </w:r>
+          <w:r>
+            <w:instrText xml:space="preserve"> TOC \o "1-3" \h \z \u </w:instrText>
+          </w:r>
+          <w:r>
+            <w:fldChar w:fldCharType="separate"/>
+          </w:r>
+          <w:hyperlink w:anchor="_Toc228457331" w:history="1">
+            <w:r>
+              <w:rPr>
+                <w:rStyle w:val="Hyperlink"/>
+                <w:noProof/>
+              </w:rPr>
+              <w:t xml:space="preserve">1 </w:t>
+            </w:r>
+            <w:r>
+              <w:rPr>
+                <w:rStyle w:val="Hyperlink"/>
+                <w:rFonts w:ascii="Calibri" w:hAnsi="Calibri" w:cs="Calibri"/>
+                <w:noProof/>
+              </w:rPr>
+              <w:t>Einleitung</w:t>
+            </w:r>
+            <w:r>
+              <w:rPr>
+                <w:noProof/>
+                <w:webHidden/>
+              </w:rPr>
+              <w:tab/>
+            </w:r>
+            <w:r>
+              <w:rPr>
+                <w:noProof/>
+                <w:webHidden/>
+              </w:rPr>
+              <w:fldChar w:fldCharType="begin"/>
+            </w:r>
+            <w:r>
+              <w:rPr>
+                <w:noProof/>
+                <w:webHidden/>
+              </w:rPr>
+              <w:instrText xml:space="preserve"> PAGEREF _Toc228457331 \h </w:instrText>
+            </w:r>
+            <w:r>
+              <w:rPr>
+                <w:noProof/>
+                <w:webHidden/>
+              </w:rPr>
+            </w:r>
+            <w:r>
+              <w:rPr>
+                <w:noProof/>
+                <w:webHidden/>
+              </w:rPr>
+              <w:fldChar w:fldCharType="separate"/>
+            </w:r>
+            <w:r>
+              <w:rPr>
+                <w:noProof/>
+                <w:webHidden/>
+              </w:rPr>
+              <w:t>3</w:t>
+            </w:r>
+            <w:r>
+              <w:rPr>
+                <w:noProof/>
+                <w:webHidden/>
+              </w:rPr>
+              <w:fldChar w:fldCharType="end"/>
+            </w:r>
+          </w:hyperlink>
+        </w:p>
+        <w:p>
+          <w:pPr>
+            <w:pStyle w:val="Verzeichnis2"/>
+            <w:tabs>
+              <w:tab w:val="left" w:pos="960"/>
+              <w:tab w:val="right" w:leader="dot" w:pos="9062"/>
+            </w:tabs>
+            <w:rPr>
+              <w:rFonts w:eastAsiaTheme="minorEastAsia"/>
+              <w:noProof/>
+              <w:sz w:val="24"/>
+              <w:szCs w:val="24"/>
+              <w:lang w:eastAsia="de-DE"/>
+            </w:rPr>
+          </w:pPr>
+          <w:hyperlink w:anchor="_Toc228457332" w:history="1">
+            <w:r>
+              <w:rPr>
+                <w:rStyle w:val="Hyperlink"/>
+                <w:rFonts w:ascii="Calibri" w:hAnsi="Calibri" w:cs="Calibri"/>
+                <w:noProof/>
+              </w:rPr>
+              <w:t>1.1</w:t>
+            </w:r>
+            <w:r>
+              <w:rPr>
+                <w:rFonts w:eastAsiaTheme="minorEastAsia"/>
+                <w:noProof/>
+                <w:sz w:val="24"/>
+                <w:szCs w:val="24"/>
+                <w:lang w:eastAsia="de-DE"/>
+              </w:rPr>
+              <w:tab/>
+            </w:r>
+            <w:r>
+              <w:rPr>
+                <w:rStyle w:val="Hyperlink"/>
+                <w:rFonts w:ascii="Calibri" w:hAnsi="Calibri" w:cs="Calibri"/>
+                <w:noProof/>
+              </w:rPr>
+              <w:t>Das Projektumfeld</w:t>
+            </w:r>
+            <w:r>
+              <w:rPr>
+                <w:noProof/>
+                <w:webHidden/>
+              </w:rPr>
+              <w:tab/>
+            </w:r>
+            <w:r>
+              <w:rPr>
+                <w:noProof/>
+                <w:webHidden/>
+              </w:rPr>
+              <w:fldChar w:fldCharType="begin"/>
+            </w:r>
+            <w:r>
+              <w:rPr>
+                <w:noProof/>
+                <w:webHidden/>
+              </w:rPr>
+              <w:instrText xml:space="preserve"> PAGEREF _Toc228457332 \h </w:instrText>
+            </w:r>
+            <w:r>
+              <w:rPr>
+                <w:noProof/>
+                <w:webHidden/>
+              </w:rPr>
+            </w:r>
+            <w:r>
+              <w:rPr>
+                <w:noProof/>
+                <w:webHidden/>
+              </w:rPr>
+              <w:fldChar w:fldCharType="separate"/>
+            </w:r>
+            <w:r>
+              <w:rPr>
+                <w:noProof/>
+                <w:webHidden/>
+              </w:rPr>
+              <w:t>3</w:t>
+            </w:r>
+            <w:r>
+              <w:rPr>
+                <w:noProof/>
+                <w:webHidden/>
+              </w:rPr>
+              <w:fldChar w:fldCharType="end"/>
+            </w:r>
+          </w:hyperlink>
+        </w:p>
+        <w:p>
+          <w:pPr>
+            <w:pStyle w:val="Verzeichnis2"/>
+            <w:tabs>
+              <w:tab w:val="left" w:pos="960"/>
+              <w:tab w:val="right" w:leader="dot" w:pos="9062"/>
+            </w:tabs>
+            <w:rPr>
+              <w:rFonts w:eastAsiaTheme="minorEastAsia"/>
+              <w:noProof/>
+              <w:sz w:val="24"/>
+              <w:szCs w:val="24"/>
+              <w:lang w:eastAsia="de-DE"/>
+            </w:rPr>
+          </w:pPr>
+          <w:hyperlink w:anchor="_Toc228457333" w:history="1">
+            <w:r>
+              <w:rPr>
+                <w:rStyle w:val="Hyperlink"/>
+                <w:rFonts w:ascii="Calibri" w:hAnsi="Calibri" w:cs="Calibri"/>
+                <w:noProof/>
+              </w:rPr>
+              <w:t>1.2</w:t>
+            </w:r>
+            <w:r>
+              <w:rPr>
+                <w:rFonts w:eastAsiaTheme="minorEastAsia"/>
+                <w:noProof/>
+                <w:sz w:val="24"/>
+                <w:szCs w:val="24"/>
+                <w:lang w:eastAsia="de-DE"/>
+              </w:rPr>
+              <w:tab/>
+            </w:r>
+            <w:r>
+              <w:rPr>
+                <w:rStyle w:val="Hyperlink"/>
+                <w:rFonts w:ascii="Calibri" w:hAnsi="Calibri" w:cs="Calibri"/>
+                <w:noProof/>
+              </w:rPr>
+              <w:t>Projektziel</w:t>
+            </w:r>
+            <w:r>
+              <w:rPr>
+                <w:noProof/>
+                <w:webHidden/>
+              </w:rPr>
+              <w:tab/>
+            </w:r>
+            <w:r>
+              <w:rPr>
+                <w:noProof/>
+                <w:webHidden/>
+              </w:rPr>
+              <w:fldChar w:fldCharType="begin"/>
+            </w:r>
+            <w:r>
+              <w:rPr>
+                <w:noProof/>
+                <w:webHidden/>
+              </w:rPr>
+              <w:instrText xml:space="preserve"> PAGEREF _Toc228457333 \h </w:instrText>
+            </w:r>
+            <w:r>
+              <w:rPr>
+                <w:noProof/>
+                <w:webHidden/>
+              </w:rPr>
+            </w:r>
+            <w:r>
+              <w:rPr>
+                <w:noProof/>
+                <w:webHidden/>
+              </w:rPr>
+              <w:fldChar w:fldCharType="separate"/>
+            </w:r>
+            <w:r>
+              <w:rPr>
+                <w:noProof/>
+                <w:webHidden/>
+              </w:rPr>
+              <w:t>3</w:t>
+            </w:r>
+            <w:r>
+              <w:rPr>
+                <w:noProof/>
+                <w:webHidden/>
+              </w:rPr>
+              <w:fldChar w:fldCharType="end"/>
+            </w:r>
+          </w:hyperlink>
+        </w:p>
+        <w:p>
+          <w:pPr>
+            <w:pStyle w:val="Verzeichnis2"/>
+            <w:tabs>
+              <w:tab w:val="left" w:pos="960"/>
+              <w:tab w:val="right" w:leader="dot" w:pos="9062"/>
+            </w:tabs>
+            <w:rPr>
+              <w:rFonts w:eastAsiaTheme="minorEastAsia"/>
+              <w:noProof/>
+              <w:sz w:val="24"/>
+              <w:szCs w:val="24"/>
+              <w:lang w:eastAsia="de-DE"/>
+            </w:rPr>
+          </w:pPr>
+          <w:hyperlink w:anchor="_Toc228457334" w:history="1">
+            <w:r>
+              <w:rPr>
+                <w:rStyle w:val="Hyperlink"/>
+                <w:rFonts w:ascii="Calibri" w:hAnsi="Calibri" w:cs="Calibri"/>
+                <w:noProof/>
+              </w:rPr>
+              <w:t>1.3</w:t>
+            </w:r>
+            <w:r>
+              <w:rPr>
+                <w:rFonts w:eastAsiaTheme="minorEastAsia"/>
+                <w:noProof/>
+                <w:sz w:val="24"/>
+                <w:szCs w:val="24"/>
+                <w:lang w:eastAsia="de-DE"/>
+              </w:rPr>
+              <w:tab/>
+            </w:r>
+            <w:r>
+              <w:rPr>
+                <w:rStyle w:val="Hyperlink"/>
+                <w:rFonts w:ascii="Calibri" w:hAnsi="Calibri" w:cs="Calibri"/>
+                <w:noProof/>
+              </w:rPr>
+              <w:t>Projektabgrenzung</w:t>
+            </w:r>
+            <w:r>
+              <w:rPr>
+                <w:noProof/>
+                <w:webHidden/>
+              </w:rPr>
+              <w:tab/>
+            </w:r>
+            <w:r>
+              <w:rPr>
+                <w:noProof/>
+                <w:webHidden/>
+              </w:rPr>
+              <w:fldChar w:fldCharType="begin"/>
+            </w:r>
+            <w:r>
+              <w:rPr>
+                <w:noProof/>
+                <w:webHidden/>
+              </w:rPr>
+              <w:instrText xml:space="preserve"> PAGEREF _Toc228457334 \h </w:instrText>
+            </w:r>
+            <w:r>
+              <w:rPr>
+                <w:noProof/>
+                <w:webHidden/>
+              </w:rPr>
+            </w:r>
+            <w:r>
+              <w:rPr>
+                <w:noProof/>
+                <w:webHidden/>
+              </w:rPr>
+              <w:fldChar w:fldCharType="separate"/>
+            </w:r>
+            <w:r>
+              <w:rPr>
+                <w:noProof/>
+                <w:webHidden/>
+              </w:rPr>
+              <w:t>3</w:t>
+            </w:r>
+            <w:r>
+              <w:rPr>
+                <w:noProof/>
+                <w:webHidden/>
+              </w:rPr>
+              <w:fldChar w:fldCharType="end"/>
+            </w:r>
+          </w:hyperlink>
+        </w:p>
+        <w:p>
+          <w:pPr>
+            <w:pStyle w:val="Verzeichnis2"/>
+            <w:tabs>
+              <w:tab w:val="left" w:pos="960"/>
+              <w:tab w:val="right" w:leader="dot" w:pos="9062"/>
+            </w:tabs>
+            <w:rPr>
+              <w:rFonts w:eastAsiaTheme="minorEastAsia"/>
+              <w:noProof/>
+              <w:sz w:val="24"/>
+              <w:szCs w:val="24"/>
+              <w:lang w:eastAsia="de-DE"/>
+            </w:rPr>
+          </w:pPr>
+          <w:hyperlink w:anchor="_Toc228457335" w:history="1">
+            <w:r>
+              <w:rPr>
+                <w:rStyle w:val="Hyperlink"/>
+                <w:rFonts w:ascii="Calibri" w:hAnsi="Calibri" w:cs="Calibri"/>
+                <w:noProof/>
+              </w:rPr>
+              <w:t>1.4</w:t>
+            </w:r>
+            <w:r>
+              <w:rPr>
+                <w:rFonts w:eastAsiaTheme="minorEastAsia"/>
+                <w:noProof/>
+                <w:sz w:val="24"/>
+                <w:szCs w:val="24"/>
+                <w:lang w:eastAsia="de-DE"/>
+              </w:rPr>
+              <w:tab/>
+            </w:r>
+            <w:r>
+              <w:rPr>
+                <w:rStyle w:val="Hyperlink"/>
+                <w:rFonts w:ascii="Calibri" w:hAnsi="Calibri" w:cs="Calibri"/>
+                <w:noProof/>
+              </w:rPr>
+              <w:t>Abweichung vom Projektantrag</w:t>
+            </w:r>
+            <w:r>
+              <w:rPr>
+                <w:noProof/>
+                <w:webHidden/>
+              </w:rPr>
+              <w:tab/>
+            </w:r>
+            <w:r>
+              <w:rPr>
+                <w:noProof/>
+                <w:webHidden/>
+              </w:rPr>
+              <w:fldChar w:fldCharType="begin"/>
+            </w:r>
+            <w:r>
+              <w:rPr>
+                <w:noProof/>
+                <w:webHidden/>
+              </w:rPr>
+              <w:instrText xml:space="preserve"> PAGEREF _Toc228457335 \h </w:instrText>
+            </w:r>
+            <w:r>
+              <w:rPr>
+                <w:noProof/>
+                <w:webHidden/>
+              </w:rPr>
+            </w:r>
+            <w:r>
+              <w:rPr>
+                <w:noProof/>
+                <w:webHidden/>
+              </w:rPr>
+              <w:fldChar w:fldCharType="separate"/>
+            </w:r>
+            <w:r>
+              <w:rPr>
+                <w:noProof/>
+                <w:webHidden/>
+              </w:rPr>
+              <w:t>3</w:t>
+            </w:r>
+            <w:r>
+              <w:rPr>
+                <w:noProof/>
+                <w:webHidden/>
+              </w:rPr>
+              <w:fldChar w:fldCharType="end"/>
+            </w:r>
+          </w:hyperlink>
+        </w:p>
+        <w:p>
+          <w:pPr>
+            <w:pStyle w:val="Verzeichnis1"/>
+            <w:tabs>
+              <w:tab w:val="left" w:pos="440"/>
+              <w:tab w:val="right" w:leader="dot" w:pos="9062"/>
+            </w:tabs>
+            <w:rPr>
+              <w:rFonts w:eastAsiaTheme="minorEastAsia"/>
+              <w:noProof/>
+              <w:sz w:val="24"/>
+              <w:szCs w:val="24"/>
+              <w:lang w:eastAsia="de-DE"/>
+            </w:rPr>
+          </w:pPr>
+          <w:hyperlink w:anchor="_Toc228457336" w:history="1">
+            <w:r>
+              <w:rPr>
+                <w:rStyle w:val="Hyperlink"/>
+                <w:rFonts w:ascii="Calibri" w:hAnsi="Calibri" w:cs="Calibri"/>
+                <w:noProof/>
+              </w:rPr>
+              <w:t>2</w:t>
+            </w:r>
+            <w:r>
+              <w:rPr>
+                <w:rFonts w:eastAsiaTheme="minorEastAsia"/>
+                <w:noProof/>
+                <w:sz w:val="24"/>
+                <w:szCs w:val="24"/>
+                <w:lang w:eastAsia="de-DE"/>
+              </w:rPr>
+              <w:tab/>
+            </w:r>
+            <w:r>
+              <w:rPr>
+                <w:rStyle w:val="Hyperlink"/>
+                <w:rFonts w:ascii="Calibri" w:hAnsi="Calibri" w:cs="Calibri"/>
+                <w:noProof/>
+              </w:rPr>
+              <w:t>Projektplanung</w:t>
+            </w:r>
+            <w:r>
+              <w:rPr>
+                <w:noProof/>
+                <w:webHidden/>
+              </w:rPr>
+              <w:tab/>
+            </w:r>
+            <w:r>
+              <w:rPr>
+                <w:noProof/>
+                <w:webHidden/>
+              </w:rPr>
+              <w:fldChar w:fldCharType="begin"/>
+            </w:r>
+            <w:r>
+              <w:rPr>
+                <w:noProof/>
+                <w:webHidden/>
+              </w:rPr>
+              <w:instrText xml:space="preserve"> PAGEREF _Toc228457336 \h </w:instrText>
+            </w:r>
+            <w:r>
+              <w:rPr>
+                <w:noProof/>
+                <w:webHidden/>
+              </w:rPr>
+            </w:r>
+            <w:r>
+              <w:rPr>
+                <w:noProof/>
+                <w:webHidden/>
+              </w:rPr>
+              <w:fldChar w:fldCharType="separate"/>
+            </w:r>
+            <w:r>
+              <w:rPr>
+                <w:noProof/>
+                <w:webHidden/>
+              </w:rPr>
+              <w:t>4</w:t>
+            </w:r>
+            <w:r>
+              <w:rPr>
+                <w:noProof/>
+                <w:webHidden/>
+              </w:rPr>
+              <w:fldChar w:fldCharType="end"/>
+            </w:r>
+          </w:hyperlink>
+        </w:p>
+        <w:p>
+          <w:pPr>
+            <w:pStyle w:val="Verzeichnis2"/>
+            <w:tabs>
+              <w:tab w:val="left" w:pos="960"/>
+              <w:tab w:val="right" w:leader="dot" w:pos="9062"/>
+            </w:tabs>
+            <w:rPr>
+              <w:rFonts w:eastAsiaTheme="minorEastAsia"/>
+              <w:noProof/>
+              <w:sz w:val="24"/>
+              <w:szCs w:val="24"/>
+              <w:lang w:eastAsia="de-DE"/>
+            </w:rPr>
+          </w:pPr>
+          <w:hyperlink w:anchor="_Toc228457337" w:history="1">
+            <w:r>
+              <w:rPr>
+                <w:rStyle w:val="Hyperlink"/>
+                <w:rFonts w:ascii="Calibri" w:hAnsi="Calibri" w:cs="Calibri"/>
+                <w:noProof/>
+              </w:rPr>
+              <w:t>2.1</w:t>
+            </w:r>
+            <w:r>
+              <w:rPr>
+                <w:rFonts w:eastAsiaTheme="minorEastAsia"/>
+                <w:noProof/>
+                <w:sz w:val="24"/>
+                <w:szCs w:val="24"/>
+                <w:lang w:eastAsia="de-DE"/>
+              </w:rPr>
+              <w:tab/>
+            </w:r>
+            <w:r>
+              <w:rPr>
+                <w:rStyle w:val="Hyperlink"/>
+                <w:rFonts w:ascii="Calibri" w:hAnsi="Calibri" w:cs="Calibri"/>
+                <w:noProof/>
+              </w:rPr>
+              <w:t>Projektphasen und Zeitplanung</w:t>
+            </w:r>
+            <w:r>
+              <w:rPr>
+                <w:noProof/>
+                <w:webHidden/>
+              </w:rPr>
+              <w:tab/>
+            </w:r>
+            <w:r>
+              <w:rPr>
+                <w:noProof/>
+                <w:webHidden/>
+              </w:rPr>
+              <w:fldChar w:fldCharType="begin"/>
+            </w:r>
+            <w:r>
+              <w:rPr>
+                <w:noProof/>
+                <w:webHidden/>
+              </w:rPr>
+              <w:instrText xml:space="preserve"> PAGEREF _Toc228457337 \h </w:instrText>
+            </w:r>
+            <w:r>
+              <w:rPr>
+                <w:noProof/>
+                <w:webHidden/>
+              </w:rPr>
+            </w:r>
+            <w:r>
+              <w:rPr>
+                <w:noProof/>
+                <w:webHidden/>
+              </w:rPr>
+              <w:fldChar w:fldCharType="separate"/>
+            </w:r>
+            <w:r>
+              <w:rPr>
+                <w:noProof/>
+                <w:webHidden/>
+              </w:rPr>
+              <w:t>4</w:t>
+            </w:r>
+            <w:r>
+              <w:rPr>
+                <w:noProof/>
+                <w:webHidden/>
+              </w:rPr>
+              <w:fldChar w:fldCharType="end"/>
+            </w:r>
+          </w:hyperlink>
+        </w:p>
+        <w:p>
+          <w:pPr>
+            <w:pStyle w:val="Verzeichnis2"/>
+            <w:tabs>
+              <w:tab w:val="left" w:pos="960"/>
+              <w:tab w:val="right" w:leader="dot" w:pos="9062"/>
+            </w:tabs>
+            <w:rPr>
+              <w:rFonts w:eastAsiaTheme="minorEastAsia"/>
+              <w:noProof/>
+              <w:sz w:val="24"/>
+              <w:szCs w:val="24"/>
+              <w:lang w:eastAsia="de-DE"/>
+            </w:rPr>
+          </w:pPr>
+          <w:hyperlink w:anchor="_Toc228457338" w:history="1">
+            <w:r>
+              <w:rPr>
+                <w:rStyle w:val="Hyperlink"/>
+                <w:rFonts w:ascii="Calibri" w:hAnsi="Calibri" w:cs="Calibri"/>
+                <w:noProof/>
+              </w:rPr>
+              <w:t>2.2</w:t>
+            </w:r>
+            <w:r>
+              <w:rPr>
+                <w:rFonts w:eastAsiaTheme="minorEastAsia"/>
+                <w:noProof/>
+                <w:sz w:val="24"/>
+                <w:szCs w:val="24"/>
+                <w:lang w:eastAsia="de-DE"/>
+              </w:rPr>
+              <w:tab/>
+            </w:r>
+            <w:r>
+              <w:rPr>
+                <w:rStyle w:val="Hyperlink"/>
+                <w:rFonts w:ascii="Calibri" w:hAnsi="Calibri" w:cs="Calibri"/>
+                <w:noProof/>
+              </w:rPr>
+              <w:t>Eingesetzte Systemumgebung</w:t>
+            </w:r>
+            <w:r>
+              <w:rPr>
+                <w:noProof/>
+                <w:webHidden/>
+              </w:rPr>
+              <w:tab/>
+            </w:r>
+            <w:r>
+              <w:rPr>
+                <w:noProof/>
+                <w:webHidden/>
+              </w:rPr>
+              <w:fldChar w:fldCharType="begin"/>
+            </w:r>
+            <w:r>
+              <w:rPr>
+                <w:noProof/>
+                <w:webHidden/>
+              </w:rPr>
+              <w:instrText xml:space="preserve"> PAGEREF _Toc228457338 \h </w:instrText>
+            </w:r>
+            <w:r>
+              <w:rPr>
+                <w:noProof/>
+                <w:webHidden/>
+              </w:rPr>
+            </w:r>
+            <w:r>
+              <w:rPr>
+                <w:noProof/>
+                <w:webHidden/>
+              </w:rPr>
+              <w:fldChar w:fldCharType="separate"/>
+            </w:r>
+            <w:r>
+              <w:rPr>
+                <w:noProof/>
+                <w:webHidden/>
+              </w:rPr>
+              <w:t>4</w:t>
+            </w:r>
+            <w:r>
+              <w:rPr>
+                <w:noProof/>
+                <w:webHidden/>
+              </w:rPr>
+              <w:fldChar w:fldCharType="end"/>
+            </w:r>
+          </w:hyperlink>
+        </w:p>
+        <w:p>
+          <w:pPr>
+            <w:pStyle w:val="Verzeichnis1"/>
+            <w:tabs>
+              <w:tab w:val="left" w:pos="440"/>
+              <w:tab w:val="right" w:leader="dot" w:pos="9062"/>
+            </w:tabs>
+            <w:rPr>
+              <w:rFonts w:eastAsiaTheme="minorEastAsia"/>
+              <w:noProof/>
+              <w:sz w:val="24"/>
+              <w:szCs w:val="24"/>
+              <w:lang w:eastAsia="de-DE"/>
+            </w:rPr>
+          </w:pPr>
+          <w:hyperlink w:anchor="_Toc228457339" w:history="1">
+            <w:r>
+              <w:rPr>
+                <w:rStyle w:val="Hyperlink"/>
+                <w:rFonts w:ascii="Calibri" w:eastAsia="Arial" w:hAnsi="Calibri" w:cs="Calibri"/>
+                <w:noProof/>
+              </w:rPr>
+              <w:t>3</w:t>
+            </w:r>
+            <w:r>
+              <w:rPr>
+                <w:rFonts w:eastAsiaTheme="minorEastAsia"/>
+                <w:noProof/>
+                <w:sz w:val="24"/>
+                <w:szCs w:val="24"/>
+                <w:lang w:eastAsia="de-DE"/>
+              </w:rPr>
+              <w:tab/>
+            </w:r>
+            <w:r>
+              <w:rPr>
+                <w:rStyle w:val="Hyperlink"/>
+                <w:rFonts w:ascii="Calibri" w:eastAsia="Arial" w:hAnsi="Calibri" w:cs="Calibri"/>
+                <w:noProof/>
+              </w:rPr>
+              <w:t>Analysephase</w:t>
+            </w:r>
+            <w:r>
+              <w:rPr>
+                <w:noProof/>
+                <w:webHidden/>
+              </w:rPr>
+              <w:tab/>
+            </w:r>
+            <w:r>
+              <w:rPr>
+                <w:noProof/>
+                <w:webHidden/>
+              </w:rPr>
+              <w:fldChar w:fldCharType="begin"/>
+            </w:r>
+            <w:r>
+              <w:rPr>
+                <w:noProof/>
+                <w:webHidden/>
+              </w:rPr>
+              <w:instrText xml:space="preserve"> PAGEREF _Toc228457339 \h </w:instrText>
+            </w:r>
+            <w:r>
+              <w:rPr>
+                <w:noProof/>
+                <w:webHidden/>
+              </w:rPr>
+            </w:r>
+            <w:r>
+              <w:rPr>
+                <w:noProof/>
+                <w:webHidden/>
+              </w:rPr>
+              <w:fldChar w:fldCharType="separate"/>
+            </w:r>
+            <w:r>
+              <w:rPr>
+                <w:noProof/>
+                <w:webHidden/>
+              </w:rPr>
+              <w:t>5</w:t>
+            </w:r>
+            <w:r>
+              <w:rPr>
+                <w:noProof/>
+                <w:webHidden/>
+              </w:rPr>
+              <w:fldChar w:fldCharType="end"/>
+            </w:r>
+          </w:hyperlink>
+        </w:p>
+        <w:p>
+          <w:pPr>
+            <w:pStyle w:val="Verzeichnis2"/>
+            <w:tabs>
+              <w:tab w:val="left" w:pos="960"/>
+              <w:tab w:val="right" w:leader="dot" w:pos="9062"/>
+            </w:tabs>
+            <w:rPr>
+              <w:rFonts w:eastAsiaTheme="minorEastAsia"/>
+              <w:noProof/>
+              <w:sz w:val="24"/>
+              <w:szCs w:val="24"/>
+              <w:lang w:eastAsia="de-DE"/>
+            </w:rPr>
+          </w:pPr>
+          <w:hyperlink w:anchor="_Toc228457340" w:history="1">
+            <w:r>
+              <w:rPr>
+                <w:rStyle w:val="Hyperlink"/>
+                <w:rFonts w:ascii="Calibri" w:eastAsia="Arial" w:hAnsi="Calibri" w:cs="Calibri"/>
+                <w:noProof/>
+              </w:rPr>
+              <w:t>3.1</w:t>
+            </w:r>
+            <w:r>
+              <w:rPr>
+                <w:rFonts w:eastAsiaTheme="minorEastAsia"/>
+                <w:noProof/>
+                <w:sz w:val="24"/>
+                <w:szCs w:val="24"/>
+                <w:lang w:eastAsia="de-DE"/>
+              </w:rPr>
+              <w:tab/>
+            </w:r>
+            <w:r>
+              <w:rPr>
+                <w:rStyle w:val="Hyperlink"/>
+                <w:rFonts w:ascii="Calibri" w:eastAsia="Arial" w:hAnsi="Calibri" w:cs="Calibri"/>
+                <w:noProof/>
+              </w:rPr>
+              <w:t>Durchführung der IST-Analyse</w:t>
+            </w:r>
+            <w:r>
+              <w:rPr>
+                <w:noProof/>
+                <w:webHidden/>
+              </w:rPr>
+              <w:tab/>
+            </w:r>
+            <w:r>
+              <w:rPr>
+                <w:noProof/>
+                <w:webHidden/>
+              </w:rPr>
+              <w:fldChar w:fldCharType="begin"/>
+            </w:r>
+            <w:r>
+              <w:rPr>
+                <w:noProof/>
+                <w:webHidden/>
+              </w:rPr>
+              <w:instrText xml:space="preserve"> PAGEREF _Toc228457340 \h </w:instrText>
+            </w:r>
+            <w:r>
+              <w:rPr>
+                <w:noProof/>
+                <w:webHidden/>
+              </w:rPr>
+            </w:r>
+            <w:r>
+              <w:rPr>
+                <w:noProof/>
+                <w:webHidden/>
+              </w:rPr>
+              <w:fldChar w:fldCharType="separate"/>
+            </w:r>
+            <w:r>
+              <w:rPr>
+                <w:noProof/>
+                <w:webHidden/>
+              </w:rPr>
+              <w:t>5</w:t>
+            </w:r>
+            <w:r>
+              <w:rPr>
+                <w:noProof/>
+                <w:webHidden/>
+              </w:rPr>
+              <w:fldChar w:fldCharType="end"/>
+            </w:r>
+          </w:hyperlink>
+        </w:p>
+        <w:p>
+          <w:pPr>
+            <w:pStyle w:val="Verzeichnis3"/>
+            <w:tabs>
+              <w:tab w:val="right" w:leader="dot" w:pos="9062"/>
+            </w:tabs>
+            <w:rPr>
+              <w:rFonts w:eastAsiaTheme="minorEastAsia"/>
+              <w:noProof/>
+              <w:sz w:val="24"/>
+              <w:szCs w:val="24"/>
+              <w:lang w:eastAsia="de-DE"/>
+            </w:rPr>
+          </w:pPr>
+          <w:hyperlink w:anchor="_Toc228457341" w:history="1">
+            <w:r>
+              <w:rPr>
+                <w:rStyle w:val="Hyperlink"/>
+                <w:rFonts w:ascii="Calibri" w:hAnsi="Calibri" w:cs="Calibri"/>
+                <w:noProof/>
+              </w:rPr>
+              <w:t>3.1.1 Aktueller Stand</w:t>
+            </w:r>
+            <w:r>
+              <w:rPr>
+                <w:noProof/>
+                <w:webHidden/>
+              </w:rPr>
+              <w:tab/>
+            </w:r>
+            <w:r>
+              <w:rPr>
+                <w:noProof/>
+                <w:webHidden/>
+              </w:rPr>
+              <w:fldChar w:fldCharType="begin"/>
+            </w:r>
+            <w:r>
+              <w:rPr>
+                <w:noProof/>
+                <w:webHidden/>
+              </w:rPr>
+              <w:instrText xml:space="preserve"> PAGEREF _Toc228457341 \h </w:instrText>
+            </w:r>
+            <w:r>
+              <w:rPr>
+                <w:noProof/>
+                <w:webHidden/>
+              </w:rPr>
+            </w:r>
+            <w:r>
+              <w:rPr>
+                <w:noProof/>
+                <w:webHidden/>
+              </w:rPr>
+              <w:fldChar w:fldCharType="separate"/>
+            </w:r>
+            <w:r>
+              <w:rPr>
+                <w:noProof/>
+                <w:webHidden/>
+              </w:rPr>
+              <w:t>5</w:t>
+            </w:r>
+            <w:r>
+              <w:rPr>
+                <w:noProof/>
+                <w:webHidden/>
+              </w:rPr>
+              <w:fldChar w:fldCharType="end"/>
+            </w:r>
+          </w:hyperlink>
+        </w:p>
+        <w:p>
+          <w:pPr>
+            <w:pStyle w:val="Verzeichnis3"/>
+            <w:tabs>
+              <w:tab w:val="right" w:leader="dot" w:pos="9062"/>
+            </w:tabs>
+            <w:rPr>
+              <w:rFonts w:eastAsiaTheme="minorEastAsia"/>
+              <w:noProof/>
+              <w:sz w:val="24"/>
+              <w:szCs w:val="24"/>
+              <w:lang w:eastAsia="de-DE"/>
+            </w:rPr>
+          </w:pPr>
+          <w:hyperlink w:anchor="_Toc228457342" w:history="1">
+            <w:r>
+              <w:rPr>
+                <w:rStyle w:val="Hyperlink"/>
+                <w:rFonts w:ascii="Calibri" w:hAnsi="Calibri" w:cs="Calibri"/>
+                <w:noProof/>
+              </w:rPr>
+              <w:t>3.1.2 Identifizierte Schwachstellen</w:t>
+            </w:r>
+            <w:r>
+              <w:rPr>
+                <w:noProof/>
+                <w:webHidden/>
+              </w:rPr>
+              <w:tab/>
+            </w:r>
+            <w:r>
+              <w:rPr>
+                <w:noProof/>
+                <w:webHidden/>
+              </w:rPr>
+              <w:fldChar w:fldCharType="begin"/>
+            </w:r>
+            <w:r>
+              <w:rPr>
+                <w:noProof/>
+                <w:webHidden/>
+              </w:rPr>
+              <w:instrText xml:space="preserve"> PAGEREF _Toc228457342 \h </w:instrText>
+            </w:r>
+            <w:r>
+              <w:rPr>
+                <w:noProof/>
+                <w:webHidden/>
+              </w:rPr>
+            </w:r>
+            <w:r>
+              <w:rPr>
+                <w:noProof/>
+                <w:webHidden/>
+              </w:rPr>
+              <w:fldChar w:fldCharType="separate"/>
+            </w:r>
+            <w:r>
+              <w:rPr>
+                <w:noProof/>
+                <w:webHidden/>
+              </w:rPr>
+              <w:t>5</w:t>
+            </w:r>
+            <w:r>
+              <w:rPr>
+                <w:noProof/>
+                <w:webHidden/>
+              </w:rPr>
+              <w:fldChar w:fldCharType="end"/>
+            </w:r>
+          </w:hyperlink>
+        </w:p>
+        <w:p>
+          <w:pPr>
+            <w:pStyle w:val="Verzeichnis2"/>
+            <w:tabs>
+              <w:tab w:val="left" w:pos="960"/>
+              <w:tab w:val="right" w:leader="dot" w:pos="9062"/>
+            </w:tabs>
+            <w:rPr>
+              <w:rFonts w:eastAsiaTheme="minorEastAsia"/>
+              <w:noProof/>
+              <w:sz w:val="24"/>
+              <w:szCs w:val="24"/>
+              <w:lang w:eastAsia="de-DE"/>
+            </w:rPr>
+          </w:pPr>
+          <w:hyperlink w:anchor="_Toc228457343" w:history="1">
+            <w:r>
+              <w:rPr>
+                <w:rStyle w:val="Hyperlink"/>
+                <w:rFonts w:ascii="Calibri" w:eastAsia="Arial" w:hAnsi="Calibri" w:cs="Calibri"/>
+                <w:noProof/>
+              </w:rPr>
+              <w:t>3.2</w:t>
+            </w:r>
+            <w:r>
+              <w:rPr>
+                <w:rFonts w:eastAsiaTheme="minorEastAsia"/>
+                <w:noProof/>
+                <w:sz w:val="24"/>
+                <w:szCs w:val="24"/>
+                <w:lang w:eastAsia="de-DE"/>
+              </w:rPr>
+              <w:tab/>
+            </w:r>
+            <w:r>
+              <w:rPr>
+                <w:rStyle w:val="Hyperlink"/>
+                <w:rFonts w:ascii="Calibri" w:eastAsia="Arial" w:hAnsi="Calibri" w:cs="Calibri"/>
+                <w:noProof/>
+              </w:rPr>
+              <w:t>Anforderungsdefinition (SOLL-Zustand)</w:t>
+            </w:r>
+            <w:r>
+              <w:rPr>
+                <w:noProof/>
+                <w:webHidden/>
+              </w:rPr>
+              <w:tab/>
+            </w:r>
+            <w:r>
+              <w:rPr>
+                <w:noProof/>
+                <w:webHidden/>
+              </w:rPr>
+              <w:fldChar w:fldCharType="begin"/>
+            </w:r>
+            <w:r>
+              <w:rPr>
+                <w:noProof/>
+                <w:webHidden/>
+              </w:rPr>
+              <w:instrText xml:space="preserve"> PAGEREF _Toc228457343 \h </w:instrText>
+            </w:r>
+            <w:r>
+              <w:rPr>
+                <w:noProof/>
+                <w:webHidden/>
+              </w:rPr>
+            </w:r>
+            <w:r>
+              <w:rPr>
+                <w:noProof/>
+                <w:webHidden/>
+              </w:rPr>
+              <w:fldChar w:fldCharType="separate"/>
+            </w:r>
+            <w:r>
+              <w:rPr>
+                <w:noProof/>
+                <w:webHidden/>
+              </w:rPr>
+              <w:t>5</w:t>
+            </w:r>
+            <w:r>
+              <w:rPr>
+                <w:noProof/>
+                <w:webHidden/>
+              </w:rPr>
+              <w:fldChar w:fldCharType="end"/>
+            </w:r>
+          </w:hyperlink>
+        </w:p>
+        <w:p>
+          <w:pPr>
+            <w:pStyle w:val="Verzeichnis3"/>
+            <w:tabs>
+              <w:tab w:val="left" w:pos="1200"/>
+              <w:tab w:val="right" w:leader="dot" w:pos="9062"/>
+            </w:tabs>
+            <w:rPr>
+              <w:rFonts w:eastAsiaTheme="minorEastAsia"/>
+              <w:noProof/>
+              <w:sz w:val="24"/>
+              <w:szCs w:val="24"/>
+              <w:lang w:eastAsia="de-DE"/>
+            </w:rPr>
+          </w:pPr>
+          <w:hyperlink w:anchor="_Toc228457344" w:history="1">
+            <w:r>
+              <w:rPr>
+                <w:rStyle w:val="Hyperlink"/>
+                <w:rFonts w:ascii="Calibri" w:hAnsi="Calibri" w:cs="Calibri"/>
+                <w:noProof/>
+              </w:rPr>
+              <w:t>3.2.1</w:t>
+            </w:r>
+            <w:r>
+              <w:rPr>
+                <w:rFonts w:eastAsiaTheme="minorEastAsia"/>
+                <w:noProof/>
+                <w:sz w:val="24"/>
+                <w:szCs w:val="24"/>
+                <w:lang w:eastAsia="de-DE"/>
+              </w:rPr>
+              <w:tab/>
+            </w:r>
+            <w:r>
+              <w:rPr>
+                <w:rStyle w:val="Hyperlink"/>
+                <w:rFonts w:ascii="Calibri" w:hAnsi="Calibri" w:cs="Calibri"/>
+                <w:noProof/>
+              </w:rPr>
+              <w:t>Funktionale Anforderung an das System</w:t>
+            </w:r>
+            <w:r>
+              <w:rPr>
+                <w:noProof/>
+                <w:webHidden/>
+              </w:rPr>
+              <w:tab/>
+            </w:r>
+            <w:r>
+              <w:rPr>
+                <w:noProof/>
+                <w:webHidden/>
+              </w:rPr>
+              <w:fldChar w:fldCharType="begin"/>
+            </w:r>
+            <w:r>
+              <w:rPr>
+                <w:noProof/>
+                <w:webHidden/>
+              </w:rPr>
+              <w:instrText xml:space="preserve"> PAGEREF _Toc228457344 \h </w:instrText>
+            </w:r>
+            <w:r>
+              <w:rPr>
+                <w:noProof/>
+                <w:webHidden/>
+              </w:rPr>
+            </w:r>
+            <w:r>
+              <w:rPr>
+                <w:noProof/>
+                <w:webHidden/>
+              </w:rPr>
+              <w:fldChar w:fldCharType="separate"/>
+            </w:r>
+            <w:r>
+              <w:rPr>
+                <w:noProof/>
+                <w:webHidden/>
+              </w:rPr>
+              <w:t>5</w:t>
+            </w:r>
+            <w:r>
+              <w:rPr>
+                <w:noProof/>
+                <w:webHidden/>
+              </w:rPr>
+              <w:fldChar w:fldCharType="end"/>
+            </w:r>
+          </w:hyperlink>
+        </w:p>
+        <w:p>
+          <w:pPr>
+            <w:pStyle w:val="Verzeichnis3"/>
+            <w:tabs>
+              <w:tab w:val="left" w:pos="1200"/>
+              <w:tab w:val="right" w:leader="dot" w:pos="9062"/>
+            </w:tabs>
+            <w:rPr>
+              <w:rFonts w:eastAsiaTheme="minorEastAsia"/>
+              <w:noProof/>
+              <w:sz w:val="24"/>
+              <w:szCs w:val="24"/>
+              <w:lang w:eastAsia="de-DE"/>
+            </w:rPr>
+          </w:pPr>
+          <w:hyperlink w:anchor="_Toc228457345" w:history="1">
+            <w:r>
+              <w:rPr>
+                <w:rStyle w:val="Hyperlink"/>
+                <w:rFonts w:ascii="Calibri" w:hAnsi="Calibri" w:cs="Calibri"/>
+                <w:noProof/>
+              </w:rPr>
+              <w:t>3.2.2</w:t>
+            </w:r>
+            <w:r>
+              <w:rPr>
+                <w:rFonts w:eastAsiaTheme="minorEastAsia"/>
+                <w:noProof/>
+                <w:sz w:val="24"/>
+                <w:szCs w:val="24"/>
+                <w:lang w:eastAsia="de-DE"/>
+              </w:rPr>
+              <w:tab/>
+            </w:r>
+            <w:r>
+              <w:rPr>
+                <w:rStyle w:val="Hyperlink"/>
+                <w:rFonts w:ascii="Calibri" w:hAnsi="Calibri" w:cs="Calibri"/>
+                <w:noProof/>
+              </w:rPr>
+              <w:t>Die zu erfassenden Inventardetails</w:t>
+            </w:r>
+            <w:r>
+              <w:rPr>
+                <w:noProof/>
+                <w:webHidden/>
+              </w:rPr>
+              <w:tab/>
+            </w:r>
+            <w:r>
+              <w:rPr>
+                <w:noProof/>
+                <w:webHidden/>
+              </w:rPr>
+              <w:fldChar w:fldCharType="begin"/>
+            </w:r>
+            <w:r>
+              <w:rPr>
+                <w:noProof/>
+                <w:webHidden/>
+              </w:rPr>
+              <w:instrText xml:space="preserve"> PAGEREF _Toc228457345 \h </w:instrText>
+            </w:r>
+            <w:r>
+              <w:rPr>
+                <w:noProof/>
+                <w:webHidden/>
+              </w:rPr>
+            </w:r>
+            <w:r>
+              <w:rPr>
+                <w:noProof/>
+                <w:webHidden/>
+              </w:rPr>
+              <w:fldChar w:fldCharType="separate"/>
+            </w:r>
+            <w:r>
+              <w:rPr>
+                <w:noProof/>
+                <w:webHidden/>
+              </w:rPr>
+              <w:t>6</w:t>
+            </w:r>
+            <w:r>
+              <w:rPr>
+                <w:noProof/>
+                <w:webHidden/>
+              </w:rPr>
+              <w:fldChar w:fldCharType="end"/>
+            </w:r>
+          </w:hyperlink>
+        </w:p>
+        <w:p>
+          <w:pPr>
+            <w:pStyle w:val="Verzeichnis1"/>
+            <w:tabs>
+              <w:tab w:val="right" w:leader="dot" w:pos="9062"/>
+            </w:tabs>
+            <w:rPr>
+              <w:rFonts w:eastAsiaTheme="minorEastAsia"/>
+              <w:noProof/>
+              <w:sz w:val="24"/>
+              <w:szCs w:val="24"/>
+              <w:lang w:eastAsia="de-DE"/>
+            </w:rPr>
+          </w:pPr>
+          <w:hyperlink w:anchor="_Toc228457346" w:history="1">
+            <w:r>
+              <w:rPr>
+                <w:rStyle w:val="Hyperlink"/>
+                <w:rFonts w:ascii="Calibri" w:eastAsia="Arial" w:hAnsi="Calibri" w:cs="Calibri"/>
+                <w:noProof/>
+              </w:rPr>
+              <w:t>A Anhang</w:t>
+            </w:r>
+            <w:r>
+              <w:rPr>
+                <w:noProof/>
+                <w:webHidden/>
+              </w:rPr>
+              <w:tab/>
+            </w:r>
+            <w:r>
+              <w:rPr>
+                <w:noProof/>
+                <w:webHidden/>
+              </w:rPr>
+              <w:fldChar w:fldCharType="begin"/>
+            </w:r>
+            <w:r>
+              <w:rPr>
+                <w:noProof/>
+                <w:webHidden/>
+              </w:rPr>
+              <w:instrText xml:space="preserve"> PAGEREF _Toc228457346 \h </w:instrText>
+            </w:r>
+            <w:r>
+              <w:rPr>
+                <w:noProof/>
+                <w:webHidden/>
+              </w:rPr>
+            </w:r>
+            <w:r>
+              <w:rPr>
+                <w:noProof/>
+                <w:webHidden/>
+              </w:rPr>
+              <w:fldChar w:fldCharType="separate"/>
+            </w:r>
+            <w:r>
+              <w:rPr>
+                <w:noProof/>
+                <w:webHidden/>
+              </w:rPr>
+              <w:t>7</w:t>
+            </w:r>
+            <w:r>
+              <w:rPr>
+                <w:noProof/>
+                <w:webHidden/>
+              </w:rPr>
+              <w:fldChar w:fldCharType="end"/>
+            </w:r>
+          </w:hyperlink>
+        </w:p>
+        <w:p>
+          <w:pPr>
+            <w:pStyle w:val="Verzeichnis2"/>
+            <w:tabs>
+              <w:tab w:val="right" w:leader="dot" w:pos="9062"/>
+            </w:tabs>
+            <w:rPr>
+              <w:rFonts w:eastAsiaTheme="minorEastAsia"/>
+              <w:noProof/>
+              <w:sz w:val="24"/>
+              <w:szCs w:val="24"/>
+              <w:lang w:eastAsia="de-DE"/>
+            </w:rPr>
+          </w:pPr>
+          <w:hyperlink w:anchor="_Toc228457347" w:history="1">
+            <w:r>
+              <w:rPr>
+                <w:rStyle w:val="Hyperlink"/>
+                <w:rFonts w:ascii="Calibri" w:hAnsi="Calibri" w:cs="Calibri"/>
+                <w:noProof/>
+              </w:rPr>
+              <w:t>A.1 Detaillierte Zeitplanung</w:t>
+            </w:r>
+            <w:r>
+              <w:rPr>
+                <w:noProof/>
+                <w:webHidden/>
+              </w:rPr>
+              <w:tab/>
+            </w:r>
+            <w:r>
+              <w:rPr>
+                <w:noProof/>
+                <w:webHidden/>
+              </w:rPr>
+              <w:fldChar w:fldCharType="begin"/>
+            </w:r>
+            <w:r>
+              <w:rPr>
+                <w:noProof/>
+                <w:webHidden/>
+              </w:rPr>
+              <w:instrText xml:space="preserve"> PAGEREF _Toc228457347 \h </w:instrText>
+            </w:r>
+            <w:r>
+              <w:rPr>
+                <w:noProof/>
+                <w:webHidden/>
+              </w:rPr>
+            </w:r>
+            <w:r>
+              <w:rPr>
+                <w:noProof/>
+                <w:webHidden/>
+              </w:rPr>
+              <w:fldChar w:fldCharType="separate"/>
+            </w:r>
+            <w:r>
+              <w:rPr>
+                <w:noProof/>
+                <w:webHidden/>
+              </w:rPr>
+              <w:t>7</w:t>
+            </w:r>
+            <w:r>
+              <w:rPr>
+                <w:noProof/>
+                <w:webHidden/>
+              </w:rPr>
+              <w:fldChar w:fldCharType="end"/>
+            </w:r>
+          </w:hyperlink>
+        </w:p>
+        <w:p>
+          <w:r>
+            <w:rPr>
+              <w:b/>
+              <w:bCs/>
+            </w:rPr>
+            <w:fldChar w:fldCharType="end"/>
+          </w:r>
+        </w:p>
+      </w:sdtContent>
+    </w:sdt>
+    <w:p>
+      <w:r>
+        <w:br w:type="page"/>
+      </w:r>
+    </w:p>
+    <w:p>
+      <w:pPr>
+        <w:pStyle w:val="berschrift2"/>
+      </w:pPr>
+      <w:bookmarkStart w:id="0" w:name="_Toc228457331"/>
+      <w:r>
+        <w:rPr>
+          <w:noProof/>
+        </w:rPr>
+        <w:lastRenderedPageBreak/>
+        <mc:AlternateContent>
+          <mc:Choice Requires="wps">
+            <w:drawing>
+              <wp:anchor distT="0" distB="0" distL="114300" distR="114300" simplePos="0" relativeHeight="251662336" behindDoc="0" locked="0" layoutInCell="1" allowOverlap="1" wp14:anchorId="24A36AC5" wp14:editId="7A6CA02A">
+                <wp:simplePos x="0" y="0"/>
+                <wp:positionH relativeFrom="column">
+                  <wp:posOffset>-13444</wp:posOffset>
+                </wp:positionH>
+                <wp:positionV relativeFrom="paragraph">
+                  <wp:posOffset>283876</wp:posOffset>
+                </wp:positionV>
+                <wp:extent cx="6047382" cy="5610"/>
+                <wp:effectExtent l="0" t="0" r="29845" b="33020"/>
+                <wp:wrapNone/>
+                <wp:docPr id="4" name="Gerader Verbinder 4"/>
+                <wp:cNvGraphicFramePr/>
+                <a:graphic xmlns:a="http://schemas.openxmlformats.org/drawingml/2006/main">
+                  <a:graphicData uri="http://schemas.microsoft.com/office/word/2010/wordprocessingShape">
+                    <wps:wsp>
+                      <wps:cNvCnPr/>
+                      <wps:spPr>
+                        <a:xfrm>
+                          <a:off x="0" y="0"/>
+                          <a:ext cx="6047382" cy="5610"/>
+                        </a:xfrm>
+                        <a:prstGeom prst="line">
+                          <a:avLst/>
+                        </a:prstGeom>
+                        <a:ln w="19050"/>
+                      </wps:spPr>
+                      <wps:style>
+                        <a:lnRef idx="1">
+                          <a:schemeClr val="accent1"/>
+                        </a:lnRef>
+                        <a:fillRef idx="0">
+                          <a:schemeClr val="accent1"/>
+                        </a:fillRef>
+                        <a:effectRef idx="0">
+                          <a:schemeClr val="accent1"/>
+                        </a:effectRef>
+                        <a:fontRef idx="minor">
+                          <a:schemeClr val="tx1"/>
+                        </a:fontRef>
+                      </wps:style>
+                      <wps:bodyPr/>
+                    </wps:wsp>
+                  </a:graphicData>
+                </a:graphic>
+              </wp:anchor>
+            </w:drawing>
+          </mc:Choice>
+          <mc:Fallback>
+            <w:pict>
+              <v:line w14:anchorId="0A881CBF" id="Gerader Verbinder 4" o:spid="_x0000_s1026" style="position:absolute;z-index:251662336;visibility:visible;mso-wrap-style:square;mso-wrap-distance-left:9pt;mso-wrap-distance-top:0;mso-wrap-distance-right:9pt;mso-wrap-distance-bottom:0;mso-position-horizontal:absolute;mso-position-horizontal-relative:text;mso-position-vertical:absolute;mso-position-vertical-relative:text" from="-1.05pt,22.35pt" to="475.1pt,22.8pt" o:gfxdata="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" strokecolor="#156082 [3204]" strokeweight="1.5pt">
+                <v:stroke joinstyle="miter"/>
+              </v:line>
+            </w:pict>
+          </mc:Fallback>
+        </mc:AlternateContent>
+      </w:r>
+      <w:r>
+        <w:t xml:space="preserve">1 </w:t>
+      </w:r>
+      <w:r>
+        <w:rPr>
+          <w:rFonts w:ascii="Calibri" w:hAnsi="Calibri" w:cs="Calibri"/>
+          <w:sz w:val="36"/>
+          <w:szCs w:val="36"/>
+        </w:rPr>
+        <w:t>Einleitung</w:t>
+      </w:r>
+      <w:bookmarkEnd w:id="0"/>
+    </w:p>
+    <w:p>
+      <w:pPr>
+        <w:pStyle w:val="berschrift2"/>
+        <w:numPr>
+          <w:ilvl w:val="1"/>
+          <w:numId w:val="2"/>
+        </w:numPr>
+        <w:rPr>
+          <w:rFonts w:ascii="Calibri" w:hAnsi="Calibri" w:cs="Calibri"/>
+          <w:sz w:val="24"/>
+          <w:szCs w:val="24"/>
+        </w:rPr>
+      </w:pPr>
+      <w:bookmarkStart w:id="1" w:name="_Toc228457332"/>
+      <w:r>
+        <w:rPr>
+          <w:rFonts w:ascii="Calibri" w:hAnsi="Calibri" w:cs="Calibri"/>
+          <w:sz w:val="24"/>
+          <w:szCs w:val="24"/>
+        </w:rPr>
+        <w:t>Das Pr</w:t>
+      </w:r>
+      <w:r>
+        <w:rPr>
+          <w:rFonts w:ascii="Calibri" w:hAnsi="Calibri" w:cs="Calibri"/>
+          <w:sz w:val="24"/>
+          <w:szCs w:val="24"/>
+        </w:rPr>
+        <w:t>ojektumfeld</w:t>
+      </w:r>
+      <w:bookmarkEnd w:id="1"/>
+    </w:p>
+    <w:p>
+      <w:pPr>
+        <w:rPr>
+          <w:rFonts w:ascii="Calibri" w:hAnsi="Calibri" w:cs="Calibri"/>
+        </w:rPr>
+      </w:pPr>
+      <w:r>
+        <w:rPr>
+          <w:rFonts w:ascii="Calibri" w:hAnsi="Calibri" w:cs="Calibri"/>
+        </w:rPr>
+        <w:t>Das Projekt für die Implementierung einer relationalen Datenbankstruktur zur Inventarisierung und Verwaltung von den physischen Geräten im Unternehmen, wird in der Firma RST</w:t>
+      </w:r>
+      <w:r>
+        <w:rPr>
+          <w:rFonts w:ascii="Calibri" w:hAnsi="Calibri" w:cs="Calibri"/>
+        </w:rPr>
+        <w:t xml:space="preserve"> </w:t>
+      </w:r>
+      <w:r>
+        <w:rPr>
+          <w:rFonts w:ascii="Calibri" w:hAnsi="Calibri" w:cs="Calibri"/>
+        </w:rPr>
+        <w:t>Veolia</w:t>
+      </w:r>
+      <w:r>
+        <w:rPr>
+          <w:rFonts w:ascii="Calibri" w:hAnsi="Calibri" w:cs="Calibri"/>
+        </w:rPr>
+        <w:t xml:space="preserve"> GmbH &amp; Co. KG(RST)</w:t>
+      </w:r>
+      <w:r>
+        <w:rPr>
+          <w:rFonts w:ascii="Calibri" w:hAnsi="Calibri" w:cs="Calibri"/>
+        </w:rPr>
+        <w:t xml:space="preserve"> in Herrenberg durchgeführt. </w:t>
+      </w:r>
+      <w:r>
+        <w:rPr>
+          <w:rFonts w:ascii="Calibri" w:hAnsi="Calibri" w:cs="Calibri"/>
+        </w:rPr>
+        <w:t>Die RST ist ein Entsorgungsfachbetrieb für alle anfallenden Werkstattabfälle.</w:t>
+      </w:r>
+    </w:p>
+    <w:p>
+      <w:pPr>
+        <w:rPr>
+          <w:rFonts w:ascii="Calibri" w:hAnsi="Calibri" w:cs="Calibri"/>
+        </w:rPr>
+      </w:pPr>
+      <w:r>
+        <w:rPr>
+          <w:rFonts w:ascii="Calibri" w:hAnsi="Calibri" w:cs="Calibri"/>
+        </w:rPr>
+        <w:t>Die RST-Veolia GmbH &amp; Co.KG beschäftigt am Standort Herrenberg ungefähr 30 Mitarbeiter. Die IT</w:t>
+      </w:r>
+      <w:r>
+        <w:rPr>
+          <w:rFonts w:ascii="Calibri" w:hAnsi="Calibri" w:cs="Calibri"/>
+        </w:rPr>
+        <w:t>-Abteilung</w:t>
+      </w:r>
+      <w:r>
+        <w:rPr>
+          <w:rFonts w:ascii="Calibri" w:hAnsi="Calibri" w:cs="Calibri"/>
+        </w:rPr>
+        <w:t xml:space="preserve"> des Unternehmens besteht aus zwei Personen, weshalb man auf einen effizienten Arbeitsalltag angewiesen ist.</w:t>
+      </w:r>
+    </w:p>
+    <w:p>
+      <w:pPr>
+        <w:pStyle w:val="berschrift2"/>
+        <w:numPr>
+          <w:ilvl w:val="1"/>
+          <w:numId w:val="2"/>
+        </w:numPr>
+        <w:rPr>
+          <w:rFonts w:ascii="Calibri" w:hAnsi="Calibri" w:cs="Calibri"/>
+          <w:sz w:val="24"/>
+          <w:szCs w:val="24"/>
+        </w:rPr>
+      </w:pPr>
+      <w:bookmarkStart w:id="2" w:name="_Toc228457333"/>
+      <w:r>
+        <w:rPr>
+          <w:rFonts w:ascii="Calibri" w:hAnsi="Calibri" w:cs="Calibri"/>
+          <w:sz w:val="24"/>
+          <w:szCs w:val="24"/>
+        </w:rPr>
+        <w:t>Projektziel</w:t>
+      </w:r>
+      <w:bookmarkEnd w:id="2"/>
+    </w:p>
+    <w:p>
+      <w:pPr>
+        <w:rPr>
+          <w:rFonts w:ascii="Calibri" w:hAnsi="Calibri" w:cs="Calibri"/>
+        </w:rPr>
+      </w:pPr>
+      <w:r>
+        <w:rPr>
+          <w:rFonts w:ascii="Calibri" w:hAnsi="Calibri" w:cs="Calibri"/>
+        </w:rPr>
+        <w:t xml:space="preserve">Das Ziel des Projektes ist die Erstellung, Einrichtung und die Konfiguration sowie Integration eines webbasierten Inventarverwaltungssystem, dieses Inventarverwaltungssystem wird in die schon bestehende IT-Infrastruktur des Unternehmens eingebaut. Die bisherige Inventarverwaltung über Excel Tabellen soll durch eine Zentral erreichbare Webanwendung abgelöst werden, diese Anwendung läuft über einen internen Apache Webserver und die Daten werden in einer </w:t>
+      </w:r>
+      <w:r>
+        <w:rPr>
+          <w:rFonts w:ascii="Calibri" w:hAnsi="Calibri" w:cs="Calibri"/>
+        </w:rPr>
+        <w:t>Maria DB</w:t>
+      </w:r>
+      <w:r>
+        <w:rPr>
+          <w:rFonts w:ascii="Calibri" w:hAnsi="Calibri" w:cs="Calibri"/>
+        </w:rPr>
+        <w:t xml:space="preserve"> gespeichert.</w:t>
+      </w:r>
+    </w:p>
+    <w:p>
+      <w:pPr>
+        <w:rPr>
+          <w:rFonts w:ascii="Calibri" w:hAnsi="Calibri" w:cs="Calibri"/>
+        </w:rPr>
+      </w:pPr>
+      <w:r>
+        <w:rPr>
+          <w:rFonts w:ascii="Calibri" w:hAnsi="Calibri" w:cs="Calibri"/>
+        </w:rPr>
+        <w:t xml:space="preserve">Neben der Integration umfasst das gesamte Projekt auch die </w:t>
+      </w:r>
+      <w:r>
+        <w:rPr>
+          <w:rFonts w:ascii="Calibri" w:hAnsi="Calibri" w:cs="Calibri"/>
+        </w:rPr>
+        <w:t xml:space="preserve">Einrichtung </w:t>
+      </w:r>
+      <w:r>
+        <w:rPr>
+          <w:rFonts w:ascii="Calibri" w:hAnsi="Calibri" w:cs="Calibri"/>
+        </w:rPr>
+        <w:t>einer kleinen PHP-Webanwendung</w:t>
+      </w:r>
+      <w:r>
+        <w:rPr>
+          <w:rFonts w:ascii="Calibri" w:hAnsi="Calibri" w:cs="Calibri"/>
+        </w:rPr>
+        <w:t xml:space="preserve">. </w:t>
+      </w:r>
+      <w:r>
+        <w:rPr>
+          <w:rFonts w:ascii="Calibri" w:hAnsi="Calibri" w:cs="Calibri"/>
+        </w:rPr>
+        <w:t>Die</w:t>
+      </w:r>
+      <w:r>
+        <w:rPr>
+          <w:rFonts w:ascii="Calibri" w:hAnsi="Calibri" w:cs="Calibri"/>
+        </w:rPr>
+        <w:t>se</w:t>
+      </w:r>
+      <w:r>
+        <w:rPr>
+          <w:rFonts w:ascii="Calibri" w:hAnsi="Calibri" w:cs="Calibri"/>
+        </w:rPr>
+        <w:t xml:space="preserve"> PHP-Webanwendung soll das Anlegen von</w:t>
+      </w:r>
+      <w:r>
+        <w:rPr>
+          <w:rFonts w:ascii="Calibri" w:hAnsi="Calibri" w:cs="Calibri"/>
+        </w:rPr>
+        <w:t xml:space="preserve"> </w:t>
+      </w:r>
+      <w:r>
+        <w:rPr>
+          <w:rFonts w:ascii="Calibri" w:hAnsi="Calibri" w:cs="Calibri"/>
+        </w:rPr>
+        <w:t>Inv</w:t>
+      </w:r>
+      <w:r>
+        <w:rPr>
+          <w:rFonts w:ascii="Calibri" w:hAnsi="Calibri" w:cs="Calibri"/>
+        </w:rPr>
+        <w:t>entarartikeln</w:t>
+      </w:r>
+      <w:r>
+        <w:rPr>
+          <w:rFonts w:ascii="Calibri" w:hAnsi="Calibri" w:cs="Calibri"/>
+        </w:rPr>
+        <w:t xml:space="preserve"> des Unternehmens vereinfachen und eine Effizienz Steigerung bieten. Außerdem soll durch die Anwendung die Fehleranfälligkeit der gesamten Verwaltung minimiert werden. Darüber hinaus soll das System eine eindeutige Zuordnung der Inventarartikel über Barcodes ermöglichen, sodass die benötigten Daten über den Artikel schnell und einfach abgerufen werden können, dies soll verhindern das die Excel Tabelle oder das System erst geöffnet werden muss um dann den Artikel zu suchen, sondern man muss nur den Barcode scannen und dann kann man sehen was der Artikel für Spezifikationen besitzt. </w:t>
+      </w:r>
+    </w:p>
+    <w:p>
+      <w:pPr>
+        <w:pStyle w:val="berschrift2"/>
+        <w:numPr>
+          <w:ilvl w:val="1"/>
+          <w:numId w:val="2"/>
+        </w:numPr>
+        <w:rPr>
+          <w:rFonts w:ascii="Calibri" w:hAnsi="Calibri" w:cs="Calibri"/>
+          <w:sz w:val="24"/>
+          <w:szCs w:val="24"/>
+        </w:rPr>
+      </w:pPr>
+      <w:bookmarkStart w:id="3" w:name="_Toc228457334"/>
+      <w:r>
+        <w:rPr>
+          <w:rFonts w:ascii="Calibri" w:hAnsi="Calibri" w:cs="Calibri"/>
+          <w:sz w:val="24"/>
+          <w:szCs w:val="24"/>
+        </w:rPr>
+        <w:t>Projektabgrenzung</w:t>
+      </w:r>
+      <w:bookmarkEnd w:id="3"/>
+    </w:p>
+    <w:p>
+      <w:pPr>
+        <w:rPr>
+          <w:rFonts w:ascii="Calibri" w:hAnsi="Calibri" w:cs="Calibri"/>
+        </w:rPr>
+      </w:pPr>
+      <w:r>
+        <w:rPr>
+          <w:rFonts w:ascii="Calibri" w:hAnsi="Calibri" w:cs="Calibri"/>
+        </w:rPr>
+        <w:t>Der Umfang des Projektes ist von der IHK Region Stuttgart auf 40 Stunden festgelegt. Das Projekt beinhaltet die Konfiguration, Integration und die Einrichtung einer webbasierten Inventaranwendung</w:t>
+      </w:r>
+      <w:r>
+        <w:rPr>
+          <w:rFonts w:ascii="Calibri" w:hAnsi="Calibri" w:cs="Calibri"/>
+        </w:rPr>
+        <w:t xml:space="preserve"> in die schon bestehende IT-Infrastruktur des Unternehmens</w:t>
+      </w:r>
+    </w:p>
+    <w:p>
+      <w:pPr>
+        <w:rPr>
+          <w:rFonts w:ascii="Calibri" w:hAnsi="Calibri" w:cs="Calibri"/>
+          <w:b/>
+          <w:bCs/>
+        </w:rPr>
+      </w:pPr>
+      <w:r>
+        <w:rPr>
+          <w:rFonts w:ascii="Calibri" w:hAnsi="Calibri" w:cs="Calibri"/>
+        </w:rPr>
+        <w:t xml:space="preserve">Teil des Projektes ist die Erstellung der </w:t>
+      </w:r>
+      <w:r>
+        <w:rPr>
+          <w:rFonts w:ascii="Calibri" w:hAnsi="Calibri" w:cs="Calibri"/>
+        </w:rPr>
+        <w:t>DB-Struktur</w:t>
+      </w:r>
+      <w:r>
+        <w:rPr>
+          <w:rFonts w:ascii="Calibri" w:hAnsi="Calibri" w:cs="Calibri"/>
+        </w:rPr>
+        <w:t xml:space="preserve">, sowie die </w:t>
+      </w:r>
+      <w:r>
+        <w:rPr>
+          <w:rFonts w:ascii="Calibri" w:hAnsi="Calibri" w:cs="Calibri"/>
+        </w:rPr>
+        <w:t xml:space="preserve">Einrichtung der </w:t>
+      </w:r>
+      <w:r>
+        <w:rPr>
+          <w:rFonts w:ascii="Calibri" w:hAnsi="Calibri" w:cs="Calibri"/>
+        </w:rPr>
+        <w:t>PHP-Webanwen</w:t>
+      </w:r>
+      <w:r>
+        <w:rPr>
+          <w:rFonts w:ascii="Calibri" w:hAnsi="Calibri" w:cs="Calibri"/>
+        </w:rPr>
+        <w:t>d</w:t>
+      </w:r>
+      <w:r>
+        <w:rPr>
+          <w:rFonts w:ascii="Calibri" w:hAnsi="Calibri" w:cs="Calibri"/>
+        </w:rPr>
+        <w:t>ung mit der</w:t>
+      </w:r>
+      <w:r>
+        <w:rPr>
+          <w:rFonts w:ascii="Calibri" w:hAnsi="Calibri" w:cs="Calibri"/>
+        </w:rPr>
+        <w:t xml:space="preserve"> integrierten</w:t>
+      </w:r>
+      <w:r>
+        <w:rPr>
+          <w:rFonts w:ascii="Calibri" w:hAnsi="Calibri" w:cs="Calibri"/>
+        </w:rPr>
+        <w:t xml:space="preserve"> Barcode Generierung </w:t>
+      </w:r>
+      <w:r>
+        <w:rPr>
+          <w:rFonts w:ascii="Calibri" w:hAnsi="Calibri" w:cs="Calibri"/>
+        </w:rPr>
+        <w:t xml:space="preserve">sowie </w:t>
+      </w:r>
+      <w:r>
+        <w:rPr>
+          <w:rFonts w:ascii="Calibri" w:hAnsi="Calibri" w:cs="Calibri"/>
+        </w:rPr>
+        <w:t>das Erstellen und Konfigurieren des Git</w:t>
+      </w:r>
+      <w:r>
+        <w:rPr>
+          <w:rFonts w:ascii="Calibri" w:hAnsi="Calibri" w:cs="Calibri"/>
+        </w:rPr>
+        <w:t>Hub-</w:t>
+      </w:r>
+      <w:r>
+        <w:rPr>
+          <w:rFonts w:ascii="Calibri" w:hAnsi="Calibri" w:cs="Calibri"/>
+        </w:rPr>
+        <w:t xml:space="preserve"> Repository</w:t>
+      </w:r>
+      <w:r>
+        <w:rPr>
+          <w:rFonts w:ascii="Calibri" w:hAnsi="Calibri" w:cs="Calibri"/>
+        </w:rPr>
+        <w:t>.</w:t>
+      </w:r>
+    </w:p>
+    <w:p>
+      <w:pPr>
+        <w:rPr>
+          <w:rFonts w:ascii="Calibri" w:hAnsi="Calibri" w:cs="Calibri"/>
+          <w:b/>
+          <w:bCs/>
+        </w:rPr>
+      </w:pPr>
+      <w:r>
+        <w:rPr>
+          <w:rFonts w:ascii="Calibri" w:hAnsi="Calibri" w:cs="Calibri"/>
+        </w:rPr>
+        <w:t xml:space="preserve">Kein Teil des Projektes ist die Datenmigration der schon bestehenden Excel Tabellen sowie eine </w:t>
+      </w:r>
+      <w:r>
+        <w:rPr>
+          <w:rFonts w:ascii="Calibri" w:hAnsi="Calibri" w:cs="Calibri"/>
+        </w:rPr>
+        <w:t>Integrierung einer</w:t>
+      </w:r>
+      <w:r>
+        <w:rPr>
+          <w:rFonts w:ascii="Calibri" w:hAnsi="Calibri" w:cs="Calibri"/>
+        </w:rPr>
+        <w:t xml:space="preserve"> Benutzerverwaltung.</w:t>
+      </w:r>
+    </w:p>
+    <w:p>
+      <w:pPr>
+        <w:pStyle w:val="berschrift2"/>
+        <w:numPr>
+          <w:ilvl w:val="1"/>
+          <w:numId w:val="2"/>
+        </w:numPr>
+        <w:rPr>
+          <w:rFonts w:ascii="Calibri" w:hAnsi="Calibri" w:cs="Calibri"/>
+          <w:sz w:val="24"/>
+          <w:szCs w:val="24"/>
+        </w:rPr>
+      </w:pPr>
+      <w:bookmarkStart w:id="4" w:name="_Toc228457335"/>
+      <w:r>
+        <w:rPr>
+          <w:rFonts w:ascii="Calibri" w:hAnsi="Calibri" w:cs="Calibri"/>
+          <w:sz w:val="24"/>
+          <w:szCs w:val="24"/>
+        </w:rPr>
+        <w:t>Abweichung vom Projektantrag</w:t>
+      </w:r>
+      <w:bookmarkEnd w:id="4"/>
+    </w:p>
+    <w:p>
+      <w:pPr>
+        <w:rPr>
+          <w:rFonts w:ascii="Calibri" w:hAnsi="Calibri" w:cs="Calibri"/>
+        </w:rPr>
+      </w:pPr>
+      <w:r>
+        <w:rPr>
+          <w:rFonts w:ascii="Calibri" w:hAnsi="Calibri" w:cs="Calibri"/>
+        </w:rPr>
+        <w:t>Im Ursprünglichen Projektantrag wurde XAMMP als alleinstehende Systemumgebung definiert. Im Verlauf des Projektes wurde jedoch festgestellt, dass es für den Fachinformatiker Systemintegration sinnvoll wäre zusätzlich zu XAMMP die Anwendung in einer Docker Umgebung bereitzustellen. Diese Entscheidung wurde getroffen, da eine Docker Umgebung viel Wartungsärmer ist und dies somit die Integrierung in die bestehende IT deutlich erleichtern wird. Die Umgebung XAMMP wird jedoch im Projekt nicht entfernt, sondern lediglich um den Docker ergänzt.</w:t>
+      </w:r>
+    </w:p>
+    <w:p>
+      <w:pPr>
+        <w:pStyle w:val="berschrift1"/>
+        <w:numPr>
+          <w:ilvl w:val="0"/>
+          <w:numId w:val="2"/>
+        </w:numPr>
+        <w:rPr>
+          <w:rFonts w:ascii="Calibri" w:hAnsi="Calibri" w:cs="Calibri"/>
+          <w:sz w:val="36"/>
+          <w:szCs w:val="36"/>
+        </w:rPr>
+      </w:pPr>
+      <w:bookmarkStart w:id="5" w:name="_Toc228457336"/>
+      <w:r>
+        <w:rPr>
+          <w:noProof/>
+        </w:rPr>
+        <w:lastRenderedPageBreak/>
+        <mc:AlternateContent>
+          <mc:Choice Requires="wps">
+            <w:drawing>
+              <wp:anchor distT="0" distB="0" distL="114300" distR="114300" simplePos="0" relativeHeight="251664384" behindDoc="0" locked="0" layoutInCell="1" allowOverlap="1" wp14:anchorId="2E1C8014" wp14:editId="0CB04C5B">
+                <wp:simplePos x="0" y="0"/>
+                <wp:positionH relativeFrom="margin">
+                  <wp:align>left</wp:align>
+                </wp:positionH>
+                <wp:positionV relativeFrom="paragraph">
+                  <wp:posOffset>303170</wp:posOffset>
+                </wp:positionV>
+                <wp:extent cx="6047382" cy="5610"/>
+                <wp:effectExtent l="0" t="0" r="29845" b="33020"/>
+                <wp:wrapNone/>
+                <wp:docPr id="8" name="Gerader Verbinder 8"/>
+                <wp:cNvGraphicFramePr/>
+                <a:graphic xmlns:a="http://schemas.openxmlformats.org/drawingml/2006/main">
+                  <a:graphicData uri="http://schemas.microsoft.com/office/word/2010/wordprocessingShape">
+                    <wps:wsp>
+                      <wps:cNvCnPr/>
+                      <wps:spPr>
+                        <a:xfrm>
+                          <a:off x="0" y="0"/>
+                          <a:ext cx="6047382" cy="5610"/>
+                        </a:xfrm>
+                        <a:prstGeom prst="line">
+                          <a:avLst/>
+                        </a:prstGeom>
+                        <a:ln w="19050"/>
+                      </wps:spPr>
+                      <wps:style>
+                        <a:lnRef idx="1">
+                          <a:schemeClr val="accent1"/>
+                        </a:lnRef>
+                        <a:fillRef idx="0">
+                          <a:schemeClr val="accent1"/>
+                        </a:fillRef>
+                        <a:effectRef idx="0">
+                          <a:schemeClr val="accent1"/>
+                        </a:effectRef>
+                        <a:fontRef idx="minor">
+                          <a:schemeClr val="tx1"/>
+                        </a:fontRef>
+                      </wps:style>
+                      <wps:bodyPr/>
+                    </wps:wsp>
+                  </a:graphicData>
+                </a:graphic>
+              </wp:anchor>
+            </w:drawing>
+          </mc:Choice>
+          <mc:Fallback>
+            <w:pict>
+              <v:line w14:anchorId="19AC1CAA" id="Gerader Verbinder 8" o:spid="_x0000_s1026" style="position:absolute;z-index:251664384;visibility:visible;mso-wrap-style:square;mso-wrap-distance-left:9pt;mso-wrap-distance-top:0;mso-wrap-distance-right:9pt;mso-wrap-distance-bottom:0;mso-position-horizontal:left;mso-position-horizontal-relative:margin;mso-position-vertical:absolute;mso-position-vertical-relative:text" from="0,23.85pt" to="476.15pt,24.3pt" o:gfxdata="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" strokecolor="#156082 [3204]" strokeweight="1.5pt">
+                <v:stroke joinstyle="miter"/>
+                <w10:wrap anchorx="margin"/>
+              </v:line>
+            </w:pict>
+          </mc:Fallback>
+        </mc:AlternateContent>
+      </w:r>
+      <w:r>
+        <w:rPr>
+          <w:rFonts w:ascii="Calibri" w:hAnsi="Calibri" w:cs="Calibri"/>
+          <w:sz w:val="36"/>
+          <w:szCs w:val="36"/>
+        </w:rPr>
+        <w:t>Projektplanung</w:t>
+      </w:r>
+      <w:bookmarkEnd w:id="5"/>
+    </w:p>
+    <w:p>
+      <w:pPr>
+        <w:pStyle w:val="berschrift2"/>
+        <w:numPr>
+          <w:ilvl w:val="1"/>
+          <w:numId w:val="2"/>
+        </w:numPr>
+        <w:rPr>
+          <w:rFonts w:ascii="Calibri" w:hAnsi="Calibri" w:cs="Calibri"/>
+          <w:sz w:val="24"/>
+          <w:szCs w:val="24"/>
+        </w:rPr>
+      </w:pPr>
+      <w:bookmarkStart w:id="6" w:name="_Toc228457337"/>
+      <w:r>
+        <w:rPr>
+          <w:rFonts w:ascii="Calibri" w:hAnsi="Calibri" w:cs="Calibri"/>
+          <w:sz w:val="24"/>
+          <w:szCs w:val="24"/>
+        </w:rPr>
+        <w:t>Projektphasen und Zeitplanung</w:t>
+      </w:r>
+      <w:bookmarkEnd w:id="6"/>
+    </w:p>
+    <w:p>
+      <w:pPr>
+        <w:rPr>
+          <w:rFonts w:ascii="Calibri" w:eastAsia="Arial" w:hAnsi="Calibri" w:cs="Calibri"/>
+        </w:rPr>
+      </w:pPr>
+      <w:r>
+        <w:rPr>
+          <w:rFonts w:ascii="Calibri" w:eastAsia="Arial" w:hAnsi="Calibri" w:cs="Calibri"/>
+        </w:rPr>
+        <w:t>Die untenstehende Tabelle zeigt die voraussichtliche Zeitplanung des gesamten Projektes. Die ganzen Tätigkeiten werden parallel zu de</w:t>
+      </w:r>
+      <w:r>
+        <w:rPr>
+          <w:rFonts w:ascii="Calibri" w:eastAsia="Arial" w:hAnsi="Calibri" w:cs="Calibri"/>
+        </w:rPr>
+        <w:t>m</w:t>
+      </w:r>
+      <w:r>
+        <w:rPr>
+          <w:rFonts w:ascii="Calibri" w:eastAsia="Arial" w:hAnsi="Calibri" w:cs="Calibri"/>
+        </w:rPr>
+        <w:t xml:space="preserve"> regulären Arbeitsgeschäft im Unternehmen</w:t>
+      </w:r>
+      <w:r>
+        <w:rPr>
+          <w:rFonts w:ascii="Calibri" w:eastAsia="Arial" w:hAnsi="Calibri" w:cs="Calibri"/>
+        </w:rPr>
+        <w:t xml:space="preserve"> durchgeführt</w:t>
+      </w:r>
+      <w:r>
+        <w:rPr>
+          <w:rFonts w:ascii="Calibri" w:eastAsia="Arial" w:hAnsi="Calibri" w:cs="Calibri"/>
+        </w:rPr>
+        <w:t>.</w:t>
+      </w:r>
+    </w:p>
+    <w:tbl>
+      <w:tblPr>
+        <w:tblStyle w:val="Listentabelle4Akzent1"/>
+        <w:tblW w:w="9638" w:type="dxa"/>
+        <w:tblLook w:val="04A0" w:firstRow="1" w:lastRow="0" w:firstColumn="1" w:lastColumn="0" w:noHBand="0" w:noVBand="1"/>
+      </w:tblPr>
+      <w:tblGrid>
+        <w:gridCol w:w="6500"/>
+        <w:gridCol w:w="3138"/>
+      </w:tblGrid>
+      <w:tr>
+        <w:trPr>
+          <w:cnfStyle w:val="100000000000" w:firstRow="1" w:lastRow="0" w:firstColumn="0" w:lastColumn="0" w:oddVBand="0" w:evenVBand="0" w:oddHBand="0" w:evenHBand="0" w:firstRowFirstColumn="0" w:firstRowLastColumn="0" w:lastRowFirstColumn="0" w:lastRowLastColumn="0"/>
+        </w:trPr>
+        <w:tc>
+          <w:tcPr>
+            <w:cnfStyle w:val="001000000000" w:firstRow="0" w:lastRow="0" w:firstColumn="1" w:lastColumn="0" w:oddVBand="0" w:evenVBand="0" w:oddHBand="0" w:evenHBand="0" w:firstRowFirstColumn="0" w:firstRowLastColumn="0" w:lastRowFirstColumn="0" w:lastRowLastColumn="0"/>
+            <w:tcW w:w="6500" w:type="dxa"/>
+          </w:tcPr>
+          <w:p>
+            <w:r>
+              <w:rPr>
+                <w:rFonts w:ascii="Arial" w:eastAsia="Arial" w:hAnsi="Arial" w:cs="Arial"/>
+                <w:color w:val="FFFFFF"/>
+                <w:sz w:val="20"/>
+                <w:szCs w:val="20"/>
+              </w:rPr>
+              <w:t>Projektphase</w:t>
+            </w:r>
+          </w:p>
+        </w:tc>
+        <w:tc>
+          <w:tcPr>
+            <w:tcW w:w="3138" w:type="dxa"/>
+          </w:tcPr>
+          <w:p>
+            <w:pPr>
+              <w:cnfStyle w:val="100000000000" w:firstRow="1" w:lastRow="0" w:firstColumn="0" w:lastColumn="0" w:oddVBand="0" w:evenVBand="0" w:oddHBand="0" w:evenHBand="0" w:firstRowFirstColumn="0" w:firstRowLastColumn="0" w:lastRowFirstColumn="0" w:lastRowLastColumn="0"/>
+            </w:pPr>
+            <w:r>
+              <w:rPr>
+                <w:rFonts w:ascii="Arial" w:eastAsia="Arial" w:hAnsi="Arial" w:cs="Arial"/>
+                <w:color w:val="FFFFFF"/>
+                <w:sz w:val="20"/>
+                <w:szCs w:val="20"/>
+              </w:rPr>
+              <w:t>Geplante Zeit</w:t>
+            </w:r>
+          </w:p>
+        </w:tc>
+      </w:tr>
+      <w:tr>
+        <w:trPr>
+          <w:cnfStyle w:val="000000100000" w:firstRow="0" w:lastRow="0" w:firstColumn="0" w:lastColumn="0" w:oddVBand="0" w:evenVBand="0" w:oddHBand="1" w:evenHBand="0" w:firstRowFirstColumn="0" w:firstRowLastColumn="0" w:lastRowFirstColumn="0" w:lastRowLastColumn="0"/>
+        </w:trPr>
+        <w:tc>
+          <w:tcPr>
+            <w:cnfStyle w:val="001000000000" w:firstRow="0" w:lastRow="0" w:firstColumn="1" w:lastColumn="0" w:oddVBand="0" w:evenVBand="0" w:oddHBand="0" w:evenHBand="0" w:firstRowFirstColumn="0" w:firstRowLastColumn="0" w:lastRowFirstColumn="0" w:lastRowLastColumn="0"/>
+            <w:tcW w:w="6500" w:type="dxa"/>
+          </w:tcPr>
+          <w:p>
+            <w:r>
+              <w:rPr>
+                <w:rFonts w:ascii="Arial" w:eastAsia="Arial" w:hAnsi="Arial" w:cs="Arial"/>
+                <w:sz w:val="20"/>
+                <w:szCs w:val="20"/>
+              </w:rPr>
+              <w:t>Analyse &amp; Anforderungsaufnahme &amp; DB definieren</w:t>
+            </w:r>
+          </w:p>
+        </w:tc>
+        <w:tc>
+          <w:tcPr>
+            <w:tcW w:w="3138" w:type="dxa"/>
+          </w:tcPr>
+          <w:p>
+            <w:pPr>
+              <w:cnfStyle w:val="000000100000" w:firstRow="0" w:lastRow="0" w:firstColumn="0" w:lastColumn="0" w:oddVBand="0" w:evenVBand="0" w:oddHBand="1" w:evenHBand="0" w:firstRowFirstColumn="0" w:firstRowLastColumn="0" w:lastRowFirstColumn="0" w:lastRowLastColumn="0"/>
+            </w:pPr>
+            <w:r>
+              <w:rPr>
+                <w:rFonts w:ascii="Arial" w:eastAsia="Arial" w:hAnsi="Arial" w:cs="Arial"/>
+                <w:sz w:val="20"/>
+                <w:szCs w:val="20"/>
+              </w:rPr>
+              <w:t>3,5 Std.</w:t>
+            </w:r>
+          </w:p>
+        </w:tc>
+      </w:tr>
+      <w:tr>
+        <w:tc>
+          <w:tcPr>
+            <w:cnfStyle w:val="001000000000" w:firstRow="0" w:lastRow="0" w:firstColumn="1" w:lastColumn="0" w:oddVBand="0" w:evenVBand="0" w:oddHBand="0" w:evenHBand="0" w:firstRowFirstColumn="0" w:firstRowLastColumn="0" w:lastRowFirstColumn="0" w:lastRowLastColumn="0"/>
+            <w:tcW w:w="6500" w:type="dxa"/>
+          </w:tcPr>
+          <w:p>
+            <w:r>
+              <w:rPr>
+                <w:rFonts w:ascii="Arial" w:eastAsia="Arial" w:hAnsi="Arial" w:cs="Arial"/>
+                <w:sz w:val="20"/>
+                <w:szCs w:val="20"/>
+              </w:rPr>
+              <w:t>Datenbankdesign</w:t>
+            </w:r>
+          </w:p>
+        </w:tc>
+        <w:tc>
+          <w:tcPr>
+            <w:tcW w:w="3138" w:type="dxa"/>
+          </w:tcPr>
+          <w:p>
+            <w:pPr>
+              <w:cnfStyle w:val="000000000000" w:firstRow="0" w:lastRow="0" w:firstColumn="0" w:lastColumn="0" w:oddVBand="0" w:evenVBand="0" w:oddHBand="0" w:evenHBand="0" w:firstRowFirstColumn="0" w:firstRowLastColumn="0" w:lastRowFirstColumn="0" w:lastRowLastColumn="0"/>
+            </w:pPr>
+            <w:r>
+              <w:rPr>
+                <w:rFonts w:ascii="Arial" w:eastAsia="Arial" w:hAnsi="Arial" w:cs="Arial"/>
+                <w:sz w:val="20"/>
+                <w:szCs w:val="20"/>
+              </w:rPr>
+              <w:t>4,0 Std.</w:t>
+            </w:r>
+          </w:p>
+        </w:tc>
+      </w:tr>
+      <w:tr>
+        <w:trPr>
+          <w:cnfStyle w:val="000000100000" w:firstRow="0" w:lastRow="0" w:firstColumn="0" w:lastColumn="0" w:oddVBand="0" w:evenVBand="0" w:oddHBand="1" w:evenHBand="0" w:firstRowFirstColumn="0" w:firstRowLastColumn="0" w:lastRowFirstColumn="0" w:lastRowLastColumn="0"/>
+        </w:trPr>
+        <w:tc>
+          <w:tcPr>
+            <w:cnfStyle w:val="001000000000" w:firstRow="0" w:lastRow="0" w:firstColumn="1" w:lastColumn="0" w:oddVBand="0" w:evenVBand="0" w:oddHBand="0" w:evenHBand="0" w:firstRowFirstColumn="0" w:firstRowLastColumn="0" w:lastRowFirstColumn="0" w:lastRowLastColumn="0"/>
+            <w:tcW w:w="6500" w:type="dxa"/>
+          </w:tcPr>
+          <w:p>
+            <w:r>
+              <w:rPr>
+                <w:rFonts w:ascii="Arial" w:eastAsia="Arial" w:hAnsi="Arial" w:cs="Arial"/>
+                <w:sz w:val="20"/>
+                <w:szCs w:val="20"/>
+              </w:rPr>
+              <w:t>Implementierung Datenbank</w:t>
+            </w:r>
+          </w:p>
+        </w:tc>
+        <w:tc>
+          <w:tcPr>
+            <w:tcW w:w="3138" w:type="dxa"/>
+          </w:tcPr>
+          <w:p>
+            <w:pPr>
+              <w:cnfStyle w:val="000000100000" w:firstRow="0" w:lastRow="0" w:firstColumn="0" w:lastColumn="0" w:oddVBand="0" w:evenVBand="0" w:oddHBand="1" w:evenHBand="0" w:firstRowFirstColumn="0" w:firstRowLastColumn="0" w:lastRowFirstColumn="0" w:lastRowLastColumn="0"/>
+            </w:pPr>
+            <w:r>
+              <w:rPr>
+                <w:rFonts w:ascii="Arial" w:eastAsia="Arial" w:hAnsi="Arial" w:cs="Arial"/>
+                <w:sz w:val="20"/>
+                <w:szCs w:val="20"/>
+              </w:rPr>
+              <w:t>10,5 Std.</w:t>
+            </w:r>
+          </w:p>
+        </w:tc>
+      </w:tr>
+      <w:tr>
+        <w:tc>
+          <w:tcPr>
+            <w:cnfStyle w:val="001000000000" w:firstRow="0" w:lastRow="0" w:firstColumn="1" w:lastColumn="0" w:oddVBand="0" w:evenVBand="0" w:oddHBand="0" w:evenHBand="0" w:firstRowFirstColumn="0" w:firstRowLastColumn="0" w:lastRowFirstColumn="0" w:lastRowLastColumn="0"/>
+            <w:tcW w:w="6500" w:type="dxa"/>
+          </w:tcPr>
+          <w:p>
+            <w:r>
+              <w:rPr>
+                <w:rFonts w:ascii="Arial" w:eastAsia="Arial" w:hAnsi="Arial" w:cs="Arial"/>
+                <w:sz w:val="20"/>
+                <w:szCs w:val="20"/>
+              </w:rPr>
+              <w:t>PHP-Webanwendung</w:t>
+            </w:r>
+          </w:p>
+        </w:tc>
+        <w:tc>
+          <w:tcPr>
+            <w:tcW w:w="3138" w:type="dxa"/>
+          </w:tcPr>
+          <w:p>
+            <w:pPr>
+              <w:cnfStyle w:val="000000000000" w:firstRow="0" w:lastRow="0" w:firstColumn="0" w:lastColumn="0" w:oddVBand="0" w:evenVBand="0" w:oddHBand="0" w:evenHBand="0" w:firstRowFirstColumn="0" w:firstRowLastColumn="0" w:lastRowFirstColumn="0" w:lastRowLastColumn="0"/>
+            </w:pPr>
+            <w:r>
+              <w:rPr>
+                <w:rFonts w:ascii="Arial" w:eastAsia="Arial" w:hAnsi="Arial" w:cs="Arial"/>
+                <w:sz w:val="20"/>
+                <w:szCs w:val="20"/>
+              </w:rPr>
+              <w:t>12,5 Std.</w:t>
+            </w:r>
+          </w:p>
+        </w:tc>
+      </w:tr>
+      <w:tr>
+        <w:trPr>
+          <w:cnfStyle w:val="000000100000" w:firstRow="0" w:lastRow="0" w:firstColumn="0" w:lastColumn="0" w:oddVBand="0" w:evenVBand="0" w:oddHBand="1" w:evenHBand="0" w:firstRowFirstColumn="0" w:firstRowLastColumn="0" w:lastRowFirstColumn="0" w:lastRowLastColumn="0"/>
+        </w:trPr>
+        <w:tc>
+          <w:tcPr>
+            <w:cnfStyle w:val="001000000000" w:firstRow="0" w:lastRow="0" w:firstColumn="1" w:lastColumn="0" w:oddVBand="0" w:evenVBand="0" w:oddHBand="0" w:evenHBand="0" w:firstRowFirstColumn="0" w:firstRowLastColumn="0" w:lastRowFirstColumn="0" w:lastRowLastColumn="0"/>
+            <w:tcW w:w="6500" w:type="dxa"/>
+          </w:tcPr>
+          <w:p>
+            <w:r>
+              <w:rPr>
+                <w:rFonts w:ascii="Arial" w:eastAsia="Arial" w:hAnsi="Arial" w:cs="Arial"/>
+                <w:sz w:val="20"/>
+                <w:szCs w:val="20"/>
+              </w:rPr>
+              <w:t>Test, Dokumentation &amp; Abnahme</w:t>
+            </w:r>
+          </w:p>
+        </w:tc>
+        <w:tc>
+          <w:tcPr>
+            <w:tcW w:w="3138" w:type="dxa"/>
+          </w:tcPr>
+          <w:p>
+            <w:pPr>
+              <w:cnfStyle w:val="000000100000" w:firstRow="0" w:lastRow="0" w:firstColumn="0" w:lastColumn="0" w:oddVBand="0" w:evenVBand="0" w:oddHBand="1" w:evenHBand="0" w:firstRowFirstColumn="0" w:firstRowLastColumn="0" w:lastRowFirstColumn="0" w:lastRowLastColumn="0"/>
+            </w:pPr>
+            <w:r>
+              <w:rPr>
+                <w:rFonts w:ascii="Arial" w:eastAsia="Arial" w:hAnsi="Arial" w:cs="Arial"/>
+                <w:sz w:val="20"/>
+                <w:szCs w:val="20"/>
+              </w:rPr>
+              <w:t>9,5 Std.</w:t>
+            </w:r>
+          </w:p>
+        </w:tc>
+      </w:tr>
+      <w:tr>
+        <w:tc>
+          <w:tcPr>
+            <w:cnfStyle w:val="001000000000" w:firstRow="0" w:lastRow="0" w:firstColumn="1" w:lastColumn="0" w:oddVBand="0" w:evenVBand="0" w:oddHBand="0" w:evenHBand="0" w:firstRowFirstColumn="0" w:firstRowLastColumn="0" w:lastRowFirstColumn="0" w:lastRowLastColumn="0"/>
+            <w:tcW w:w="6500" w:type="dxa"/>
+          </w:tcPr>
+          <w:p>
+            <w:r>
+              <w:rPr>
+                <w:rFonts w:ascii="Arial" w:eastAsia="Arial" w:hAnsi="Arial" w:cs="Arial"/>
+                <w:sz w:val="20"/>
+                <w:szCs w:val="20"/>
+              </w:rPr>
+              <w:t>Gesamt</w:t>
+            </w:r>
+          </w:p>
+        </w:tc>
+        <w:tc>
+          <w:tcPr>
+            <w:tcW w:w="3138" w:type="dxa"/>
+          </w:tcPr>
+          <w:p>
+            <w:pPr>
+              <w:cnfStyle w:val="000000000000" w:firstRow="0" w:lastRow="0" w:firstColumn="0" w:lastColumn="0" w:oddVBand="0" w:evenVBand="0" w:oddHBand="0" w:evenHBand="0" w:firstRowFirstColumn="0" w:firstRowLastColumn="0" w:lastRowFirstColumn="0" w:lastRowLastColumn="0"/>
+            </w:pPr>
+            <w:r>
+              <w:rPr>
+                <w:rFonts w:ascii="Arial" w:eastAsia="Arial" w:hAnsi="Arial" w:cs="Arial"/>
+                <w:b/>
+                <w:bCs/>
+                <w:sz w:val="20"/>
+                <w:szCs w:val="20"/>
+              </w:rPr>
+              <w:t>40,0 Std.</w:t>
+            </w:r>
+          </w:p>
+        </w:tc>
+      </w:tr>
+    </w:tbl>
+    <w:p>
+      <w:pPr>
+        <w:spacing w:before="60" w:after="80"/>
+        <w:rPr>
+          <w:i/>
+          <w:iCs/>
+          <w:color w:val="6B7280"/>
+          <w:sz w:val="20"/>
+          <w:szCs w:val="20"/>
+        </w:rPr>
+      </w:pPr>
+      <w:r>
+        <w:rPr>
+          <w:i/>
+          <w:iCs/>
+          <w:color w:val="6B7280"/>
+          <w:sz w:val="20"/>
+          <w:szCs w:val="20"/>
+        </w:rPr>
+        <w:t>→ Siehe Anlage: A.1 – Detaillierte Zeitplanung mit Einzelschritten</w:t>
+      </w:r>
+    </w:p>
+    <w:p>
+      <w:pPr>
+        <w:pStyle w:val="berschrift2"/>
+        <w:numPr>
+          <w:ilvl w:val="1"/>
+          <w:numId w:val="2"/>
+        </w:numPr>
+        <w:rPr>
+          <w:rFonts w:ascii="Calibri" w:hAnsi="Calibri" w:cs="Calibri"/>
+          <w:sz w:val="24"/>
+          <w:szCs w:val="24"/>
+        </w:rPr>
+      </w:pPr>
+      <w:bookmarkStart w:id="7" w:name="_Toc228457338"/>
+      <w:r>
+        <w:rPr>
+          <w:rFonts w:ascii="Calibri" w:hAnsi="Calibri" w:cs="Calibri"/>
+          <w:sz w:val="24"/>
+          <w:szCs w:val="24"/>
+        </w:rPr>
+        <w:t>Eingesetzte Systemumgebung</w:t>
+      </w:r>
+      <w:bookmarkEnd w:id="7"/>
+    </w:p>
+    <w:tbl>
+      <w:tblPr>
+        <w:tblStyle w:val="Listentabelle4Akzent1"/>
+        <w:tblW w:w="9212" w:type="dxa"/>
+        <w:tblLook w:val="04A0" w:firstRow="1" w:lastRow="0" w:firstColumn="1" w:lastColumn="0" w:noHBand="0" w:noVBand="1"/>
+      </w:tblPr>
+      <w:tblGrid>
+        <w:gridCol w:w="2547"/>
+        <w:gridCol w:w="6665"/>
+      </w:tblGrid>
+      <w:tr>
+        <w:trPr>
+          <w:cnfStyle w:val="100000000000" w:firstRow="1" w:lastRow="0" w:firstColumn="0" w:lastColumn="0" w:oddVBand="0" w:evenVBand="0" w:oddHBand="0" w:evenHBand="0" w:firstRowFirstColumn="0" w:firstRowLastColumn="0" w:lastRowFirstColumn="0" w:lastRowLastColumn="0"/>
+          <w:trHeight w:val="381"/>
+        </w:trPr>
+        <w:tc>
+          <w:tcPr>
+            <w:cnfStyle w:val="001000000000" w:firstRow="0" w:lastRow="0" w:firstColumn="1" w:lastColumn="0" w:oddVBand="0" w:evenVBand="0" w:oddHBand="0" w:evenHBand="0" w:firstRowFirstColumn="0" w:firstRowLastColumn="0" w:lastRowFirstColumn="0" w:lastRowLastColumn="0"/>
+            <w:tcW w:w="2547" w:type="dxa"/>
+          </w:tcPr>
+          <w:p>
+            <w:pPr>
+              <w:spacing w:before="60" w:after="60"/>
+            </w:pPr>
+            <w:r>
+              <w:t>Komponenten</w:t>
+            </w:r>
+          </w:p>
+        </w:tc>
+        <w:tc>
+          <w:tcPr>
+            <w:tcW w:w="6665" w:type="dxa"/>
+          </w:tcPr>
+          <w:p>
+            <w:pPr>
+              <w:spacing w:before="60" w:after="60"/>
+              <w:cnfStyle w:val="100000000000" w:firstRow="1" w:lastRow="0" w:firstColumn="0" w:lastColumn="0" w:oddVBand="0" w:evenVBand="0" w:oddHBand="0" w:evenHBand="0" w:firstRowFirstColumn="0" w:firstRowLastColumn="0" w:lastRowFirstColumn="0" w:lastRowLastColumn="0"/>
+            </w:pPr>
+            <w:r>
+              <w:t>Beschreibung</w:t>
+            </w:r>
+          </w:p>
+        </w:tc>
+      </w:tr>
+      <w:tr>
+        <w:trPr>
+          <w:cnfStyle w:val="000000100000" w:firstRow="0" w:lastRow="0" w:firstColumn="0" w:lastColumn="0" w:oddVBand="0" w:evenVBand="0" w:oddHBand="1" w:evenHBand="0" w:firstRowFirstColumn="0" w:firstRowLastColumn="0" w:lastRowFirstColumn="0" w:lastRowLastColumn="0"/>
+          <w:trHeight w:val="381"/>
+        </w:trPr>
+        <w:tc>
+          <w:tcPr>
+            <w:cnfStyle w:val="001000000000" w:firstRow="0" w:lastRow="0" w:firstColumn="1" w:lastColumn="0" w:oddVBand="0" w:evenVBand="0" w:oddHBand="0" w:evenHBand="0" w:firstRowFirstColumn="0" w:firstRowLastColumn="0" w:lastRowFirstColumn="0" w:lastRowLastColumn="0"/>
+            <w:tcW w:w="2547" w:type="dxa"/>
+          </w:tcPr>
+          <w:p>
+            <w:pPr>
+              <w:spacing w:before="60" w:after="60"/>
+            </w:pPr>
+            <w:r>
+              <w:t>Docker</w:t>
+            </w:r>
+          </w:p>
+        </w:tc>
+        <w:tc>
+          <w:tcPr>
+            <w:tcW w:w="6665" w:type="dxa"/>
+          </w:tcPr>
+          <w:p>
+            <w:pPr>
+              <w:spacing w:before="60" w:after="60"/>
+              <w:cnfStyle w:val="000000100000" w:firstRow="0" w:lastRow="0" w:firstColumn="0" w:lastColumn="0" w:oddVBand="0" w:evenVBand="0" w:oddHBand="1" w:evenHBand="0" w:firstRowFirstColumn="0" w:firstRowLastColumn="0" w:lastRowFirstColumn="0" w:lastRowLastColumn="0"/>
+            </w:pPr>
+            <w:r>
+              <w:t>Ein Docker ist eine Kapselung aller Dienste in die isoliert liegenden Container. Außerdem wird durch den Docker eine reproduzierbare Systemumgebung bereitgestellt, die überall gleichläuft.</w:t>
+            </w:r>
+          </w:p>
+        </w:tc>
+      </w:tr>
+      <w:tr>
+        <w:trPr>
+          <w:trHeight w:val="491"/>
+        </w:trPr>
+        <w:tc>
+          <w:tcPr>
+            <w:cnfStyle w:val="001000000000" w:firstRow="0" w:lastRow="0" w:firstColumn="1" w:lastColumn="0" w:oddVBand="0" w:evenVBand="0" w:oddHBand="0" w:evenHBand="0" w:firstRowFirstColumn="0" w:firstRowLastColumn="0" w:lastRowFirstColumn="0" w:lastRowLastColumn="0"/>
+            <w:tcW w:w="2547" w:type="dxa"/>
+          </w:tcPr>
+          <w:p>
+            <w:pPr>
+              <w:spacing w:before="60" w:after="60"/>
+            </w:pPr>
+            <w:r>
+              <w:t>XAMMP</w:t>
+            </w:r>
+          </w:p>
+        </w:tc>
+        <w:tc>
+          <w:tcPr>
+            <w:tcW w:w="6665" w:type="dxa"/>
+          </w:tcPr>
+          <w:p>
+            <w:pPr>
+              <w:spacing w:before="60" w:after="60"/>
+              <w:cnfStyle w:val="000000000000" w:firstRow="0" w:lastRow="0" w:firstColumn="0" w:lastColumn="0" w:oddVBand="0" w:evenVBand="0" w:oddHBand="0" w:evenHBand="0" w:firstRowFirstColumn="0" w:firstRowLastColumn="0" w:lastRowFirstColumn="0" w:lastRowLastColumn="0"/>
+            </w:pPr>
+            <w:r>
+              <w:t>Lokale Entwicklungsumgebung, diese stellt Apache, MariaDB und PHP sofort und gebündelt zur Verfügung.</w:t>
+            </w:r>
+          </w:p>
+        </w:tc>
+      </w:tr>
+      <w:tr>
+        <w:trPr>
+          <w:cnfStyle w:val="000000100000" w:firstRow="0" w:lastRow="0" w:firstColumn="0" w:lastColumn="0" w:oddVBand="0" w:evenVBand="0" w:oddHBand="1" w:evenHBand="0" w:firstRowFirstColumn="0" w:firstRowLastColumn="0" w:lastRowFirstColumn="0" w:lastRowLastColumn="0"/>
+          <w:trHeight w:val="650"/>
+        </w:trPr>
+        <w:tc>
+          <w:tcPr>
+            <w:cnfStyle w:val="001000000000" w:firstRow="0" w:lastRow="0" w:firstColumn="1" w:lastColumn="0" w:oddVBand="0" w:evenVBand="0" w:oddHBand="0" w:evenHBand="0" w:firstRowFirstColumn="0" w:firstRowLastColumn="0" w:lastRowFirstColumn="0" w:lastRowLastColumn="0"/>
+            <w:tcW w:w="2547" w:type="dxa"/>
+          </w:tcPr>
+          <w:p>
+            <w:pPr>
+              <w:spacing w:before="60" w:after="60"/>
+            </w:pPr>
+            <w:r>
+              <w:t>Apache http Server</w:t>
+            </w:r>
+          </w:p>
+        </w:tc>
+        <w:tc>
+          <w:tcPr>
+            <w:tcW w:w="6665" w:type="dxa"/>
+          </w:tcPr>
+          <w:p>
+            <w:pPr>
+              <w:spacing w:before="60" w:after="60"/>
+              <w:cnfStyle w:val="000000100000" w:firstRow="0" w:lastRow="0" w:firstColumn="0" w:lastColumn="0" w:oddVBand="0" w:evenVBand="0" w:oddHBand="1" w:evenHBand="0" w:firstRowFirstColumn="0" w:firstRowLastColumn="0" w:lastRowFirstColumn="0" w:lastRowLastColumn="0"/>
+            </w:pPr>
+            <w:r>
+              <w:t>Webserver, dort wird die PHP-Webanwendung für das Interne Netz der Firma bereitgestellt</w:t>
+            </w:r>
+          </w:p>
+        </w:tc>
+      </w:tr>
+      <w:tr>
+        <w:trPr>
+          <w:trHeight w:val="641"/>
+        </w:trPr>
+        <w:tc>
+          <w:tcPr>
+            <w:cnfStyle w:val="001000000000" w:firstRow="0" w:lastRow="0" w:firstColumn="1" w:lastColumn="0" w:oddVBand="0" w:evenVBand="0" w:oddHBand="0" w:evenHBand="0" w:firstRowFirstColumn="0" w:firstRowLastColumn="0" w:lastRowFirstColumn="0" w:lastRowLastColumn="0"/>
+            <w:tcW w:w="2547" w:type="dxa"/>
+          </w:tcPr>
+          <w:p>
+            <w:pPr>
+              <w:spacing w:before="60" w:after="60"/>
+            </w:pPr>
+            <w:r>
+              <w:t>MariaDB</w:t>
+            </w:r>
+          </w:p>
+        </w:tc>
+        <w:tc>
+          <w:tcPr>
+            <w:tcW w:w="6665" w:type="dxa"/>
+          </w:tcPr>
+          <w:p>
+            <w:pPr>
+              <w:spacing w:before="60" w:after="60"/>
+              <w:cnfStyle w:val="000000000000" w:firstRow="0" w:lastRow="0" w:firstColumn="0" w:lastColumn="0" w:oddVBand="0" w:evenVBand="0" w:oddHBand="0" w:evenHBand="0" w:firstRowFirstColumn="0" w:firstRowLastColumn="0" w:lastRowFirstColumn="0" w:lastRowLastColumn="0"/>
+            </w:pPr>
+            <w:r>
+              <w:t>Das Datenbankmanagementsystem um alle Inventardaten sauber zu speichern</w:t>
+            </w:r>
+          </w:p>
+        </w:tc>
+      </w:tr>
+      <w:tr>
+        <w:trPr>
+          <w:cnfStyle w:val="000000100000" w:firstRow="0" w:lastRow="0" w:firstColumn="0" w:lastColumn="0" w:oddVBand="0" w:evenVBand="0" w:oddHBand="1" w:evenHBand="0" w:firstRowFirstColumn="0" w:firstRowLastColumn="0" w:lastRowFirstColumn="0" w:lastRowLastColumn="0"/>
+          <w:trHeight w:val="381"/>
+        </w:trPr>
+        <w:tc>
+          <w:tcPr>
+            <w:cnfStyle w:val="001000000000" w:firstRow="0" w:lastRow="0" w:firstColumn="1" w:lastColumn="0" w:oddVBand="0" w:evenVBand="0" w:oddHBand="0" w:evenHBand="0" w:firstRowFirstColumn="0" w:firstRowLastColumn="0" w:lastRowFirstColumn="0" w:lastRowLastColumn="0"/>
+            <w:tcW w:w="2547" w:type="dxa"/>
+          </w:tcPr>
+          <w:p>
+            <w:pPr>
+              <w:spacing w:before="60" w:after="60"/>
+            </w:pPr>
+            <w:r>
+              <w:t>phpMyAdmin</w:t>
+            </w:r>
+          </w:p>
+        </w:tc>
+        <w:tc>
+          <w:tcPr>
+            <w:tcW w:w="6665" w:type="dxa"/>
+          </w:tcPr>
+          <w:p>
+            <w:pPr>
+              <w:spacing w:before="60" w:after="60"/>
+              <w:cnfStyle w:val="000000100000" w:firstRow="0" w:lastRow="0" w:firstColumn="0" w:lastColumn="0" w:oddVBand="0" w:evenVBand="0" w:oddHBand="1" w:evenHBand="0" w:firstRowFirstColumn="0" w:firstRowLastColumn="0" w:lastRowFirstColumn="0" w:lastRowLastColumn="0"/>
+            </w:pPr>
+            <w:r>
+              <w:t>Administratoroberfläche für die MariaDB</w:t>
+            </w:r>
+          </w:p>
+        </w:tc>
+      </w:tr>
+      <w:tr>
+        <w:trPr>
+          <w:trHeight w:val="650"/>
+        </w:trPr>
+        <w:tc>
+          <w:tcPr>
+            <w:cnfStyle w:val="001000000000" w:firstRow="0" w:lastRow="0" w:firstColumn="1" w:lastColumn="0" w:oddVBand="0" w:evenVBand="0" w:oddHBand="0" w:evenHBand="0" w:firstRowFirstColumn="0" w:firstRowLastColumn="0" w:lastRowFirstColumn="0" w:lastRowLastColumn="0"/>
+            <w:tcW w:w="2547" w:type="dxa"/>
+          </w:tcPr>
+          <w:p>
+            <w:pPr>
+              <w:spacing w:before="60" w:after="60"/>
+            </w:pPr>
+            <w:r>
+              <w:t>PHP</w:t>
+            </w:r>
+          </w:p>
+        </w:tc>
+        <w:tc>
+          <w:tcPr>
+            <w:tcW w:w="6665" w:type="dxa"/>
+          </w:tcPr>
+          <w:p>
+            <w:pPr>
+              <w:spacing w:before="60" w:after="60"/>
+              <w:cnfStyle w:val="000000000000" w:firstRow="0" w:lastRow="0" w:firstColumn="0" w:lastColumn="0" w:oddVBand="0" w:evenVBand="0" w:oddHBand="0" w:evenHBand="0" w:firstRowFirstColumn="0" w:firstRowLastColumn="0" w:lastRowFirstColumn="0" w:lastRowLastColumn="0"/>
+            </w:pPr>
+            <w:r>
+              <w:t>Skriptsprache die die Anfragenverarbeitet und die Anwendung bereitstellt</w:t>
+            </w:r>
+          </w:p>
+        </w:tc>
+      </w:tr>
+    </w:tbl>
+    <w:p/>
+    <w:p/>
+    <w:p>
+      <w:pPr>
+        <w:rPr>
+          <w:rFonts w:ascii="Calibri" w:eastAsia="Arial" w:hAnsi="Calibri" w:cs="Calibri"/>
+        </w:rPr>
+      </w:pPr>
+      <w:r>
+        <w:rPr>
+          <w:rFonts w:ascii="Calibri" w:eastAsia="Arial" w:hAnsi="Calibri" w:cs="Calibri"/>
+        </w:rPr>
+        <w:br w:type="page"/>
+      </w:r>
+    </w:p>
+    <w:p>
+      <w:pPr>
+        <w:pStyle w:val="berschrift1"/>
+        <w:numPr>
+          <w:ilvl w:val="0"/>
+          <w:numId w:val="2"/>
+        </w:numPr>
+        <w:rPr>
+          <w:rFonts w:ascii="Calibri" w:eastAsia="Arial" w:hAnsi="Calibri" w:cs="Calibri"/>
+          <w:sz w:val="36"/>
+          <w:szCs w:val="36"/>
+        </w:rPr>
+      </w:pPr>
+      <w:bookmarkStart w:id="8" w:name="_Toc228457339"/>
+      <w:r>
+        <w:rPr>
+          <w:noProof/>
+        </w:rPr>
+        <w:lastRenderedPageBreak/>
+        <mc:AlternateContent>
+          <mc:Choice Requires="wps">
+            <w:drawing>
+              <wp:anchor distT="0" distB="0" distL="114300" distR="114300" simplePos="0" relativeHeight="251668480" behindDoc="0" locked="0" layoutInCell="1" allowOverlap="1" wp14:anchorId="4A6FCDAB" wp14:editId="032500DA">
+                <wp:simplePos x="0" y="0"/>
+                <wp:positionH relativeFrom="margin">
+                  <wp:align>left</wp:align>
+                </wp:positionH>
+                <wp:positionV relativeFrom="paragraph">
+                  <wp:posOffset>307566</wp:posOffset>
+                </wp:positionV>
+                <wp:extent cx="6047382" cy="5610"/>
+                <wp:effectExtent l="0" t="0" r="29845" b="33020"/>
+                <wp:wrapNone/>
+                <wp:docPr id="10" name="Gerader Verbinder 10"/>
+                <wp:cNvGraphicFramePr/>
+                <a:graphic xmlns:a="http://schemas.openxmlformats.org/drawingml/2006/main">
+                  <a:graphicData uri="http://schemas.microsoft.com/office/word/2010/wordprocessingShape">
+                    <wps:wsp>
+                      <wps:cNvCnPr/>
+                      <wps:spPr>
+                        <a:xfrm>
+                          <a:off x="0" y="0"/>
+                          <a:ext cx="6047382" cy="5610"/>
+                        </a:xfrm>
+                        <a:prstGeom prst="line">
+                          <a:avLst/>
+                        </a:prstGeom>
+                        <a:ln w="19050"/>
+                      </wps:spPr>
+                      <wps:style>
+                        <a:lnRef idx="1">
+                          <a:schemeClr val="accent1"/>
+                        </a:lnRef>
+                        <a:fillRef idx="0">
+                          <a:schemeClr val="accent1"/>
+                        </a:fillRef>
+                        <a:effectRef idx="0">
+                          <a:schemeClr val="accent1"/>
+                        </a:effectRef>
+                        <a:fontRef idx="minor">
+                          <a:schemeClr val="tx1"/>
+                        </a:fontRef>
+                      </wps:style>
+                      <wps:bodyPr/>
+                    </wps:wsp>
+                  </a:graphicData>
+                </a:graphic>
+              </wp:anchor>
+            </w:drawing>
+          </mc:Choice>
+          <mc:Fallback>
+            <w:pict>
+              <v:line w14:anchorId="6361A240" id="Gerader Verbinder 10" o:spid="_x0000_s1026" style="position:absolute;z-index:251668480;visibility:visible;mso-wrap-style:square;mso-wrap-distance-left:9pt;mso-wrap-distance-top:0;mso-wrap-distance-right:9pt;mso-wrap-distance-bottom:0;mso-position-horizontal:left;mso-position-horizontal-relative:margin;mso-position-vertical:absolute;mso-position-vertical-relative:text" from="0,24.2pt" to="476.15pt,24.65pt" o:gfxdata="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" strokecolor="#156082 [3204]" strokeweight="1.5pt">
+                <v:stroke joinstyle="miter"/>
+                <w10:wrap anchorx="margin"/>
+              </v:line>
+            </w:pict>
+          </mc:Fallback>
+        </mc:AlternateContent>
+      </w:r>
+      <w:r>
+        <w:rPr>
+          <w:rFonts w:ascii="Calibri" w:eastAsia="Arial" w:hAnsi="Calibri" w:cs="Calibri"/>
+          <w:sz w:val="36"/>
+          <w:szCs w:val="36"/>
+        </w:rPr>
+        <w:t>Analysephase</w:t>
+      </w:r>
+      <w:bookmarkEnd w:id="8"/>
+    </w:p>
+    <w:p>
+      <w:r>
+        <w:rPr>
+          <w:rFonts w:ascii="Calibri" w:hAnsi="Calibri" w:cs="Calibri"/>
+        </w:rPr>
+        <w:t>In dieser Phase wird als erste</w:t>
+      </w:r>
+      <w:r>
+        <w:rPr>
+          <w:rFonts w:ascii="Calibri" w:hAnsi="Calibri" w:cs="Calibri"/>
+        </w:rPr>
+        <w:t>s</w:t>
+      </w:r>
+      <w:r>
+        <w:rPr>
+          <w:rFonts w:ascii="Calibri" w:hAnsi="Calibri" w:cs="Calibri"/>
+        </w:rPr>
+        <w:t xml:space="preserve"> der aktuelle IST-Zustand von der bestehenden Inventarverwaltung festgehalten. Danach wird der angestrebte </w:t>
+      </w:r>
+      <w:r>
+        <w:rPr>
+          <w:rFonts w:ascii="Calibri" w:hAnsi="Calibri" w:cs="Calibri"/>
+        </w:rPr>
+        <w:t>SOLL-Zustand</w:t>
+      </w:r>
+      <w:r>
+        <w:rPr>
+          <w:rFonts w:ascii="Calibri" w:hAnsi="Calibri" w:cs="Calibri"/>
+        </w:rPr>
+        <w:t xml:space="preserve"> und die Definition der Felder für die DB </w:t>
+      </w:r>
+      <w:r>
+        <w:rPr>
+          <w:rFonts w:ascii="Calibri" w:hAnsi="Calibri" w:cs="Calibri"/>
+        </w:rPr>
+        <w:t>definiert.</w:t>
+      </w:r>
+    </w:p>
+    <w:p>
+      <w:pPr>
+        <w:pStyle w:val="berschrift2"/>
+        <w:numPr>
+          <w:ilvl w:val="1"/>
+          <w:numId w:val="2"/>
+        </w:numPr>
+        <w:rPr>
+          <w:rFonts w:ascii="Calibri" w:eastAsia="Arial" w:hAnsi="Calibri" w:cs="Calibri"/>
+          <w:sz w:val="24"/>
+          <w:szCs w:val="24"/>
+        </w:rPr>
+      </w:pPr>
+      <w:bookmarkStart w:id="9" w:name="_Toc228457340"/>
+      <w:r>
+        <w:rPr>
+          <w:rFonts w:ascii="Calibri" w:eastAsia="Arial" w:hAnsi="Calibri" w:cs="Calibri"/>
+          <w:sz w:val="24"/>
+          <w:szCs w:val="24"/>
+        </w:rPr>
+        <w:t>Durchführung der IST-Analyse</w:t>
+      </w:r>
+      <w:bookmarkEnd w:id="9"/>
+    </w:p>
+    <w:p>
+      <w:pPr>
+        <w:rPr>
+          <w:rFonts w:ascii="Calibri" w:hAnsi="Calibri" w:cs="Calibri"/>
+        </w:rPr>
+      </w:pPr>
+      <w:r>
+        <w:rPr>
+          <w:rFonts w:ascii="Calibri" w:hAnsi="Calibri" w:cs="Calibri"/>
+        </w:rPr>
+        <w:t>Gemeinsam mit dem Ausbilder wurde die aktuelle I</w:t>
+      </w:r>
+      <w:r>
+        <w:rPr>
+          <w:rFonts w:ascii="Calibri" w:hAnsi="Calibri" w:cs="Calibri"/>
+        </w:rPr>
+        <w:t>ST</w:t>
+      </w:r>
+      <w:r>
+        <w:rPr>
+          <w:rFonts w:ascii="Calibri" w:hAnsi="Calibri" w:cs="Calibri"/>
+        </w:rPr>
+        <w:t>-Situation der Inventarverwaltung analysiert</w:t>
+      </w:r>
+      <w:r>
+        <w:rPr>
+          <w:rFonts w:ascii="Calibri" w:hAnsi="Calibri" w:cs="Calibri"/>
+        </w:rPr>
+        <w:t xml:space="preserve"> und die Schwachstellen der aktuell bestehenden Excel-Tabellen definiert.</w:t>
+      </w:r>
+    </w:p>
+    <w:p>
+      <w:pPr>
+        <w:pStyle w:val="berschrift3"/>
+        <w:rPr>
+          <w:rFonts w:ascii="Calibri" w:hAnsi="Calibri" w:cs="Calibri"/>
+          <w:sz w:val="24"/>
+          <w:szCs w:val="24"/>
+        </w:rPr>
+      </w:pPr>
+      <w:bookmarkStart w:id="10" w:name="_Toc228457341"/>
+      <w:r>
+        <w:rPr>
+          <w:rFonts w:ascii="Calibri" w:hAnsi="Calibri" w:cs="Calibri"/>
+          <w:sz w:val="24"/>
+          <w:szCs w:val="24"/>
+        </w:rPr>
+        <w:t>3.1.</w:t>
+      </w:r>
+      <w:r>
+        <w:rPr>
+          <w:rFonts w:ascii="Calibri" w:hAnsi="Calibri" w:cs="Calibri"/>
+          <w:sz w:val="24"/>
+          <w:szCs w:val="24"/>
+        </w:rPr>
+        <w:t xml:space="preserve">1 </w:t>
+      </w:r>
+      <w:r>
+        <w:rPr>
+          <w:rFonts w:ascii="Calibri" w:hAnsi="Calibri" w:cs="Calibri"/>
+          <w:sz w:val="24"/>
+          <w:szCs w:val="24"/>
+        </w:rPr>
+        <w:t>Aktueller Stand</w:t>
+      </w:r>
+      <w:bookmarkEnd w:id="10"/>
+    </w:p>
+    <w:p>
+      <w:pPr>
+        <w:rPr>
+          <w:rFonts w:ascii="Calibri" w:hAnsi="Calibri" w:cs="Calibri"/>
+        </w:rPr>
+      </w:pPr>
+      <w:r>
+        <w:rPr>
+          <w:rFonts w:ascii="Calibri" w:hAnsi="Calibri" w:cs="Calibri"/>
+        </w:rPr>
+        <w:t>Aktuell werden alle Inventardaten ausschließlich in einer Excel</w:t>
+      </w:r>
+      <w:r>
+        <w:rPr>
+          <w:rFonts w:ascii="Calibri" w:hAnsi="Calibri" w:cs="Calibri"/>
+        </w:rPr>
+        <w:t>-</w:t>
+      </w:r>
+      <w:r>
+        <w:rPr>
+          <w:rFonts w:ascii="Calibri" w:hAnsi="Calibri" w:cs="Calibri"/>
+        </w:rPr>
+        <w:t>Tabelle erfasst und festgehalten. Die in der Excel</w:t>
+      </w:r>
+      <w:r>
+        <w:rPr>
+          <w:rFonts w:ascii="Calibri" w:hAnsi="Calibri" w:cs="Calibri"/>
+        </w:rPr>
+        <w:t>-Tabelle</w:t>
+      </w:r>
+      <w:r>
+        <w:rPr>
+          <w:rFonts w:ascii="Calibri" w:hAnsi="Calibri" w:cs="Calibri"/>
+        </w:rPr>
+        <w:t xml:space="preserve"> erfassten Gerätekategorien sind:</w:t>
+      </w:r>
+    </w:p>
+    <w:p>
+      <w:pPr>
+        <w:pStyle w:val="Listenabsatz"/>
+        <w:numPr>
+          <w:ilvl w:val="0"/>
+          <w:numId w:val="3"/>
+        </w:numPr>
+        <w:rPr>
+          <w:rFonts w:ascii="Calibri" w:hAnsi="Calibri" w:cs="Calibri"/>
+        </w:rPr>
+      </w:pPr>
+      <w:r>
+        <w:rPr>
+          <w:rFonts w:ascii="Calibri" w:hAnsi="Calibri" w:cs="Calibri"/>
+        </w:rPr>
+        <w:t>PCS/Laptops (Arbeitsplatzrechner)</w:t>
+      </w:r>
+    </w:p>
+    <w:p>
+      <w:pPr>
+        <w:pStyle w:val="Listenabsatz"/>
+        <w:numPr>
+          <w:ilvl w:val="0"/>
+          <w:numId w:val="3"/>
+        </w:numPr>
+        <w:rPr>
+          <w:rFonts w:ascii="Calibri" w:hAnsi="Calibri" w:cs="Calibri"/>
+        </w:rPr>
+      </w:pPr>
+      <w:r>
+        <w:rPr>
+          <w:rFonts w:ascii="Calibri" w:hAnsi="Calibri" w:cs="Calibri"/>
+        </w:rPr>
+        <w:t>Monitore . Drucker</w:t>
+      </w:r>
+    </w:p>
+    <w:p>
+      <w:pPr>
+        <w:pStyle w:val="Listenabsatz"/>
+        <w:numPr>
+          <w:ilvl w:val="0"/>
+          <w:numId w:val="3"/>
+        </w:numPr>
+        <w:rPr>
+          <w:rFonts w:ascii="Calibri" w:hAnsi="Calibri" w:cs="Calibri"/>
+        </w:rPr>
+      </w:pPr>
+      <w:r>
+        <w:rPr>
+          <w:rFonts w:ascii="Calibri" w:hAnsi="Calibri" w:cs="Calibri"/>
+        </w:rPr>
+        <w:t>Zubehör (Dockingstationen, Handhelds, sowie alle Artikel unter 100 €)</w:t>
+      </w:r>
+    </w:p>
+    <w:p>
+      <w:pPr>
+        <w:pStyle w:val="Listenabsatz"/>
+        <w:numPr>
+          <w:ilvl w:val="0"/>
+          <w:numId w:val="3"/>
+        </w:numPr>
+        <w:rPr>
+          <w:rFonts w:ascii="Calibri" w:hAnsi="Calibri" w:cs="Calibri"/>
+        </w:rPr>
+      </w:pPr>
+      <w:r>
+        <w:rPr>
+          <w:rFonts w:ascii="Calibri" w:hAnsi="Calibri" w:cs="Calibri"/>
+        </w:rPr>
+        <w:t>Netzwerkkomp</w:t>
+      </w:r>
+      <w:r>
+        <w:rPr>
+          <w:rFonts w:ascii="Calibri" w:hAnsi="Calibri" w:cs="Calibri"/>
+        </w:rPr>
+        <w:t xml:space="preserve">onenten (Server, USV, Switch, Firewall, Telefonanlage, </w:t>
+      </w:r>
+      <w:proofErr w:type="spellStart"/>
+      <w:r>
+        <w:rPr>
+          <w:rFonts w:ascii="Calibri" w:hAnsi="Calibri" w:cs="Calibri"/>
+        </w:rPr>
+        <w:t>Beamer</w:t>
+      </w:r>
+      <w:proofErr w:type="spellEnd"/>
+      <w:r>
+        <w:rPr>
+          <w:rFonts w:ascii="Calibri" w:hAnsi="Calibri" w:cs="Calibri"/>
+        </w:rPr>
+        <w:t>)</w:t>
+      </w:r>
+    </w:p>
+    <w:p>
+      <w:pPr>
+        <w:rPr>
+          <w:rFonts w:ascii="Calibri" w:hAnsi="Calibri" w:cs="Calibri"/>
+        </w:rPr>
+      </w:pPr>
+      <w:r>
+        <w:rPr>
+          <w:rFonts w:ascii="Calibri" w:hAnsi="Calibri" w:cs="Calibri"/>
+        </w:rPr>
+        <w:t>Außerdem werden für jeden Artikel in der Tabelle noch eine Inventarnummer, Bezeichnung, Anschaffungsdatum, Anschaffungswert, Garantielaufzeit, Seriennummer und der Ort wo der Artikel steht erfasst.</w:t>
+      </w:r>
+    </w:p>
+    <w:p>
+      <w:pPr>
+        <w:rPr>
+          <w:rFonts w:ascii="Calibri" w:hAnsi="Calibri" w:cs="Calibri"/>
+        </w:rPr>
+      </w:pPr>
+      <w:r>
+        <w:rPr>
+          <w:rFonts w:ascii="Calibri" w:hAnsi="Calibri" w:cs="Calibri"/>
+        </w:rPr>
+        <w:t xml:space="preserve">Der gesamt Umfang der Excel-Tabelle beträgt: 30 Arbeitsplätze, 1 Serverraum, 20 Partnerfirmen mit </w:t>
+      </w:r>
+      <w:r>
+        <w:rPr>
+          <w:rFonts w:ascii="Calibri" w:hAnsi="Calibri" w:cs="Calibri"/>
+        </w:rPr>
+        <w:t>RST-Hardware</w:t>
+      </w:r>
+      <w:r>
+        <w:rPr>
+          <w:rFonts w:ascii="Calibri" w:hAnsi="Calibri" w:cs="Calibri"/>
+        </w:rPr>
+        <w:t xml:space="preserve"> sowie 1 Archiv.</w:t>
+      </w:r>
+    </w:p>
+    <w:p>
+      <w:pPr>
+        <w:pStyle w:val="berschrift3"/>
+        <w:rPr>
+          <w:rFonts w:ascii="Calibri" w:hAnsi="Calibri" w:cs="Calibri"/>
+          <w:sz w:val="24"/>
+          <w:szCs w:val="24"/>
+        </w:rPr>
+      </w:pPr>
+      <w:bookmarkStart w:id="11" w:name="_Toc228457342"/>
+      <w:r>
+        <w:rPr>
+          <w:rFonts w:ascii="Calibri" w:hAnsi="Calibri" w:cs="Calibri"/>
+          <w:sz w:val="24"/>
+          <w:szCs w:val="24"/>
+        </w:rPr>
+        <w:t xml:space="preserve">3.1.2 </w:t>
+      </w:r>
+      <w:r>
+        <w:rPr>
+          <w:rFonts w:ascii="Calibri" w:hAnsi="Calibri" w:cs="Calibri"/>
+          <w:sz w:val="24"/>
+          <w:szCs w:val="24"/>
+        </w:rPr>
+        <w:t>Identifizierte Schwachstellen</w:t>
+      </w:r>
+      <w:bookmarkEnd w:id="11"/>
+    </w:p>
+    <w:tbl>
+      <w:tblPr>
+        <w:tblStyle w:val="Listentabelle4Akzent1"/>
+        <w:tblW w:w="10192" w:type="dxa"/>
+        <w:tblLook w:val="04A0" w:firstRow="1" w:lastRow="0" w:firstColumn="1" w:lastColumn="0" w:noHBand="0" w:noVBand="1"/>
+      </w:tblPr>
+      <w:tblGrid>
+        <w:gridCol w:w="1269"/>
+        <w:gridCol w:w="8923"/>
+      </w:tblGrid>
+      <w:tr>
+        <w:trPr>
+          <w:cnfStyle w:val="100000000000" w:firstRow="1" w:lastRow="0" w:firstColumn="0" w:lastColumn="0" w:oddVBand="0" w:evenVBand="0" w:oddHBand="0" w:evenHBand="0" w:firstRowFirstColumn="0" w:firstRowLastColumn="0" w:lastRowFirstColumn="0" w:lastRowLastColumn="0"/>
+          <w:trHeight w:val="261"/>
+        </w:trPr>
+        <w:tc>
+          <w:tcPr>
+            <w:cnfStyle w:val="001000000000" w:firstRow="0" w:lastRow="0" w:firstColumn="1" w:lastColumn="0" w:oddVBand="0" w:evenVBand="0" w:oddHBand="0" w:evenHBand="0" w:firstRowFirstColumn="0" w:firstRowLastColumn="0" w:lastRowFirstColumn="0" w:lastRowLastColumn="0"/>
+            <w:tcW w:w="1269" w:type="dxa"/>
+          </w:tcPr>
+          <w:p>
+            <w:r>
+              <w:t>NR</w:t>
+            </w:r>
+          </w:p>
+        </w:tc>
+        <w:tc>
+          <w:tcPr>
+            <w:tcW w:w="8923" w:type="dxa"/>
+          </w:tcPr>
+          <w:p>
+            <w:pPr>
+              <w:cnfStyle w:val="100000000000" w:firstRow="1" w:lastRow="0" w:firstColumn="0" w:lastColumn="0" w:oddVBand="0" w:evenVBand="0" w:oddHBand="0" w:evenHBand="0" w:firstRowFirstColumn="0" w:firstRowLastColumn="0" w:lastRowFirstColumn="0" w:lastRowLastColumn="0"/>
+            </w:pPr>
+            <w:r>
+              <w:t>Schwachstelle</w:t>
+            </w:r>
+          </w:p>
+        </w:tc>
+      </w:tr>
+      <w:tr>
+        <w:trPr>
+          <w:cnfStyle w:val="000000100000" w:firstRow="0" w:lastRow="0" w:firstColumn="0" w:lastColumn="0" w:oddVBand="0" w:evenVBand="0" w:oddHBand="1" w:evenHBand="0" w:firstRowFirstColumn="0" w:firstRowLastColumn="0" w:lastRowFirstColumn="0" w:lastRowLastColumn="0"/>
+          <w:trHeight w:val="774"/>
+        </w:trPr>
+        <w:tc>
+          <w:tcPr>
+            <w:cnfStyle w:val="001000000000" w:firstRow="0" w:lastRow="0" w:firstColumn="1" w:lastColumn="0" w:oddVBand="0" w:evenVBand="0" w:oddHBand="0" w:evenHBand="0" w:firstRowFirstColumn="0" w:firstRowLastColumn="0" w:lastRowFirstColumn="0" w:lastRowLastColumn="0"/>
+            <w:tcW w:w="1269" w:type="dxa"/>
+          </w:tcPr>
+          <w:p>
+            <w:r>
+              <w:t>SW-01</w:t>
+            </w:r>
+          </w:p>
+        </w:tc>
+        <w:tc>
+          <w:tcPr>
+            <w:tcW w:w="8923" w:type="dxa"/>
+          </w:tcPr>
+          <w:p>
+            <w:pPr>
+              <w:cnfStyle w:val="000000100000" w:firstRow="0" w:lastRow="0" w:firstColumn="0" w:lastColumn="0" w:oddVBand="0" w:evenVBand="0" w:oddHBand="1" w:evenHBand="0" w:firstRowFirstColumn="0" w:firstRowLastColumn="0" w:lastRowFirstColumn="0" w:lastRowLastColumn="0"/>
+            </w:pPr>
+            <w:r>
+              <w:t>Die Änderungsverfolgung ist sehr aufwendig, da pro Eintragszeitpunkt der aktuelle Mitarbeiter für den Artikel manuell hinterlegt oder aktualisiert werden muss.</w:t>
+            </w:r>
+          </w:p>
+        </w:tc>
+      </w:tr>
+      <w:tr>
+        <w:trPr>
+          <w:trHeight w:val="522"/>
+        </w:trPr>
+        <w:tc>
+          <w:tcPr>
+            <w:cnfStyle w:val="001000000000" w:firstRow="0" w:lastRow="0" w:firstColumn="1" w:lastColumn="0" w:oddVBand="0" w:evenVBand="0" w:oddHBand="0" w:evenHBand="0" w:firstRowFirstColumn="0" w:firstRowLastColumn="0" w:lastRowFirstColumn="0" w:lastRowLastColumn="0"/>
+            <w:tcW w:w="1269" w:type="dxa"/>
+          </w:tcPr>
+          <w:p>
+            <w:r>
+              <w:t>SW-02</w:t>
+            </w:r>
+          </w:p>
+        </w:tc>
+        <w:tc>
+          <w:tcPr>
+            <w:tcW w:w="8923" w:type="dxa"/>
+          </w:tcPr>
+          <w:p>
+            <w:pPr>
+              <w:cnfStyle w:val="000000000000" w:firstRow="0" w:lastRow="0" w:firstColumn="0" w:lastColumn="0" w:oddVBand="0" w:evenVBand="0" w:oddHBand="0" w:evenHBand="0" w:firstRowFirstColumn="0" w:firstRowLastColumn="0" w:lastRowFirstColumn="0" w:lastRowLastColumn="0"/>
+            </w:pPr>
+            <w:r>
+              <w:t xml:space="preserve">Bei einer falschen Eingabe in die Liste entsteht sehr schnell eine Datenkorruption. Um diese </w:t>
+            </w:r>
+            <w:proofErr w:type="spellStart"/>
+            <w:r>
+              <w:t>zubeheben</w:t>
+            </w:r>
+            <w:proofErr w:type="spellEnd"/>
+            <w:r>
+              <w:t xml:space="preserve"> muss man mehrere Excel Tabellen miteinander abgleichen.</w:t>
+            </w:r>
+          </w:p>
+        </w:tc>
+      </w:tr>
+      <w:tr>
+        <w:trPr>
+          <w:cnfStyle w:val="000000100000" w:firstRow="0" w:lastRow="0" w:firstColumn="0" w:lastColumn="0" w:oddVBand="0" w:evenVBand="0" w:oddHBand="1" w:evenHBand="0" w:firstRowFirstColumn="0" w:firstRowLastColumn="0" w:lastRowFirstColumn="0" w:lastRowLastColumn="0"/>
+          <w:trHeight w:val="513"/>
+        </w:trPr>
+        <w:tc>
+          <w:tcPr>
+            <w:cnfStyle w:val="001000000000" w:firstRow="0" w:lastRow="0" w:firstColumn="1" w:lastColumn="0" w:oddVBand="0" w:evenVBand="0" w:oddHBand="0" w:evenHBand="0" w:firstRowFirstColumn="0" w:firstRowLastColumn="0" w:lastRowFirstColumn="0" w:lastRowLastColumn="0"/>
+            <w:tcW w:w="1269" w:type="dxa"/>
+          </w:tcPr>
+          <w:p>
+            <w:r>
+              <w:t>SW-03</w:t>
+            </w:r>
+          </w:p>
+        </w:tc>
+        <w:tc>
+          <w:tcPr>
+            <w:tcW w:w="8923" w:type="dxa"/>
+          </w:tcPr>
+          <w:p>
+            <w:pPr>
+              <w:cnfStyle w:val="000000100000" w:firstRow="0" w:lastRow="0" w:firstColumn="0" w:lastColumn="0" w:oddVBand="0" w:evenVBand="0" w:oddHBand="1" w:evenHBand="0" w:firstRowFirstColumn="0" w:firstRowLastColumn="0" w:lastRowFirstColumn="0" w:lastRowLastColumn="0"/>
+            </w:pPr>
+            <w:r>
+              <w:t>Nach jeder Änderung muss manuell eine neue Datei erstellt werden. Dies dient dazu um eine Datenhistorie zu erstellen</w:t>
+            </w:r>
+          </w:p>
+        </w:tc>
+      </w:tr>
+      <w:tr>
+        <w:trPr>
+          <w:trHeight w:val="261"/>
+        </w:trPr>
+        <w:tc>
+          <w:tcPr>
+            <w:cnfStyle w:val="001000000000" w:firstRow="0" w:lastRow="0" w:firstColumn="1" w:lastColumn="0" w:oddVBand="0" w:evenVBand="0" w:oddHBand="0" w:evenHBand="0" w:firstRowFirstColumn="0" w:firstRowLastColumn="0" w:lastRowFirstColumn="0" w:lastRowLastColumn="0"/>
+            <w:tcW w:w="1269" w:type="dxa"/>
+          </w:tcPr>
+          <w:p>
+            <w:r>
+              <w:t>SW-04</w:t>
+            </w:r>
+          </w:p>
+        </w:tc>
+        <w:tc>
+          <w:tcPr>
+            <w:tcW w:w="8923" w:type="dxa"/>
+          </w:tcPr>
+          <w:p>
+            <w:pPr>
+              <w:cnfStyle w:val="000000000000" w:firstRow="0" w:lastRow="0" w:firstColumn="0" w:lastColumn="0" w:oddVBand="0" w:evenVBand="0" w:oddHBand="0" w:evenHBand="0" w:firstRowFirstColumn="0" w:firstRowLastColumn="0" w:lastRowFirstColumn="0" w:lastRowLastColumn="0"/>
+            </w:pPr>
+            <w:r>
+              <w:t>Die Inventaretiketten für die einzelnen Artikel müssen manuell erstellt werden</w:t>
+            </w:r>
+          </w:p>
+        </w:tc>
+      </w:tr>
+      <w:tr>
+        <w:trPr>
+          <w:cnfStyle w:val="000000100000" w:firstRow="0" w:lastRow="0" w:firstColumn="0" w:lastColumn="0" w:oddVBand="0" w:evenVBand="0" w:oddHBand="1" w:evenHBand="0" w:firstRowFirstColumn="0" w:firstRowLastColumn="0" w:lastRowFirstColumn="0" w:lastRowLastColumn="0"/>
+          <w:trHeight w:val="513"/>
+        </w:trPr>
+        <w:tc>
+          <w:tcPr>
+            <w:cnfStyle w:val="001000000000" w:firstRow="0" w:lastRow="0" w:firstColumn="1" w:lastColumn="0" w:oddVBand="0" w:evenVBand="0" w:oddHBand="0" w:evenHBand="0" w:firstRowFirstColumn="0" w:firstRowLastColumn="0" w:lastRowFirstColumn="0" w:lastRowLastColumn="0"/>
+            <w:tcW w:w="1269" w:type="dxa"/>
+          </w:tcPr>
+          <w:p>
+            <w:r>
+              <w:t>SW-05</w:t>
+            </w:r>
+          </w:p>
+        </w:tc>
+        <w:tc>
+          <w:tcPr>
+            <w:tcW w:w="8923" w:type="dxa"/>
+          </w:tcPr>
+          <w:p>
+            <w:pPr>
+              <w:cnfStyle w:val="000000100000" w:firstRow="0" w:lastRow="0" w:firstColumn="0" w:lastColumn="0" w:oddVBand="0" w:evenVBand="0" w:oddHBand="1" w:evenHBand="0" w:firstRowFirstColumn="0" w:firstRowLastColumn="0" w:lastRowFirstColumn="0" w:lastRowLastColumn="0"/>
+            </w:pPr>
+            <w:r>
+              <w:t>Eine Parallele Bearbeitung von der Inventars liste durch mehrere Benutzer gleichzeitig ist aktuell nicht möglich</w:t>
+            </w:r>
+          </w:p>
+        </w:tc>
+      </w:tr>
+    </w:tbl>
+    <w:p>
+      <w:pPr>
+        <w:pStyle w:val="berschrift2"/>
+        <w:numPr>
+          <w:ilvl w:val="1"/>
+          <w:numId w:val="2"/>
+        </w:numPr>
+        <w:rPr>
+          <w:rFonts w:ascii="Calibri" w:eastAsia="Arial" w:hAnsi="Calibri" w:cs="Calibri"/>
+          <w:sz w:val="24"/>
+          <w:szCs w:val="24"/>
+        </w:rPr>
+      </w:pPr>
+      <w:bookmarkStart w:id="12" w:name="_Toc228457343"/>
+      <w:r>
+        <w:rPr>
+          <w:rFonts w:ascii="Calibri" w:eastAsia="Arial" w:hAnsi="Calibri" w:cs="Calibri"/>
+          <w:sz w:val="24"/>
+          <w:szCs w:val="24"/>
+        </w:rPr>
+        <w:t>Anforderungsdefinition (SOLL-Zustand)</w:t>
+      </w:r>
+      <w:bookmarkEnd w:id="12"/>
+    </w:p>
+    <w:p>
+      <w:pPr>
+        <w:rPr>
+          <w:rFonts w:ascii="Calibri" w:hAnsi="Calibri" w:cs="Calibri"/>
+        </w:rPr>
+      </w:pPr>
+      <w:r>
+        <w:rPr>
+          <w:rFonts w:ascii="Calibri" w:hAnsi="Calibri" w:cs="Calibri"/>
+        </w:rPr>
+        <w:t>Auf der Basis von der soeben erstellen Ist-Analyse wurde nun mit dem Ausbilder die funktionalen Anforderungen an das neue System definiert und festgehalten</w:t>
+      </w:r>
+    </w:p>
+    <w:p>
+      <w:pPr>
+        <w:pStyle w:val="berschrift3"/>
+        <w:numPr>
+          <w:ilvl w:val="2"/>
+          <w:numId w:val="2"/>
+        </w:numPr>
+        <w:rPr>
+          <w:rFonts w:ascii="Calibri" w:hAnsi="Calibri" w:cs="Calibri"/>
+          <w:sz w:val="24"/>
+          <w:szCs w:val="24"/>
+        </w:rPr>
+      </w:pPr>
+      <w:bookmarkStart w:id="13" w:name="_Toc228457344"/>
+      <w:r>
+        <w:rPr>
+          <w:rFonts w:ascii="Calibri" w:hAnsi="Calibri" w:cs="Calibri"/>
+          <w:sz w:val="24"/>
+          <w:szCs w:val="24"/>
+        </w:rPr>
+        <w:t>Funktionale Anforderung an das System</w:t>
+      </w:r>
+      <w:bookmarkEnd w:id="13"/>
+    </w:p>
+    <w:p>
+      <w:pPr>
+        <w:pStyle w:val="Listenabsatz"/>
+        <w:numPr>
+          <w:ilvl w:val="0"/>
+          <w:numId w:val="4"/>
+        </w:numPr>
+      </w:pPr>
+      <w:r>
+        <w:t>Multi-User-Fähigkeit: Dadurch soll es möglich sein, dass mehrere Benutzer gleichzeitig das System nutzen können</w:t>
+      </w:r>
+    </w:p>
+    <w:p>
+      <w:pPr>
+        <w:pStyle w:val="Listenabsatz"/>
+        <w:numPr>
+          <w:ilvl w:val="0"/>
+          <w:numId w:val="4"/>
+        </w:numPr>
+      </w:pPr>
+      <w:r>
+        <w:t>Automatische Historie:</w:t>
+      </w:r>
+      <w:r>
+        <w:t xml:space="preserve"> </w:t>
+      </w:r>
+      <w:r>
+        <w:rPr>
+          <w:rFonts w:ascii="Calibri" w:hAnsi="Calibri" w:cs="Calibri"/>
+        </w:rPr>
+        <w:t>Jede Änderung an einen Eintrag wird automatisch festgehalten daraus wird am Ende dann eine Historie erstellt.</w:t>
+      </w:r>
+    </w:p>
+    <w:p>
+      <w:pPr>
+        <w:pStyle w:val="Listenabsatz"/>
+        <w:numPr>
+          <w:ilvl w:val="0"/>
+          <w:numId w:val="4"/>
+        </w:numPr>
+        <w:rPr>
+          <w:rFonts w:ascii="Calibri" w:hAnsi="Calibri" w:cs="Calibri"/>
+        </w:rPr>
+      </w:pPr>
+      <w:r>
+        <w:rPr>
+          <w:rFonts w:ascii="Calibri" w:hAnsi="Calibri" w:cs="Calibri"/>
+        </w:rPr>
+        <w:t>Etikettierung: Das System soll automatisiert die Inventaretiketten für die im System ausgewählten Artikel erstellen</w:t>
+      </w:r>
+    </w:p>
+    <w:p>
+      <w:pPr>
+        <w:pStyle w:val="Listenabsatz"/>
+        <w:numPr>
+          <w:ilvl w:val="0"/>
+          <w:numId w:val="4"/>
+        </w:numPr>
+        <w:rPr>
+          <w:rFonts w:ascii="Calibri" w:hAnsi="Calibri" w:cs="Calibri"/>
+        </w:rPr>
+      </w:pPr>
+      <w:r>
+        <w:rPr>
+          <w:rFonts w:ascii="Calibri" w:hAnsi="Calibri" w:cs="Calibri"/>
+        </w:rPr>
+        <w:lastRenderedPageBreak/>
+        <w:t>Barcode: Die Inventarartikel sollen eindeutige Barcodes bekommen, damit diese schnell und einfach identifiziert und zugeordnet werden können</w:t>
+      </w:r>
+    </w:p>
+    <w:p>
+      <w:pPr>
+        <w:pStyle w:val="Listenabsatz"/>
+        <w:numPr>
+          <w:ilvl w:val="0"/>
+          <w:numId w:val="4"/>
+        </w:numPr>
+        <w:rPr>
+          <w:rFonts w:ascii="Calibri" w:hAnsi="Calibri" w:cs="Calibri"/>
+        </w:rPr>
+      </w:pPr>
+      <w:r>
+        <w:rPr>
+          <w:rFonts w:ascii="Calibri" w:hAnsi="Calibri" w:cs="Calibri"/>
+        </w:rPr>
+        <w:t>Zeitgemäßes Interface mit aktueller DB-Struktur.</w:t>
+      </w:r>
+    </w:p>
+    <w:p>
+      <w:pPr>
+        <w:pStyle w:val="berschrift3"/>
+        <w:numPr>
+          <w:ilvl w:val="2"/>
+          <w:numId w:val="2"/>
+        </w:numPr>
+        <w:rPr>
+          <w:rFonts w:ascii="Calibri" w:hAnsi="Calibri" w:cs="Calibri"/>
+          <w:sz w:val="24"/>
+          <w:szCs w:val="24"/>
+        </w:rPr>
+      </w:pPr>
+      <w:bookmarkStart w:id="14" w:name="_Toc228457345"/>
+      <w:r>
+        <w:rPr>
+          <w:rFonts w:ascii="Calibri" w:hAnsi="Calibri" w:cs="Calibri"/>
+          <w:sz w:val="24"/>
+          <w:szCs w:val="24"/>
+        </w:rPr>
+        <w:t>Die zu erfassenden Inventardetails</w:t>
+      </w:r>
+      <w:bookmarkEnd w:id="14"/>
+    </w:p>
+    <w:p>
+      <w:pPr>
+        <w:rPr>
+          <w:rFonts w:ascii="Calibri" w:hAnsi="Calibri" w:cs="Calibri"/>
+        </w:rPr>
+      </w:pPr>
+      <w:r>
+        <w:rPr>
+          <w:rFonts w:ascii="Calibri" w:hAnsi="Calibri" w:cs="Calibri"/>
+        </w:rPr>
+        <w:t>Das neue System soll neben den bisherigen Informationen zusätzlich folgende Felder erfassen:</w:t>
+      </w:r>
+      <w:r>
+        <w:rPr>
+          <w:rFonts w:ascii="Calibri" w:hAnsi="Calibri" w:cs="Calibri"/>
+        </w:rPr>
+        <w:t xml:space="preserve"> Lieferant</w:t>
+      </w:r>
+    </w:p>
+    <w:p>
+      <w:pPr>
+        <w:rPr>
+          <w:rFonts w:ascii="Calibri" w:hAnsi="Calibri" w:cs="Calibri"/>
+        </w:rPr>
+      </w:pPr>
+    </w:p>
+    <w:p>
+      <w:pPr>
+        <w:pStyle w:val="Listenabsatz"/>
+      </w:pPr>
+    </w:p>
+    <w:p/>
+    <w:p>
+      <w:pPr>
+        <w:pStyle w:val="berschrift1"/>
+        <w:rPr>
+          <w:rFonts w:eastAsia="Arial"/>
+        </w:rPr>
+      </w:pPr>
+      <w:r>
+        <w:rPr>
+          <w:rFonts w:eastAsia="Arial"/>
+        </w:rPr>
+        <w:br w:type="page"/>
+      </w:r>
+    </w:p>
+    <w:p>
+      <w:pPr>
+        <w:pStyle w:val="berschrift1"/>
+        <w:rPr>
+          <w:rFonts w:ascii="Calibri" w:eastAsia="Arial" w:hAnsi="Calibri" w:cs="Calibri"/>
+          <w:sz w:val="36"/>
+          <w:szCs w:val="36"/>
+        </w:rPr>
+      </w:pPr>
+      <w:bookmarkStart w:id="15" w:name="_Toc228457346"/>
+      <w:r>
+        <w:rPr>
+          <w:rFonts w:ascii="Calibri" w:eastAsia="Arial" w:hAnsi="Calibri" w:cs="Calibri"/>
+          <w:sz w:val="36"/>
+          <w:szCs w:val="36"/>
+        </w:rPr>
+        <w:lastRenderedPageBreak/>
+        <w:t>A Anhang</w:t>
+      </w:r>
+      <w:bookmarkEnd w:id="15"/>
+    </w:p>
+    <w:p>
+      <w:pPr>
+        <w:rPr>
+          <w:rFonts w:ascii="Calibri" w:hAnsi="Calibri" w:cs="Calibri"/>
+        </w:rPr>
+      </w:pPr>
+      <w:r>
+        <w:rPr>
+          <w:noProof/>
+        </w:rPr>
+        <mc:AlternateContent>
+          <mc:Choice Requires="wps">
+            <w:drawing>
+              <wp:anchor distT="0" distB="0" distL="114300" distR="114300" simplePos="0" relativeHeight="251666432" behindDoc="0" locked="0" layoutInCell="1" allowOverlap="1" wp14:anchorId="64312968" wp14:editId="5791349E">
+                <wp:simplePos x="0" y="0"/>
+                <wp:positionH relativeFrom="margin">
+                  <wp:align>left</wp:align>
+                </wp:positionH>
+                <wp:positionV relativeFrom="paragraph">
+                  <wp:posOffset>13970</wp:posOffset>
+                </wp:positionV>
+                <wp:extent cx="6047105" cy="5080"/>
+                <wp:effectExtent l="0" t="0" r="29845" b="33020"/>
+                <wp:wrapNone/>
+                <wp:docPr id="9" name="Gerader Verbinder 9"/>
+                <wp:cNvGraphicFramePr/>
+                <a:graphic xmlns:a="http://schemas.openxmlformats.org/drawingml/2006/main">
+                  <a:graphicData uri="http://schemas.microsoft.com/office/word/2010/wordprocessingShape">
+                    <wps:wsp>
+                      <wps:cNvCnPr/>
+                      <wps:spPr>
+                        <a:xfrm>
+                          <a:off x="0" y="0"/>
+                          <a:ext cx="6047105" cy="5080"/>
+                        </a:xfrm>
+                        <a:prstGeom prst="line">
+                          <a:avLst/>
+                        </a:prstGeom>
+                        <a:ln w="19050"/>
+                      </wps:spPr>
+                      <wps:style>
+                        <a:lnRef idx="1">
+                          <a:schemeClr val="accent1"/>
+                        </a:lnRef>
+                        <a:fillRef idx="0">
+                          <a:schemeClr val="accent1"/>
+                        </a:fillRef>
+                        <a:effectRef idx="0">
+                          <a:schemeClr val="accent1"/>
+                        </a:effectRef>
+                        <a:fontRef idx="minor">
+                          <a:schemeClr val="tx1"/>
+                        </a:fontRef>
+                      </wps:style>
+                      <wps:bodyPr/>
+                    </wps:wsp>
+                  </a:graphicData>
+                </a:graphic>
+              </wp:anchor>
+            </w:drawing>
+          </mc:Choice>
+          <mc:Fallback>
+            <w:pict>
+              <v:line w14:anchorId="1C380F19" id="Gerader Verbinder 9" o:spid="_x0000_s1026" style="position:absolute;z-index:251666432;visibility:visible;mso-wrap-style:square;mso-wrap-distance-left:9pt;mso-wrap-distance-top:0;mso-wrap-distance-right:9pt;mso-wrap-distance-bottom:0;mso-position-horizontal:left;mso-position-horizontal-relative:margin;mso-position-vertical:absolute;mso-position-vertical-relative:text" from="0,1.1pt" to="476.15pt,1.5pt" o:gfxdata="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" strokecolor="#156082 [3204]" strokeweight="1.5pt">
+                <v:stroke joinstyle="miter"/>
+                <w10:wrap anchorx="margin"/>
+              </v:line>
+            </w:pict>
+          </mc:Fallback>
+        </mc:AlternateContent>
+      </w:r>
+    </w:p>
+    <w:p>
+      <w:pPr>
+        <w:pStyle w:val="berschrift2"/>
+        <w:rPr>
+          <w:rFonts w:ascii="Calibri" w:hAnsi="Calibri" w:cs="Calibri"/>
+          <w:sz w:val="24"/>
+          <w:szCs w:val="24"/>
+        </w:rPr>
+      </w:pPr>
+      <w:bookmarkStart w:id="16" w:name="_Toc228457347"/>
+      <w:r>
+        <w:rPr>
+          <w:rFonts w:ascii="Calibri" w:hAnsi="Calibri" w:cs="Calibri"/>
+          <w:sz w:val="24"/>
+          <w:szCs w:val="24"/>
+        </w:rPr>
+        <w:t>A.1 Detaillierte Zeitplanung</w:t>
+      </w:r>
+      <w:bookmarkEnd w:id="16"/>
+    </w:p>
+    <w:tbl>
+      <w:tblPr>
+        <w:tblStyle w:val="Listentabelle4Akzent1"/>
+        <w:tblW w:w="0" w:type="auto"/>
+        <w:tblLook w:val="04A0" w:firstRow="1" w:lastRow="0" w:firstColumn="1" w:lastColumn="0" w:noHBand="0" w:noVBand="1"/>
+      </w:tblPr>
+      <w:tblGrid>
+        <w:gridCol w:w="2265"/>
+        <w:gridCol w:w="3117"/>
+        <w:gridCol w:w="2268"/>
+        <w:gridCol w:w="1412"/>
+      </w:tblGrid>
+      <w:tr>
+        <w:trPr>
+          <w:cnfStyle w:val="100000000000" w:firstRow="1" w:lastRow="0" w:firstColumn="0" w:lastColumn="0" w:oddVBand="0" w:evenVBand="0" w:oddHBand="0" w:evenHBand="0" w:firstRowFirstColumn="0" w:firstRowLastColumn="0" w:lastRowFirstColumn="0" w:lastRowLastColumn="0"/>
+        </w:trPr>
+        <w:tc>
+          <w:tcPr>
+            <w:cnfStyle w:val="001000000000" w:firstRow="0" w:lastRow="0" w:firstColumn="1" w:lastColumn="0" w:oddVBand="0" w:evenVBand="0" w:oddHBand="0" w:evenHBand="0" w:firstRowFirstColumn="0" w:firstRowLastColumn="0" w:lastRowFirstColumn="0" w:lastRowLastColumn="0"/>
+            <w:tcW w:w="2265" w:type="dxa"/>
+          </w:tcPr>
+          <w:p>
+            <w:r>
+              <w:t>Phase</w:t>
+            </w:r>
+          </w:p>
+        </w:tc>
+        <w:tc>
+          <w:tcPr>
+            <w:tcW w:w="3117" w:type="dxa"/>
+          </w:tcPr>
+          <w:p>
+            <w:pPr>
+              <w:cnfStyle w:val="100000000000" w:firstRow="1" w:lastRow="0" w:firstColumn="0" w:lastColumn="0" w:oddVBand="0" w:evenVBand="0" w:oddHBand="0" w:evenHBand="0" w:firstRowFirstColumn="0" w:firstRowLastColumn="0" w:lastRowFirstColumn="0" w:lastRowLastColumn="0"/>
+            </w:pPr>
+            <w:r>
+              <w:t>Tätigkeit in der Phase</w:t>
+            </w:r>
+          </w:p>
+        </w:tc>
+        <w:tc>
+          <w:tcPr>
+            <w:tcW w:w="2268" w:type="dxa"/>
+          </w:tcPr>
+          <w:p>
+            <w:pPr>
+              <w:cnfStyle w:val="100000000000" w:firstRow="1" w:lastRow="0" w:firstColumn="0" w:lastColumn="0" w:oddVBand="0" w:evenVBand="0" w:oddHBand="0" w:evenHBand="0" w:firstRowFirstColumn="0" w:firstRowLastColumn="0" w:lastRowFirstColumn="0" w:lastRowLastColumn="0"/>
+            </w:pPr>
+            <w:r>
+              <w:t>Geplante Zeit</w:t>
+            </w:r>
+          </w:p>
+        </w:tc>
+        <w:tc>
+          <w:tcPr>
+            <w:tcW w:w="1412" w:type="dxa"/>
+          </w:tcPr>
+          <w:p>
+            <w:pPr>
+              <w:cnfStyle w:val="100000000000" w:firstRow="1" w:lastRow="0" w:firstColumn="0" w:lastColumn="0" w:oddVBand="0" w:evenVBand="0" w:oddHBand="0" w:evenHBand="0" w:firstRowFirstColumn="0" w:firstRowLastColumn="0" w:lastRowFirstColumn="0" w:lastRowLastColumn="0"/>
+            </w:pPr>
+            <w:r>
+              <w:t>Benötigte Zeit</w:t>
+            </w:r>
+          </w:p>
+        </w:tc>
+      </w:tr>
+      <w:tr>
+        <w:trPr>
+          <w:cnfStyle w:val="000000100000" w:firstRow="0" w:lastRow="0" w:firstColumn="0" w:lastColumn="0" w:oddVBand="0" w:evenVBand="0" w:oddHBand="1" w:evenHBand="0" w:firstRowFirstColumn="0" w:firstRowLastColumn="0" w:lastRowFirstColumn="0" w:lastRowLastColumn="0"/>
+        </w:trPr>
+        <w:tc>
+          <w:tcPr>
+            <w:cnfStyle w:val="001000000000" w:firstRow="0" w:lastRow="0" w:firstColumn="1" w:lastColumn="0" w:oddVBand="0" w:evenVBand="0" w:oddHBand="0" w:evenHBand="0" w:firstRowFirstColumn="0" w:firstRowLastColumn="0" w:lastRowFirstColumn="0" w:lastRowLastColumn="0"/>
+            <w:tcW w:w="2265" w:type="dxa"/>
+          </w:tcPr>
+          <w:p>
+            <w:r>
+              <w:t>Analysephase</w:t>
+            </w:r>
+          </w:p>
+        </w:tc>
+        <w:tc>
+          <w:tcPr>
+            <w:tcW w:w="3117" w:type="dxa"/>
+          </w:tcPr>
+          <w:p>
+            <w:pPr>
+              <w:cnfStyle w:val="000000100000" w:firstRow="0" w:lastRow="0" w:firstColumn="0" w:lastColumn="0" w:oddVBand="0" w:evenVBand="0" w:oddHBand="1" w:evenHBand="0" w:firstRowFirstColumn="0" w:firstRowLastColumn="0" w:lastRowFirstColumn="0" w:lastRowLastColumn="0"/>
+            </w:pPr>
+            <w:r>
+              <w:t>IST-Analyse durchführen</w:t>
+            </w:r>
+          </w:p>
+        </w:tc>
+        <w:tc>
+          <w:tcPr>
+            <w:tcW w:w="2268" w:type="dxa"/>
+          </w:tcPr>
+          <w:p>
+            <w:pPr>
+              <w:cnfStyle w:val="000000100000" w:firstRow="0" w:lastRow="0" w:firstColumn="0" w:lastColumn="0" w:oddVBand="0" w:evenVBand="0" w:oddHBand="1" w:evenHBand="0" w:firstRowFirstColumn="0" w:firstRowLastColumn="0" w:lastRowFirstColumn="0" w:lastRowLastColumn="0"/>
+            </w:pPr>
+            <w:r>
+              <w:t>0,5 Std</w:t>
+            </w:r>
+          </w:p>
+        </w:tc>
+        <w:tc>
+          <w:tcPr>
+            <w:tcW w:w="1412" w:type="dxa"/>
+          </w:tcPr>
+          <w:p>
+            <w:pPr>
+              <w:cnfStyle w:val="000000100000" w:firstRow="0" w:lastRow="0" w:firstColumn="0" w:lastColumn="0" w:oddVBand="0" w:evenVBand="0" w:oddHBand="1" w:evenHBand="0" w:firstRowFirstColumn="0" w:firstRowLastColumn="0" w:lastRowFirstColumn="0" w:lastRowLastColumn="0"/>
+            </w:pPr>
+            <w:r>
+              <w:t>0,5 Std.</w:t>
+            </w:r>
+          </w:p>
+        </w:tc>
+      </w:tr>
+      <w:tr>
+        <w:tc>
+          <w:tcPr>
+            <w:cnfStyle w:val="001000000000" w:firstRow="0" w:lastRow="0" w:firstColumn="1" w:lastColumn="0" w:oddVBand="0" w:evenVBand="0" w:oddHBand="0" w:evenHBand="0" w:firstRowFirstColumn="0" w:firstRowLastColumn="0" w:lastRowFirstColumn="0" w:lastRowLastColumn="0"/>
+            <w:tcW w:w="2265" w:type="dxa"/>
+          </w:tcPr>
+          <w:p>
+            <w:r>
+              <w:t>Analysephase</w:t>
+            </w:r>
+          </w:p>
+        </w:tc>
+        <w:tc>
+          <w:tcPr>
+            <w:tcW w:w="3117" w:type="dxa"/>
+          </w:tcPr>
+          <w:p>
+            <w:pPr>
+              <w:cnfStyle w:val="000000000000" w:firstRow="0" w:lastRow="0" w:firstColumn="0" w:lastColumn="0" w:oddVBand="0" w:evenVBand="0" w:oddHBand="0" w:evenHBand="0" w:firstRowFirstColumn="0" w:firstRowLastColumn="0" w:lastRowFirstColumn="0" w:lastRowLastColumn="0"/>
+            </w:pPr>
+            <w:r>
+              <w:t>Anforderungsdefinition erstellen</w:t>
+            </w:r>
+          </w:p>
+        </w:tc>
+        <w:tc>
+          <w:tcPr>
+            <w:tcW w:w="2268" w:type="dxa"/>
+          </w:tcPr>
+          <w:p>
+            <w:pPr>
+              <w:cnfStyle w:val="000000000000" w:firstRow="0" w:lastRow="0" w:firstColumn="0" w:lastColumn="0" w:oddVBand="0" w:evenVBand="0" w:oddHBand="0" w:evenHBand="0" w:firstRowFirstColumn="0" w:firstRowLastColumn="0" w:lastRowFirstColumn="0" w:lastRowLastColumn="0"/>
+            </w:pPr>
+            <w:r>
+              <w:t>0,5 Std.</w:t>
+            </w:r>
+          </w:p>
+        </w:tc>
+        <w:tc>
+          <w:tcPr>
+            <w:tcW w:w="1412" w:type="dxa"/>
+          </w:tcPr>
+          <w:p>
+            <w:pPr>
+              <w:cnfStyle w:val="000000000000" w:firstRow="0" w:lastRow="0" w:firstColumn="0" w:lastColumn="0" w:oddVBand="0" w:evenVBand="0" w:oddHBand="0" w:evenHBand="0" w:firstRowFirstColumn="0" w:firstRowLastColumn="0" w:lastRowFirstColumn="0" w:lastRowLastColumn="0"/>
+            </w:pPr>
+            <w:r>
+              <w:t>0,5 Std.</w:t>
+            </w:r>
+          </w:p>
+        </w:tc>
+      </w:tr>
+      <w:tr>
+        <w:trPr>
+          <w:cnfStyle w:val="000000100000" w:firstRow="0" w:lastRow="0" w:firstColumn="0" w:lastColumn="0" w:oddVBand="0" w:evenVBand="0" w:oddHBand="1" w:evenHBand="0" w:firstRowFirstColumn="0" w:firstRowLastColumn="0" w:lastRowFirstColumn="0" w:lastRowLastColumn="0"/>
+        </w:trPr>
+        <w:tc>
+          <w:tcPr>
+            <w:cnfStyle w:val="001000000000" w:firstRow="0" w:lastRow="0" w:firstColumn="1" w:lastColumn="0" w:oddVBand="0" w:evenVBand="0" w:oddHBand="0" w:evenHBand="0" w:firstRowFirstColumn="0" w:firstRowLastColumn="0" w:lastRowFirstColumn="0" w:lastRowLastColumn="0"/>
+            <w:tcW w:w="2265" w:type="dxa"/>
+          </w:tcPr>
+          <w:p>
+            <w:r>
+              <w:t>Analysephase</w:t>
+            </w:r>
+          </w:p>
+        </w:tc>
+        <w:tc>
+          <w:tcPr>
+            <w:tcW w:w="3117" w:type="dxa"/>
+          </w:tcPr>
+          <w:p>
+            <w:pPr>
+              <w:cnfStyle w:val="000000100000" w:firstRow="0" w:lastRow="0" w:firstColumn="0" w:lastColumn="0" w:oddVBand="0" w:evenVBand="0" w:oddHBand="1" w:evenHBand="0" w:firstRowFirstColumn="0" w:firstRowLastColumn="0" w:lastRowFirstColumn="0" w:lastRowLastColumn="0"/>
+            </w:pPr>
+            <w:r>
+              <w:t>Gerätekategorien festlegen</w:t>
+            </w:r>
+          </w:p>
+        </w:tc>
+        <w:tc>
+          <w:tcPr>
+            <w:tcW w:w="2268" w:type="dxa"/>
+          </w:tcPr>
+          <w:p>
+            <w:pPr>
+              <w:cnfStyle w:val="000000100000" w:firstRow="0" w:lastRow="0" w:firstColumn="0" w:lastColumn="0" w:oddVBand="0" w:evenVBand="0" w:oddHBand="1" w:evenHBand="0" w:firstRowFirstColumn="0" w:firstRowLastColumn="0" w:lastRowFirstColumn="0" w:lastRowLastColumn="0"/>
+            </w:pPr>
+            <w:r>
+              <w:t>0,5 Std.</w:t>
+            </w:r>
+          </w:p>
+        </w:tc>
+        <w:tc>
+          <w:tcPr>
+            <w:tcW w:w="1412" w:type="dxa"/>
+          </w:tcPr>
+          <w:p>
+            <w:pPr>
+              <w:cnfStyle w:val="000000100000" w:firstRow="0" w:lastRow="0" w:firstColumn="0" w:lastColumn="0" w:oddVBand="0" w:evenVBand="0" w:oddHBand="1" w:evenHBand="0" w:firstRowFirstColumn="0" w:firstRowLastColumn="0" w:lastRowFirstColumn="0" w:lastRowLastColumn="0"/>
+            </w:pPr>
+            <w:r>
+              <w:t>0,5 Std.</w:t>
+            </w:r>
+          </w:p>
+        </w:tc>
+      </w:tr>
+      <w:tr>
+        <w:tc>
+          <w:tcPr>
+            <w:cnfStyle w:val="001000000000" w:firstRow="0" w:lastRow="0" w:firstColumn="1" w:lastColumn="0" w:oddVBand="0" w:evenVBand="0" w:oddHBand="0" w:evenHBand="0" w:firstRowFirstColumn="0" w:firstRowLastColumn="0" w:lastRowFirstColumn="0" w:lastRowLastColumn="0"/>
+            <w:tcW w:w="2265" w:type="dxa"/>
+          </w:tcPr>
+          <w:p>
+            <w:r>
+              <w:t>Analysephase</w:t>
+            </w:r>
+          </w:p>
+        </w:tc>
+        <w:tc>
+          <w:tcPr>
+            <w:tcW w:w="3117" w:type="dxa"/>
+          </w:tcPr>
+          <w:p>
+            <w:pPr>
+              <w:cnfStyle w:val="000000000000" w:firstRow="0" w:lastRow="0" w:firstColumn="0" w:lastColumn="0" w:oddVBand="0" w:evenVBand="0" w:oddHBand="0" w:evenHBand="0" w:firstRowFirstColumn="0" w:firstRowLastColumn="0" w:lastRowFirstColumn="0" w:lastRowLastColumn="0"/>
+            </w:pPr>
+            <w:r>
+              <w:t xml:space="preserve">Datenbank definieren (Felder, </w:t>
+            </w:r>
+            <w:proofErr w:type="gramStart"/>
+            <w:r>
+              <w:t>Typen,…</w:t>
+            </w:r>
+            <w:proofErr w:type="gramEnd"/>
+            <w:r>
+              <w:t>)</w:t>
+            </w:r>
+          </w:p>
+        </w:tc>
+        <w:tc>
+          <w:tcPr>
+            <w:tcW w:w="2268" w:type="dxa"/>
+          </w:tcPr>
+          <w:p>
+            <w:pPr>
+              <w:cnfStyle w:val="000000000000" w:firstRow="0" w:lastRow="0" w:firstColumn="0" w:lastColumn="0" w:oddVBand="0" w:evenVBand="0" w:oddHBand="0" w:evenHBand="0" w:firstRowFirstColumn="0" w:firstRowLastColumn="0" w:lastRowFirstColumn="0" w:lastRowLastColumn="0"/>
+            </w:pPr>
+            <w:r>
+              <w:t>0,5 Std.</w:t>
+            </w:r>
+          </w:p>
+        </w:tc>
+        <w:tc>
+          <w:tcPr>
+            <w:tcW w:w="1412" w:type="dxa"/>
+          </w:tcPr>
+          <w:p>
+            <w:pPr>
+              <w:cnfStyle w:val="000000000000" w:firstRow="0" w:lastRow="0" w:firstColumn="0" w:lastColumn="0" w:oddVBand="0" w:evenVBand="0" w:oddHBand="0" w:evenHBand="0" w:firstRowFirstColumn="0" w:firstRowLastColumn="0" w:lastRowFirstColumn="0" w:lastRowLastColumn="0"/>
+            </w:pPr>
+            <w:r>
+              <w:t>0,5 Std.</w:t>
+            </w:r>
+          </w:p>
+        </w:tc>
+      </w:tr>
+      <w:tr>
+        <w:trPr>
+          <w:cnfStyle w:val="000000100000" w:firstRow="0" w:lastRow="0" w:firstColumn="0" w:lastColumn="0" w:oddVBand="0" w:evenVBand="0" w:oddHBand="1" w:evenHBand="0" w:firstRowFirstColumn="0" w:firstRowLastColumn="0" w:lastRowFirstColumn="0" w:lastRowLastColumn="0"/>
+        </w:trPr>
+        <w:tc>
+          <w:tcPr>
+            <w:cnfStyle w:val="001000000000" w:firstRow="0" w:lastRow="0" w:firstColumn="1" w:lastColumn="0" w:oddVBand="0" w:evenVBand="0" w:oddHBand="0" w:evenHBand="0" w:firstRowFirstColumn="0" w:firstRowLastColumn="0" w:lastRowFirstColumn="0" w:lastRowLastColumn="0"/>
+            <w:tcW w:w="2265" w:type="dxa"/>
+          </w:tcPr>
+          <w:p>
+            <w:r>
+              <w:t>Doku Teil 1</w:t>
+            </w:r>
+          </w:p>
+        </w:tc>
+        <w:tc>
+          <w:tcPr>
+            <w:tcW w:w="3117" w:type="dxa"/>
+          </w:tcPr>
+          <w:p>
+            <w:pPr>
+              <w:cnfStyle w:val="000000100000" w:firstRow="0" w:lastRow="0" w:firstColumn="0" w:lastColumn="0" w:oddVBand="0" w:evenVBand="0" w:oddHBand="1" w:evenHBand="0" w:firstRowFirstColumn="0" w:firstRowLastColumn="0" w:lastRowFirstColumn="0" w:lastRowLastColumn="0"/>
+            </w:pPr>
+            <w:r>
+              <w:t>Doku für die Analysephase schreiben</w:t>
+            </w:r>
+          </w:p>
+        </w:tc>
+        <w:tc>
+          <w:tcPr>
+            <w:tcW w:w="2268" w:type="dxa"/>
+          </w:tcPr>
+          <w:p>
+            <w:pPr>
+              <w:cnfStyle w:val="000000100000" w:firstRow="0" w:lastRow="0" w:firstColumn="0" w:lastColumn="0" w:oddVBand="0" w:evenVBand="0" w:oddHBand="1" w:evenHBand="0" w:firstRowFirstColumn="0" w:firstRowLastColumn="0" w:lastRowFirstColumn="0" w:lastRowLastColumn="0"/>
+            </w:pPr>
+            <w:r>
+              <w:t>1,5 Std.</w:t>
+            </w:r>
+          </w:p>
+        </w:tc>
+        <w:tc>
+          <w:tcPr>
+            <w:tcW w:w="1412" w:type="dxa"/>
+          </w:tcPr>
+          <w:p>
+            <w:pPr>
+              <w:cnfStyle w:val="000000100000" w:firstRow="0" w:lastRow="0" w:firstColumn="0" w:lastColumn="0" w:oddVBand="0" w:evenVBand="0" w:oddHBand="1" w:evenHBand="0" w:firstRowFirstColumn="0" w:firstRowLastColumn="0" w:lastRowFirstColumn="0" w:lastRowLastColumn="0"/>
+            </w:pPr>
+            <w:r>
+              <w:t>1,25 Std.</w:t>
+            </w:r>
+          </w:p>
+        </w:tc>
+      </w:tr>
+      <w:tr>
+        <w:tc>
+          <w:tcPr>
+            <w:cnfStyle w:val="001000000000" w:firstRow="0" w:lastRow="0" w:firstColumn="1" w:lastColumn="0" w:oddVBand="0" w:evenVBand="0" w:oddHBand="0" w:evenHBand="0" w:firstRowFirstColumn="0" w:firstRowLastColumn="0" w:lastRowFirstColumn="0" w:lastRowLastColumn="0"/>
+            <w:tcW w:w="2265" w:type="dxa"/>
+          </w:tcPr>
+          <w:p>
+            <w:r>
+              <w:t>Datenbankdesign</w:t>
+            </w:r>
+          </w:p>
+        </w:tc>
+        <w:tc>
+          <w:tcPr>
+            <w:tcW w:w="3117" w:type="dxa"/>
+          </w:tcPr>
+          <w:p>
+            <w:pPr>
+              <w:cnfStyle w:val="000000000000" w:firstRow="0" w:lastRow="0" w:firstColumn="0" w:lastColumn="0" w:oddVBand="0" w:evenVBand="0" w:oddHBand="0" w:evenHBand="0" w:firstRowFirstColumn="0" w:firstRowLastColumn="0" w:lastRowFirstColumn="0" w:lastRowLastColumn="0"/>
+            </w:pPr>
+            <w:r>
+              <w:t>ER-Diagramm erstellen</w:t>
+            </w:r>
+          </w:p>
+        </w:tc>
+        <w:tc>
+          <w:tcPr>
+            <w:tcW w:w="2268" w:type="dxa"/>
+          </w:tcPr>
+          <w:p>
+            <w:pPr>
+              <w:cnfStyle w:val="000000000000" w:firstRow="0" w:lastRow="0" w:firstColumn="0" w:lastColumn="0" w:oddVBand="0" w:evenVBand="0" w:oddHBand="0" w:evenHBand="0" w:firstRowFirstColumn="0" w:firstRowLastColumn="0" w:lastRowFirstColumn="0" w:lastRowLastColumn="0"/>
+            </w:pPr>
+            <w:r>
+              <w:t>1,5 Std.</w:t>
+            </w:r>
+          </w:p>
+        </w:tc>
+        <w:tc>
+          <w:tcPr>
+            <w:tcW w:w="1412" w:type="dxa"/>
+          </w:tcPr>
+          <w:p>
+            <w:pPr>
+              <w:cnfStyle w:val="000000000000" w:firstRow="0" w:lastRow="0" w:firstColumn="0" w:lastColumn="0" w:oddVBand="0" w:evenVBand="0" w:oddHBand="0" w:evenHBand="0" w:firstRowFirstColumn="0" w:firstRowLastColumn="0" w:lastRowFirstColumn="0" w:lastRowLastColumn="0"/>
+            </w:pPr>
+            <w:r>
+              <w:t>1,5 Std.</w:t>
+            </w:r>
+          </w:p>
+        </w:tc>
+      </w:tr>
+      <w:tr>
+        <w:trPr>
+          <w:cnfStyle w:val="000000100000" w:firstRow="0" w:lastRow="0" w:firstColumn="0" w:lastColumn="0" w:oddVBand="0" w:evenVBand="0" w:oddHBand="1" w:evenHBand="0" w:firstRowFirstColumn="0" w:firstRowLastColumn="0" w:lastRowFirstColumn="0" w:lastRowLastColumn="0"/>
+        </w:trPr>
+        <w:tc>
+          <w:tcPr>
+            <w:cnfStyle w:val="001000000000" w:firstRow="0" w:lastRow="0" w:firstColumn="1" w:lastColumn="0" w:oddVBand="0" w:evenVBand="0" w:oddHBand="0" w:evenHBand="0" w:firstRowFirstColumn="0" w:firstRowLastColumn="0" w:lastRowFirstColumn="0" w:lastRowLastColumn="0"/>
+            <w:tcW w:w="2265" w:type="dxa"/>
+          </w:tcPr>
+          <w:p>
+            <w:r>
+              <w:t>Datenbankdesign</w:t>
+            </w:r>
+          </w:p>
+        </w:tc>
+        <w:tc>
+          <w:tcPr>
+            <w:tcW w:w="3117" w:type="dxa"/>
+          </w:tcPr>
+          <w:p>
+            <w:pPr>
+              <w:cnfStyle w:val="000000100000" w:firstRow="0" w:lastRow="0" w:firstColumn="0" w:lastColumn="0" w:oddVBand="0" w:evenVBand="0" w:oddHBand="1" w:evenHBand="0" w:firstRowFirstColumn="0" w:firstRowLastColumn="0" w:lastRowFirstColumn="0" w:lastRowLastColumn="0"/>
+            </w:pPr>
+            <w:r>
+              <w:t>PK und FK festlegen</w:t>
+            </w:r>
+          </w:p>
+        </w:tc>
+        <w:tc>
+          <w:tcPr>
+            <w:tcW w:w="2268" w:type="dxa"/>
+          </w:tcPr>
+          <w:p>
+            <w:pPr>
+              <w:cnfStyle w:val="000000100000" w:firstRow="0" w:lastRow="0" w:firstColumn="0" w:lastColumn="0" w:oddVBand="0" w:evenVBand="0" w:oddHBand="1" w:evenHBand="0" w:firstRowFirstColumn="0" w:firstRowLastColumn="0" w:lastRowFirstColumn="0" w:lastRowLastColumn="0"/>
+            </w:pPr>
+            <w:r>
+              <w:t>0,5 Std.</w:t>
+            </w:r>
+          </w:p>
+        </w:tc>
+        <w:tc>
+          <w:tcPr>
+            <w:tcW w:w="1412" w:type="dxa"/>
+          </w:tcPr>
+          <w:p>
+            <w:pPr>
+              <w:cnfStyle w:val="000000100000" w:firstRow="0" w:lastRow="0" w:firstColumn="0" w:lastColumn="0" w:oddVBand="0" w:evenVBand="0" w:oddHBand="1" w:evenHBand="0" w:firstRowFirstColumn="0" w:firstRowLastColumn="0" w:lastRowFirstColumn="0" w:lastRowLastColumn="0"/>
+            </w:pPr>
+            <w:r>
+              <w:t>0,5 Std.</w:t>
+            </w:r>
+          </w:p>
+        </w:tc>
+      </w:tr>
+      <w:tr>
+        <w:tc>
+          <w:tcPr>
+            <w:cnfStyle w:val="001000000000" w:firstRow="0" w:lastRow="0" w:firstColumn="1" w:lastColumn="0" w:oddVBand="0" w:evenVBand="0" w:oddHBand="0" w:evenHBand="0" w:firstRowFirstColumn="0" w:firstRowLastColumn="0" w:lastRowFirstColumn="0" w:lastRowLastColumn="0"/>
+            <w:tcW w:w="2265" w:type="dxa"/>
+          </w:tcPr>
+          <w:p>
+            <w:r>
+              <w:t>Doku Teil 2</w:t>
+            </w:r>
+          </w:p>
+        </w:tc>
+        <w:tc>
+          <w:tcPr>
+            <w:tcW w:w="3117" w:type="dxa"/>
+          </w:tcPr>
+          <w:p>
+            <w:pPr>
+              <w:cnfStyle w:val="000000000000" w:firstRow="0" w:lastRow="0" w:firstColumn="0" w:lastColumn="0" w:oddVBand="0" w:evenVBand="0" w:oddHBand="0" w:evenHBand="0" w:firstRowFirstColumn="0" w:firstRowLastColumn="0" w:lastRowFirstColumn="0" w:lastRowLastColumn="0"/>
+            </w:pPr>
+            <w:r>
+              <w:t>Doku für das Datenbankdesign schreiben</w:t>
+            </w:r>
+          </w:p>
+        </w:tc>
+        <w:tc>
+          <w:tcPr>
+            <w:tcW w:w="2268" w:type="dxa"/>
+          </w:tcPr>
+          <w:p>
+            <w:pPr>
+              <w:cnfStyle w:val="000000000000" w:firstRow="0" w:lastRow="0" w:firstColumn="0" w:lastColumn="0" w:oddVBand="0" w:evenVBand="0" w:oddHBand="0" w:evenHBand="0" w:firstRowFirstColumn="0" w:firstRowLastColumn="0" w:lastRowFirstColumn="0" w:lastRowLastColumn="0"/>
+            </w:pPr>
+            <w:r>
+              <w:t>2 Std.</w:t>
+            </w:r>
+          </w:p>
+        </w:tc>
+        <w:tc>
+          <w:tcPr>
+            <w:tcW w:w="1412" w:type="dxa"/>
+          </w:tcPr>
+          <w:p>
+            <w:pPr>
+              <w:cnfStyle w:val="000000000000" w:firstRow="0" w:lastRow="0" w:firstColumn="0" w:lastColumn="0" w:oddVBand="0" w:evenVBand="0" w:oddHBand="0" w:evenHBand="0" w:firstRowFirstColumn="0" w:firstRowLastColumn="0" w:lastRowFirstColumn="0" w:lastRowLastColumn="0"/>
+            </w:pPr>
+            <w:r>
+              <w:t>2 Std.</w:t>
+            </w:r>
+          </w:p>
+        </w:tc>
+      </w:tr>
+      <w:tr>
+        <w:trPr>
+          <w:cnfStyle w:val="000000100000" w:firstRow="0" w:lastRow="0" w:firstColumn="0" w:lastColumn="0" w:oddVBand="0" w:evenVBand="0" w:oddHBand="1" w:evenHBand="0" w:firstRowFirstColumn="0" w:firstRowLastColumn="0" w:lastRowFirstColumn="0" w:lastRowLastColumn="0"/>
+        </w:trPr>
+        <w:tc>
+          <w:tcPr>
+            <w:cnfStyle w:val="001000000000" w:firstRow="0" w:lastRow="0" w:firstColumn="1" w:lastColumn="0" w:oddVBand="0" w:evenVBand="0" w:oddHBand="0" w:evenHBand="0" w:firstRowFirstColumn="0" w:firstRowLastColumn="0" w:lastRowFirstColumn="0" w:lastRowLastColumn="0"/>
+            <w:tcW w:w="2265" w:type="dxa"/>
+          </w:tcPr>
+          <w:p>
+            <w:proofErr w:type="spellStart"/>
+            <w:r>
+              <w:t>Datenbankimpl</w:t>
+            </w:r>
+            <w:proofErr w:type="spellEnd"/>
+            <w:r>
+              <w:t>.</w:t>
+            </w:r>
+          </w:p>
+        </w:tc>
+        <w:tc>
+          <w:tcPr>
+            <w:tcW w:w="3117" w:type="dxa"/>
+          </w:tcPr>
+          <w:p>
+            <w:pPr>
+              <w:cnfStyle w:val="000000100000" w:firstRow="0" w:lastRow="0" w:firstColumn="0" w:lastColumn="0" w:oddVBand="0" w:evenVBand="0" w:oddHBand="1" w:evenHBand="0" w:firstRowFirstColumn="0" w:firstRowLastColumn="0" w:lastRowFirstColumn="0" w:lastRowLastColumn="0"/>
+            </w:pPr>
+            <w:r>
+              <w:t>Datenbank über phpMyAdmin erstellen</w:t>
+            </w:r>
+          </w:p>
+        </w:tc>
+        <w:tc>
+          <w:tcPr>
+            <w:tcW w:w="2268" w:type="dxa"/>
+          </w:tcPr>
+          <w:p>
+            <w:pPr>
+              <w:cnfStyle w:val="000000100000" w:firstRow="0" w:lastRow="0" w:firstColumn="0" w:lastColumn="0" w:oddVBand="0" w:evenVBand="0" w:oddHBand="1" w:evenHBand="0" w:firstRowFirstColumn="0" w:firstRowLastColumn="0" w:lastRowFirstColumn="0" w:lastRowLastColumn="0"/>
+            </w:pPr>
+            <w:r>
+              <w:t>0,5 Std.</w:t>
+            </w:r>
+          </w:p>
+        </w:tc>
+        <w:tc>
+          <w:tcPr>
+            <w:tcW w:w="1412" w:type="dxa"/>
+          </w:tcPr>
+          <w:p>
+            <w:pPr>
+              <w:cnfStyle w:val="000000100000" w:firstRow="0" w:lastRow="0" w:firstColumn="0" w:lastColumn="0" w:oddVBand="0" w:evenVBand="0" w:oddHBand="1" w:evenHBand="0" w:firstRowFirstColumn="0" w:firstRowLastColumn="0" w:lastRowFirstColumn="0" w:lastRowLastColumn="0"/>
+            </w:pPr>
+            <w:r>
+              <w:t>0,5 Std.</w:t>
+            </w:r>
+          </w:p>
+        </w:tc>
+      </w:tr>
+      <w:tr>
+        <w:tc>
+          <w:tcPr>
+            <w:cnfStyle w:val="001000000000" w:firstRow="0" w:lastRow="0" w:firstColumn="1" w:lastColumn="0" w:oddVBand="0" w:evenVBand="0" w:oddHBand="0" w:evenHBand="0" w:firstRowFirstColumn="0" w:firstRowLastColumn="0" w:lastRowFirstColumn="0" w:lastRowLastColumn="0"/>
+            <w:tcW w:w="2265" w:type="dxa"/>
+          </w:tcPr>
+          <w:p>
+            <w:proofErr w:type="spellStart"/>
+            <w:r>
+              <w:t>Datenbankimpl</w:t>
+            </w:r>
+            <w:proofErr w:type="spellEnd"/>
+            <w:r>
+              <w:t>.</w:t>
+            </w:r>
+          </w:p>
+        </w:tc>
+        <w:tc>
+          <w:tcPr>
+            <w:tcW w:w="3117" w:type="dxa"/>
+          </w:tcPr>
+          <w:p>
+            <w:pPr>
+              <w:cnfStyle w:val="000000000000" w:firstRow="0" w:lastRow="0" w:firstColumn="0" w:lastColumn="0" w:oddVBand="0" w:evenVBand="0" w:oddHBand="0" w:evenHBand="0" w:firstRowFirstColumn="0" w:firstRowLastColumn="0" w:lastRowFirstColumn="0" w:lastRowLastColumn="0"/>
+            </w:pPr>
+            <w:r>
+              <w:t>SQL-</w:t>
+            </w:r>
+            <w:proofErr w:type="spellStart"/>
+            <w:r>
+              <w:t>Script</w:t>
+            </w:r>
+            <w:proofErr w:type="spellEnd"/>
+            <w:r>
+              <w:t xml:space="preserve"> Schreiben</w:t>
+            </w:r>
+          </w:p>
+        </w:tc>
+        <w:tc>
+          <w:tcPr>
+            <w:tcW w:w="2268" w:type="dxa"/>
+          </w:tcPr>
+          <w:p>
+            <w:pPr>
+              <w:cnfStyle w:val="000000000000" w:firstRow="0" w:lastRow="0" w:firstColumn="0" w:lastColumn="0" w:oddVBand="0" w:evenVBand="0" w:oddHBand="0" w:evenHBand="0" w:firstRowFirstColumn="0" w:firstRowLastColumn="0" w:lastRowFirstColumn="0" w:lastRowLastColumn="0"/>
+            </w:pPr>
+            <w:r>
+              <w:t>3 Std.</w:t>
+            </w:r>
+          </w:p>
+        </w:tc>
+        <w:tc>
+          <w:tcPr>
+            <w:tcW w:w="1412" w:type="dxa"/>
+          </w:tcPr>
+          <w:p>
+            <w:pPr>
+              <w:cnfStyle w:val="000000000000" w:firstRow="0" w:lastRow="0" w:firstColumn="0" w:lastColumn="0" w:oddVBand="0" w:evenVBand="0" w:oddHBand="0" w:evenHBand="0" w:firstRowFirstColumn="0" w:firstRowLastColumn="0" w:lastRowFirstColumn="0" w:lastRowLastColumn="0"/>
+            </w:pPr>
+            <w:r>
+              <w:t>3 Std.</w:t>
+            </w:r>
+          </w:p>
+        </w:tc>
+      </w:tr>
+      <w:tr>
+        <w:trPr>
+          <w:cnfStyle w:val="000000100000" w:firstRow="0" w:lastRow="0" w:firstColumn="0" w:lastColumn="0" w:oddVBand="0" w:evenVBand="0" w:oddHBand="1" w:evenHBand="0" w:firstRowFirstColumn="0" w:firstRowLastColumn="0" w:lastRowFirstColumn="0" w:lastRowLastColumn="0"/>
+        </w:trPr>
+        <w:tc>
+          <w:tcPr>
+            <w:cnfStyle w:val="001000000000" w:firstRow="0" w:lastRow="0" w:firstColumn="1" w:lastColumn="0" w:oddVBand="0" w:evenVBand="0" w:oddHBand="0" w:evenHBand="0" w:firstRowFirstColumn="0" w:firstRowLastColumn="0" w:lastRowFirstColumn="0" w:lastRowLastColumn="0"/>
+            <w:tcW w:w="2265" w:type="dxa"/>
+          </w:tcPr>
+          <w:p>
+            <w:proofErr w:type="spellStart"/>
+            <w:r>
+              <w:t>Datenbankimpl</w:t>
+            </w:r>
+            <w:proofErr w:type="spellEnd"/>
+            <w:r>
+              <w:t>.</w:t>
+            </w:r>
+          </w:p>
+        </w:tc>
+        <w:tc>
+          <w:tcPr>
+            <w:tcW w:w="3117" w:type="dxa"/>
+          </w:tcPr>
+          <w:p>
+            <w:pPr>
+              <w:cnfStyle w:val="000000100000" w:firstRow="0" w:lastRow="0" w:firstColumn="0" w:lastColumn="0" w:oddVBand="0" w:evenVBand="0" w:oddHBand="1" w:evenHBand="0" w:firstRowFirstColumn="0" w:firstRowLastColumn="0" w:lastRowFirstColumn="0" w:lastRowLastColumn="0"/>
+            </w:pPr>
+            <w:proofErr w:type="spellStart"/>
+            <w:r>
+              <w:t>Testdateneinpflegen</w:t>
+            </w:r>
+            <w:proofErr w:type="spellEnd"/>
+          </w:p>
+        </w:tc>
+        <w:tc>
+          <w:tcPr>
+            <w:tcW w:w="2268" w:type="dxa"/>
+          </w:tcPr>
+          <w:p>
+            <w:pPr>
+              <w:cnfStyle w:val="000000100000" w:firstRow="0" w:lastRow="0" w:firstColumn="0" w:lastColumn="0" w:oddVBand="0" w:evenVBand="0" w:oddHBand="1" w:evenHBand="0" w:firstRowFirstColumn="0" w:firstRowLastColumn="0" w:lastRowFirstColumn="0" w:lastRowLastColumn="0"/>
+            </w:pPr>
+            <w:r>
+              <w:t>2 Std.</w:t>
+            </w:r>
+          </w:p>
+        </w:tc>
+        <w:tc>
+          <w:tcPr>
+            <w:tcW w:w="1412" w:type="dxa"/>
+          </w:tcPr>
+          <w:p>
+            <w:pPr>
+              <w:cnfStyle w:val="000000100000" w:firstRow="0" w:lastRow="0" w:firstColumn="0" w:lastColumn="0" w:oddVBand="0" w:evenVBand="0" w:oddHBand="1" w:evenHBand="0" w:firstRowFirstColumn="0" w:firstRowLastColumn="0" w:lastRowFirstColumn="0" w:lastRowLastColumn="0"/>
+            </w:pPr>
+            <w:r>
+              <w:t>1,5 Std.</w:t>
+            </w:r>
+          </w:p>
+        </w:tc>
+      </w:tr>
+      <w:tr>
+        <w:tc>
+          <w:tcPr>
+            <w:cnfStyle w:val="001000000000" w:firstRow="0" w:lastRow="0" w:firstColumn="1" w:lastColumn="0" w:oddVBand="0" w:evenVBand="0" w:oddHBand="0" w:evenHBand="0" w:firstRowFirstColumn="0" w:firstRowLastColumn="0" w:lastRowFirstColumn="0" w:lastRowLastColumn="0"/>
+            <w:tcW w:w="2265" w:type="dxa"/>
+          </w:tcPr>
+          <w:p>
+            <w:proofErr w:type="gramStart"/>
+            <w:r>
+              <w:t>DOKU Teil</w:t>
+            </w:r>
+            <w:proofErr w:type="gramEnd"/>
+            <w:r>
+              <w:t xml:space="preserve"> 3</w:t>
+            </w:r>
+          </w:p>
+        </w:tc>
+        <w:tc>
+          <w:tcPr>
+            <w:tcW w:w="3117" w:type="dxa"/>
+          </w:tcPr>
+          <w:p>
+            <w:pPr>
+              <w:cnfStyle w:val="000000000000" w:firstRow="0" w:lastRow="0" w:firstColumn="0" w:lastColumn="0" w:oddVBand="0" w:evenVBand="0" w:oddHBand="0" w:evenHBand="0" w:firstRowFirstColumn="0" w:firstRowLastColumn="0" w:lastRowFirstColumn="0" w:lastRowLastColumn="0"/>
+            </w:pPr>
+            <w:r>
+              <w:t xml:space="preserve">Doku über </w:t>
+            </w:r>
+            <w:proofErr w:type="spellStart"/>
+            <w:r>
+              <w:t>Datenbankimpl</w:t>
+            </w:r>
+            <w:proofErr w:type="spellEnd"/>
+            <w:r>
+              <w:t>. Schreiben</w:t>
+            </w:r>
+          </w:p>
+        </w:tc>
+        <w:tc>
+          <w:tcPr>
+            <w:tcW w:w="2268" w:type="dxa"/>
+          </w:tcPr>
+          <w:p>
+            <w:pPr>
+              <w:cnfStyle w:val="000000000000" w:firstRow="0" w:lastRow="0" w:firstColumn="0" w:lastColumn="0" w:oddVBand="0" w:evenVBand="0" w:oddHBand="0" w:evenHBand="0" w:firstRowFirstColumn="0" w:firstRowLastColumn="0" w:lastRowFirstColumn="0" w:lastRowLastColumn="0"/>
+            </w:pPr>
+            <w:r>
+              <w:t>4 Std.</w:t>
+            </w:r>
+          </w:p>
+        </w:tc>
+        <w:tc>
+          <w:tcPr>
+            <w:tcW w:w="1412" w:type="dxa"/>
+          </w:tcPr>
+          <w:p>
+            <w:pPr>
+              <w:cnfStyle w:val="000000000000" w:firstRow="0" w:lastRow="0" w:firstColumn="0" w:lastColumn="0" w:oddVBand="0" w:evenVBand="0" w:oddHBand="0" w:evenHBand="0" w:firstRowFirstColumn="0" w:firstRowLastColumn="0" w:lastRowFirstColumn="0" w:lastRowLastColumn="0"/>
+            </w:pPr>
+            <w:r>
+              <w:t>4 Std.</w:t>
+            </w:r>
+          </w:p>
+        </w:tc>
+      </w:tr>
+      <w:tr>
+        <w:trPr>
+          <w:cnfStyle w:val="000000100000" w:firstRow="0" w:lastRow="0" w:firstColumn="0" w:lastColumn="0" w:oddVBand="0" w:evenVBand="0" w:oddHBand="1" w:evenHBand="0" w:firstRowFirstColumn="0" w:firstRowLastColumn="0" w:lastRowFirstColumn="0" w:lastRowLastColumn="0"/>
+        </w:trPr>
+        <w:tc>
+          <w:tcPr>
+            <w:cnfStyle w:val="001000000000" w:firstRow="0" w:lastRow="0" w:firstColumn="1" w:lastColumn="0" w:oddVBand="0" w:evenVBand="0" w:oddHBand="0" w:evenHBand="0" w:firstRowFirstColumn="0" w:firstRowLastColumn="0" w:lastRowFirstColumn="0" w:lastRowLastColumn="0"/>
+            <w:tcW w:w="2265" w:type="dxa"/>
+          </w:tcPr>
+          <w:p>
+            <w:r>
+              <w:t>PHP-Webanwendung</w:t>
+            </w:r>
+          </w:p>
+        </w:tc>
+        <w:tc>
+          <w:tcPr>
+            <w:tcW w:w="3117" w:type="dxa"/>
+          </w:tcPr>
+          <w:p>
+            <w:pPr>
+              <w:cnfStyle w:val="000000100000" w:firstRow="0" w:lastRow="0" w:firstColumn="0" w:lastColumn="0" w:oddVBand="0" w:evenVBand="0" w:oddHBand="1" w:evenHBand="0" w:firstRowFirstColumn="0" w:firstRowLastColumn="0" w:lastRowFirstColumn="0" w:lastRowLastColumn="0"/>
+            </w:pPr>
+            <w:r>
+              <w:t xml:space="preserve">Login und </w:t>
+            </w:r>
+            <w:proofErr w:type="spellStart"/>
+            <w:r>
+              <w:t>Sessioverwaltung</w:t>
+            </w:r>
+            <w:proofErr w:type="spellEnd"/>
+            <w:r>
+              <w:t xml:space="preserve"> bauen</w:t>
+            </w:r>
+          </w:p>
+        </w:tc>
+        <w:tc>
+          <w:tcPr>
+            <w:tcW w:w="2268" w:type="dxa"/>
+          </w:tcPr>
+          <w:p>
+            <w:pPr>
+              <w:cnfStyle w:val="000000100000" w:firstRow="0" w:lastRow="0" w:firstColumn="0" w:lastColumn="0" w:oddVBand="0" w:evenVBand="0" w:oddHBand="1" w:evenHBand="0" w:firstRowFirstColumn="0" w:firstRowLastColumn="0" w:lastRowFirstColumn="0" w:lastRowLastColumn="0"/>
+            </w:pPr>
+            <w:r>
+              <w:t>2,5 Std.</w:t>
+            </w:r>
+          </w:p>
+        </w:tc>
+        <w:tc>
+          <w:tcPr>
+            <w:tcW w:w="1412" w:type="dxa"/>
+          </w:tcPr>
+          <w:p>
+            <w:pPr>
+              <w:cnfStyle w:val="000000100000" w:firstRow="0" w:lastRow="0" w:firstColumn="0" w:lastColumn="0" w:oddVBand="0" w:evenVBand="0" w:oddHBand="1" w:evenHBand="0" w:firstRowFirstColumn="0" w:firstRowLastColumn="0" w:lastRowFirstColumn="0" w:lastRowLastColumn="0"/>
+            </w:pPr>
+            <w:r>
+              <w:t>1 Std.</w:t>
+            </w:r>
+          </w:p>
+        </w:tc>
+      </w:tr>
+      <w:tr>
+        <w:tc>
+          <w:tcPr>
+            <w:cnfStyle w:val="001000000000" w:firstRow="0" w:lastRow="0" w:firstColumn="1" w:lastColumn="0" w:oddVBand="0" w:evenVBand="0" w:oddHBand="0" w:evenHBand="0" w:firstRowFirstColumn="0" w:firstRowLastColumn="0" w:lastRowFirstColumn="0" w:lastRowLastColumn="0"/>
+            <w:tcW w:w="2265" w:type="dxa"/>
+          </w:tcPr>
+          <w:p>
+            <w:r>
+              <w:t>PHP-Webanwendung</w:t>
+            </w:r>
+          </w:p>
+        </w:tc>
+        <w:tc>
+          <w:tcPr>
+            <w:tcW w:w="3117" w:type="dxa"/>
+          </w:tcPr>
+          <w:p>
+            <w:pPr>
+              <w:cnfStyle w:val="000000000000" w:firstRow="0" w:lastRow="0" w:firstColumn="0" w:lastColumn="0" w:oddVBand="0" w:evenVBand="0" w:oddHBand="0" w:evenHBand="0" w:firstRowFirstColumn="0" w:firstRowLastColumn="0" w:lastRowFirstColumn="0" w:lastRowLastColumn="0"/>
+            </w:pPr>
+            <w:r>
+              <w:t>Dashboard und Navigation bauen</w:t>
+            </w:r>
+          </w:p>
+        </w:tc>
+        <w:tc>
+          <w:tcPr>
+            <w:tcW w:w="2268" w:type="dxa"/>
+          </w:tcPr>
+          <w:p>
+            <w:pPr>
+              <w:cnfStyle w:val="000000000000" w:firstRow="0" w:lastRow="0" w:firstColumn="0" w:lastColumn="0" w:oddVBand="0" w:evenVBand="0" w:oddHBand="0" w:evenHBand="0" w:firstRowFirstColumn="0" w:firstRowLastColumn="0" w:lastRowFirstColumn="0" w:lastRowLastColumn="0"/>
+            </w:pPr>
+            <w:r>
+              <w:t>2 Std.</w:t>
+            </w:r>
+          </w:p>
+        </w:tc>
+        <w:tc>
+          <w:tcPr>
+            <w:tcW w:w="1412" w:type="dxa"/>
+          </w:tcPr>
+          <w:p>
+            <w:pPr>
+              <w:cnfStyle w:val="000000000000" w:firstRow="0" w:lastRow="0" w:firstColumn="0" w:lastColumn="0" w:oddVBand="0" w:evenVBand="0" w:oddHBand="0" w:evenHBand="0" w:firstRowFirstColumn="0" w:firstRowLastColumn="0" w:lastRowFirstColumn="0" w:lastRowLastColumn="0"/>
+            </w:pPr>
+            <w:r>
+              <w:t>2 Std.</w:t>
+            </w:r>
+          </w:p>
+        </w:tc>
+      </w:tr>
+      <w:tr>
+        <w:trPr>
+          <w:cnfStyle w:val="000000100000" w:firstRow="0" w:lastRow="0" w:firstColumn="0" w:lastColumn="0" w:oddVBand="0" w:evenVBand="0" w:oddHBand="1" w:evenHBand="0" w:firstRowFirstColumn="0" w:firstRowLastColumn="0" w:lastRowFirstColumn="0" w:lastRowLastColumn="0"/>
+        </w:trPr>
+        <w:tc>
+          <w:tcPr>
+            <w:cnfStyle w:val="001000000000" w:firstRow="0" w:lastRow="0" w:firstColumn="1" w:lastColumn="0" w:oddVBand="0" w:evenVBand="0" w:oddHBand="0" w:evenHBand="0" w:firstRowFirstColumn="0" w:firstRowLastColumn="0" w:lastRowFirstColumn="0" w:lastRowLastColumn="0"/>
+            <w:tcW w:w="2265" w:type="dxa"/>
+          </w:tcPr>
+          <w:p>
+            <w:r>
+              <w:t>PHP-Webanwendung</w:t>
+            </w:r>
+          </w:p>
+        </w:tc>
+        <w:tc>
+          <w:tcPr>
+            <w:tcW w:w="3117" w:type="dxa"/>
+          </w:tcPr>
+          <w:p>
+            <w:pPr>
+              <w:cnfStyle w:val="000000100000" w:firstRow="0" w:lastRow="0" w:firstColumn="0" w:lastColumn="0" w:oddVBand="0" w:evenVBand="0" w:oddHBand="1" w:evenHBand="0" w:firstRowFirstColumn="0" w:firstRowLastColumn="0" w:lastRowFirstColumn="0" w:lastRowLastColumn="0"/>
+            </w:pPr>
+            <w:r>
+              <w:t>Inventar anlegen (Formular)</w:t>
+            </w:r>
+          </w:p>
+        </w:tc>
+        <w:tc>
+          <w:tcPr>
+            <w:tcW w:w="2268" w:type="dxa"/>
+          </w:tcPr>
+          <w:p>
+            <w:pPr>
+              <w:cnfStyle w:val="000000100000" w:firstRow="0" w:lastRow="0" w:firstColumn="0" w:lastColumn="0" w:oddVBand="0" w:evenVBand="0" w:oddHBand="1" w:evenHBand="0" w:firstRowFirstColumn="0" w:firstRowLastColumn="0" w:lastRowFirstColumn="0" w:lastRowLastColumn="0"/>
+            </w:pPr>
+            <w:r>
+              <w:t>3 Std.</w:t>
+            </w:r>
+          </w:p>
+        </w:tc>
+        <w:tc>
+          <w:tcPr>
+            <w:tcW w:w="1412" w:type="dxa"/>
+          </w:tcPr>
+          <w:p>
+            <w:pPr>
+              <w:cnfStyle w:val="000000100000" w:firstRow="0" w:lastRow="0" w:firstColumn="0" w:lastColumn="0" w:oddVBand="0" w:evenVBand="0" w:oddHBand="1" w:evenHBand="0" w:firstRowFirstColumn="0" w:firstRowLastColumn="0" w:lastRowFirstColumn="0" w:lastRowLastColumn="0"/>
+            </w:pPr>
+            <w:r>
+              <w:t>2Std.</w:t>
+            </w:r>
+          </w:p>
+        </w:tc>
+      </w:tr>
+      <w:tr>
+        <w:tc>
+          <w:tcPr>
+            <w:cnfStyle w:val="001000000000" w:firstRow="0" w:lastRow="0" w:firstColumn="1" w:lastColumn="0" w:oddVBand="0" w:evenVBand="0" w:oddHBand="0" w:evenHBand="0" w:firstRowFirstColumn="0" w:firstRowLastColumn="0" w:lastRowFirstColumn="0" w:lastRowLastColumn="0"/>
+            <w:tcW w:w="2265" w:type="dxa"/>
+          </w:tcPr>
+          <w:p>
+            <w:r>
+              <w:t>PHP-Webanwendung</w:t>
+            </w:r>
+          </w:p>
+        </w:tc>
+        <w:tc>
+          <w:tcPr>
+            <w:tcW w:w="3117" w:type="dxa"/>
+          </w:tcPr>
+          <w:p>
+            <w:pPr>
+              <w:cnfStyle w:val="000000000000" w:firstRow="0" w:lastRow="0" w:firstColumn="0" w:lastColumn="0" w:oddVBand="0" w:evenVBand="0" w:oddHBand="0" w:evenHBand="0" w:firstRowFirstColumn="0" w:firstRowLastColumn="0" w:lastRowFirstColumn="0" w:lastRowLastColumn="0"/>
+            </w:pPr>
+            <w:r>
+              <w:t xml:space="preserve">Barcode Ausgabe mit </w:t>
+            </w:r>
+            <w:proofErr w:type="spellStart"/>
+            <w:r>
+              <w:t>Picqer</w:t>
+            </w:r>
+            <w:proofErr w:type="spellEnd"/>
+            <w:r>
+              <w:t xml:space="preserve"> </w:t>
+            </w:r>
+          </w:p>
+        </w:tc>
+        <w:tc>
+          <w:tcPr>
+            <w:tcW w:w="2268" w:type="dxa"/>
+          </w:tcPr>
+          <w:p>
+            <w:pPr>
+              <w:cnfStyle w:val="000000000000" w:firstRow="0" w:lastRow="0" w:firstColumn="0" w:lastColumn="0" w:oddVBand="0" w:evenVBand="0" w:oddHBand="0" w:evenHBand="0" w:firstRowFirstColumn="0" w:firstRowLastColumn="0" w:lastRowFirstColumn="0" w:lastRowLastColumn="0"/>
+            </w:pPr>
+            <w:r>
+              <w:t>2 Std.</w:t>
+            </w:r>
+          </w:p>
+        </w:tc>
+        <w:tc>
+          <w:tcPr>
+            <w:tcW w:w="1412" w:type="dxa"/>
+          </w:tcPr>
+          <w:p>
+            <w:pPr>
+              <w:cnfStyle w:val="000000000000" w:firstRow="0" w:lastRow="0" w:firstColumn="0" w:lastColumn="0" w:oddVBand="0" w:evenVBand="0" w:oddHBand="0" w:evenHBand="0" w:firstRowFirstColumn="0" w:firstRowLastColumn="0" w:lastRowFirstColumn="0" w:lastRowLastColumn="0"/>
+            </w:pPr>
+            <w:r>
+              <w:t>1,5 Std.</w:t>
+            </w:r>
+          </w:p>
+        </w:tc>
+      </w:tr>
+      <w:tr>
+        <w:trPr>
+          <w:cnfStyle w:val="000000100000" w:firstRow="0" w:lastRow="0" w:firstColumn="0" w:lastColumn="0" w:oddVBand="0" w:evenVBand="0" w:oddHBand="1" w:evenHBand="0" w:firstRowFirstColumn="0" w:firstRowLastColumn="0" w:lastRowFirstColumn="0" w:lastRowLastColumn="0"/>
+        </w:trPr>
+        <w:tc>
+          <w:tcPr>
+            <w:cnfStyle w:val="001000000000" w:firstRow="0" w:lastRow="0" w:firstColumn="1" w:lastColumn="0" w:oddVBand="0" w:evenVBand="0" w:oddHBand="0" w:evenHBand="0" w:firstRowFirstColumn="0" w:firstRowLastColumn="0" w:lastRowFirstColumn="0" w:lastRowLastColumn="0"/>
+            <w:tcW w:w="2265" w:type="dxa"/>
+          </w:tcPr>
+          <w:p>
+            <w:r>
+              <w:t>PHP-Webanwendung</w:t>
+            </w:r>
+          </w:p>
+        </w:tc>
+        <w:tc>
+          <w:tcPr>
+            <w:tcW w:w="3117" w:type="dxa"/>
+          </w:tcPr>
+          <w:p>
+            <w:pPr>
+              <w:cnfStyle w:val="000000100000" w:firstRow="0" w:lastRow="0" w:firstColumn="0" w:lastColumn="0" w:oddVBand="0" w:evenVBand="0" w:oddHBand="1" w:evenHBand="0" w:firstRowFirstColumn="0" w:firstRowLastColumn="0" w:lastRowFirstColumn="0" w:lastRowLastColumn="0"/>
+            </w:pPr>
+            <w:proofErr w:type="spellStart"/>
+            <w:r>
+              <w:t>Inventarsliste</w:t>
+            </w:r>
+            <w:proofErr w:type="spellEnd"/>
+            <w:r>
+              <w:t xml:space="preserve"> mit Barcodes anzeigen mit Filter + Suche</w:t>
+            </w:r>
+          </w:p>
+        </w:tc>
+        <w:tc>
+          <w:tcPr>
+            <w:tcW w:w="2268" w:type="dxa"/>
+          </w:tcPr>
+          <w:p>
+            <w:pPr>
+              <w:cnfStyle w:val="000000100000" w:firstRow="0" w:lastRow="0" w:firstColumn="0" w:lastColumn="0" w:oddVBand="0" w:evenVBand="0" w:oddHBand="1" w:evenHBand="0" w:firstRowFirstColumn="0" w:firstRowLastColumn="0" w:lastRowFirstColumn="0" w:lastRowLastColumn="0"/>
+            </w:pPr>
+            <w:r>
+              <w:t>1 Std.</w:t>
+            </w:r>
+          </w:p>
+        </w:tc>
+        <w:tc>
+          <w:tcPr>
+            <w:tcW w:w="1412" w:type="dxa"/>
+          </w:tcPr>
+          <w:p>
+            <w:pPr>
+              <w:cnfStyle w:val="000000100000" w:firstRow="0" w:lastRow="0" w:firstColumn="0" w:lastColumn="0" w:oddVBand="0" w:evenVBand="0" w:oddHBand="1" w:evenHBand="0" w:firstRowFirstColumn="0" w:firstRowLastColumn="0" w:lastRowFirstColumn="0" w:lastRowLastColumn="0"/>
+            </w:pPr>
+            <w:r>
+              <w:t>1 Std.</w:t>
+            </w:r>
+          </w:p>
+        </w:tc>
+      </w:tr>
+      <w:tr>
+        <w:tc>
+          <w:tcPr>
+            <w:cnfStyle w:val="001000000000" w:firstRow="0" w:lastRow="0" w:firstColumn="1" w:lastColumn="0" w:oddVBand="0" w:evenVBand="0" w:oddHBand="0" w:evenHBand="0" w:firstRowFirstColumn="0" w:firstRowLastColumn="0" w:lastRowFirstColumn="0" w:lastRowLastColumn="0"/>
+            <w:tcW w:w="2265" w:type="dxa"/>
+          </w:tcPr>
+          <w:p>
+            <w:proofErr w:type="gramStart"/>
+            <w:r>
+              <w:t>DOKU Teil</w:t>
+            </w:r>
+            <w:proofErr w:type="gramEnd"/>
+            <w:r>
+              <w:t xml:space="preserve"> 4 </w:t>
+            </w:r>
+          </w:p>
+        </w:tc>
+        <w:tc>
+          <w:tcPr>
+            <w:tcW w:w="3117" w:type="dxa"/>
+          </w:tcPr>
+          <w:p>
+            <w:pPr>
+              <w:cnfStyle w:val="000000000000" w:firstRow="0" w:lastRow="0" w:firstColumn="0" w:lastColumn="0" w:oddVBand="0" w:evenVBand="0" w:oddHBand="0" w:evenHBand="0" w:firstRowFirstColumn="0" w:firstRowLastColumn="0" w:lastRowFirstColumn="0" w:lastRowLastColumn="0"/>
+            </w:pPr>
+            <w:r>
+              <w:t>Doku über die PHP-Webanwendung schreiben</w:t>
+            </w:r>
+          </w:p>
+        </w:tc>
+        <w:tc>
+          <w:tcPr>
+            <w:tcW w:w="2268" w:type="dxa"/>
+          </w:tcPr>
+          <w:p>
+            <w:pPr>
+              <w:cnfStyle w:val="000000000000" w:firstRow="0" w:lastRow="0" w:firstColumn="0" w:lastColumn="0" w:oddVBand="0" w:evenVBand="0" w:oddHBand="0" w:evenHBand="0" w:firstRowFirstColumn="0" w:firstRowLastColumn="0" w:lastRowFirstColumn="0" w:lastRowLastColumn="0"/>
+            </w:pPr>
+            <w:r>
+              <w:t>5 Std.</w:t>
+            </w:r>
+          </w:p>
+        </w:tc>
+        <w:tc>
+          <w:tcPr>
+            <w:tcW w:w="1412" w:type="dxa"/>
+          </w:tcPr>
+          <w:p>
+            <w:pPr>
+              <w:cnfStyle w:val="000000000000" w:firstRow="0" w:lastRow="0" w:firstColumn="0" w:lastColumn="0" w:oddVBand="0" w:evenVBand="0" w:oddHBand="0" w:evenHBand="0" w:firstRowFirstColumn="0" w:firstRowLastColumn="0" w:lastRowFirstColumn="0" w:lastRowLastColumn="0"/>
+            </w:pPr>
+            <w:r>
+              <w:t>4,5 Std.</w:t>
+            </w:r>
+          </w:p>
+        </w:tc>
+      </w:tr>
+      <w:tr>
+        <w:trPr>
+          <w:cnfStyle w:val="000000100000" w:firstRow="0" w:lastRow="0" w:firstColumn="0" w:lastColumn="0" w:oddVBand="0" w:evenVBand="0" w:oddHBand="1" w:evenHBand="0" w:firstRowFirstColumn="0" w:firstRowLastColumn="0" w:lastRowFirstColumn="0" w:lastRowLastColumn="0"/>
+        </w:trPr>
+        <w:tc>
+          <w:tcPr>
+            <w:cnfStyle w:val="001000000000" w:firstRow="0" w:lastRow="0" w:firstColumn="1" w:lastColumn="0" w:oddVBand="0" w:evenVBand="0" w:oddHBand="0" w:evenHBand="0" w:firstRowFirstColumn="0" w:firstRowLastColumn="0" w:lastRowFirstColumn="0" w:lastRowLastColumn="0"/>
+            <w:tcW w:w="2265" w:type="dxa"/>
+          </w:tcPr>
+          <w:p>
+            <w:r>
+              <w:t>Test &amp; Finale Doku</w:t>
+            </w:r>
+          </w:p>
+        </w:tc>
+        <w:tc>
+          <w:tcPr>
+            <w:tcW w:w="3117" w:type="dxa"/>
+          </w:tcPr>
+          <w:p>
+            <w:pPr>
+              <w:cnfStyle w:val="000000100000" w:firstRow="0" w:lastRow="0" w:firstColumn="0" w:lastColumn="0" w:oddVBand="0" w:evenVBand="0" w:oddHBand="1" w:evenHBand="0" w:firstRowFirstColumn="0" w:firstRowLastColumn="0" w:lastRowFirstColumn="0" w:lastRowLastColumn="0"/>
+            </w:pPr>
+            <w:r>
+              <w:t>Testfälle definieren und durchführen</w:t>
+            </w:r>
+          </w:p>
+        </w:tc>
+        <w:tc>
+          <w:tcPr>
+            <w:tcW w:w="2268" w:type="dxa"/>
+          </w:tcPr>
+          <w:p>
+            <w:pPr>
+              <w:cnfStyle w:val="000000100000" w:firstRow="0" w:lastRow="0" w:firstColumn="0" w:lastColumn="0" w:oddVBand="0" w:evenVBand="0" w:oddHBand="1" w:evenHBand="0" w:firstRowFirstColumn="0" w:firstRowLastColumn="0" w:lastRowFirstColumn="0" w:lastRowLastColumn="0"/>
+            </w:pPr>
+            <w:r>
+              <w:t>3 Std.</w:t>
+            </w:r>
+          </w:p>
+        </w:tc>
+        <w:tc>
+          <w:tcPr>
+            <w:tcW w:w="1412" w:type="dxa"/>
+          </w:tcPr>
+          <w:p>
+            <w:pPr>
+              <w:cnfStyle w:val="000000100000" w:firstRow="0" w:lastRow="0" w:firstColumn="0" w:lastColumn="0" w:oddVBand="0" w:evenVBand="0" w:oddHBand="1" w:evenHBand="0" w:firstRowFirstColumn="0" w:firstRowLastColumn="0" w:lastRowFirstColumn="0" w:lastRowLastColumn="0"/>
+            </w:pPr>
+            <w:r>
+              <w:t>-</w:t>
+            </w:r>
+          </w:p>
+        </w:tc>
+      </w:tr>
+      <w:tr>
+        <w:tc>
+          <w:tcPr>
+            <w:cnfStyle w:val="001000000000" w:firstRow="0" w:lastRow="0" w:firstColumn="1" w:lastColumn="0" w:oddVBand="0" w:evenVBand="0" w:oddHBand="0" w:evenHBand="0" w:firstRowFirstColumn="0" w:firstRowLastColumn="0" w:lastRowFirstColumn="0" w:lastRowLastColumn="0"/>
+            <w:tcW w:w="2265" w:type="dxa"/>
+          </w:tcPr>
+          <w:p>
+            <w:r>
+              <w:t>Test &amp; Finale Doku</w:t>
+            </w:r>
+          </w:p>
+        </w:tc>
+        <w:tc>
+          <w:tcPr>
+            <w:tcW w:w="3117" w:type="dxa"/>
+          </w:tcPr>
+          <w:p>
+            <w:pPr>
+              <w:cnfStyle w:val="000000000000" w:firstRow="0" w:lastRow="0" w:firstColumn="0" w:lastColumn="0" w:oddVBand="0" w:evenVBand="0" w:oddHBand="0" w:evenHBand="0" w:firstRowFirstColumn="0" w:firstRowLastColumn="0" w:lastRowFirstColumn="0" w:lastRowLastColumn="0"/>
+            </w:pPr>
+            <w:proofErr w:type="spellStart"/>
+            <w:r>
+              <w:t>Projektdoku</w:t>
+            </w:r>
+            <w:proofErr w:type="spellEnd"/>
+            <w:r>
+              <w:t xml:space="preserve"> fertigstellen</w:t>
+            </w:r>
+          </w:p>
+        </w:tc>
+        <w:tc>
+          <w:tcPr>
+            <w:tcW w:w="2268" w:type="dxa"/>
+          </w:tcPr>
+          <w:p>
+            <w:pPr>
+              <w:cnfStyle w:val="000000000000" w:firstRow="0" w:lastRow="0" w:firstColumn="0" w:lastColumn="0" w:oddVBand="0" w:evenVBand="0" w:oddHBand="0" w:evenHBand="0" w:firstRowFirstColumn="0" w:firstRowLastColumn="0" w:lastRowFirstColumn="0" w:lastRowLastColumn="0"/>
+            </w:pPr>
+            <w:r>
+              <w:t>2,5 Std</w:t>
+            </w:r>
+          </w:p>
+        </w:tc>
+        <w:tc>
+          <w:tcPr>
+            <w:tcW w:w="1412" w:type="dxa"/>
+          </w:tcPr>
+          <w:p>
+            <w:pPr>
+              <w:cnfStyle w:val="000000000000" w:firstRow="0" w:lastRow="0" w:firstColumn="0" w:lastColumn="0" w:oddVBand="0" w:evenVBand="0" w:oddHBand="0" w:evenHBand="0" w:firstRowFirstColumn="0" w:firstRowLastColumn="0" w:lastRowFirstColumn="0" w:lastRowLastColumn="0"/>
+            </w:pPr>
+            <w:r>
+              <w:t>-</w:t>
+            </w:r>
+          </w:p>
+        </w:tc>
+      </w:tr>
+      <w:tr>
+        <w:trPr>
+          <w:cnfStyle w:val="000000100000" w:firstRow="0" w:lastRow="0" w:firstColumn="0" w:lastColumn="0" w:oddVBand="0" w:evenVBand="0" w:oddHBand="1" w:evenHBand="0" w:firstRowFirstColumn="0" w:firstRowLastColumn="0" w:lastRowFirstColumn="0" w:lastRowLastColumn="0"/>
+        </w:trPr>
+        <w:tc>
+          <w:tcPr>
+            <w:cnfStyle w:val="001000000000" w:firstRow="0" w:lastRow="0" w:firstColumn="1" w:lastColumn="0" w:oddVBand="0" w:evenVBand="0" w:oddHBand="0" w:evenHBand="0" w:firstRowFirstColumn="0" w:firstRowLastColumn="0" w:lastRowFirstColumn="0" w:lastRowLastColumn="0"/>
+            <w:tcW w:w="2265" w:type="dxa"/>
+          </w:tcPr>
+          <w:p>
+            <w:r>
+              <w:t>Test &amp; Finale Doku</w:t>
+            </w:r>
+          </w:p>
+        </w:tc>
+        <w:tc>
+          <w:tcPr>
+            <w:tcW w:w="3117" w:type="dxa"/>
+          </w:tcPr>
+          <w:p>
+            <w:pPr>
+              <w:cnfStyle w:val="000000100000" w:firstRow="0" w:lastRow="0" w:firstColumn="0" w:lastColumn="0" w:oddVBand="0" w:evenVBand="0" w:oddHBand="1" w:evenHBand="0" w:firstRowFirstColumn="0" w:firstRowLastColumn="0" w:lastRowFirstColumn="0" w:lastRowLastColumn="0"/>
+            </w:pPr>
+            <w:r>
+              <w:t>Abnahme durch Ausbilder</w:t>
+            </w:r>
+          </w:p>
+        </w:tc>
+        <w:tc>
+          <w:tcPr>
+            <w:tcW w:w="2268" w:type="dxa"/>
+          </w:tcPr>
+          <w:p>
+            <w:pPr>
+              <w:cnfStyle w:val="000000100000" w:firstRow="0" w:lastRow="0" w:firstColumn="0" w:lastColumn="0" w:oddVBand="0" w:evenVBand="0" w:oddHBand="1" w:evenHBand="0" w:firstRowFirstColumn="0" w:firstRowLastColumn="0" w:lastRowFirstColumn="0" w:lastRowLastColumn="0"/>
+            </w:pPr>
+            <w:r>
+              <w:t>1 Std.</w:t>
+            </w:r>
+          </w:p>
+        </w:tc>
+        <w:tc>
+          <w:tcPr>
+            <w:tcW w:w="1412" w:type="dxa"/>
+          </w:tcPr>
+          <w:p>
+            <w:pPr>
+              <w:cnfStyle w:val="000000100000" w:firstRow="0" w:lastRow="0" w:firstColumn="0" w:lastColumn="0" w:oddVBand="0" w:evenVBand="0" w:oddHBand="1" w:evenHBand="0" w:firstRowFirstColumn="0" w:firstRowLastColumn="0" w:lastRowFirstColumn="0" w:lastRowLastColumn="0"/>
+            </w:pPr>
+            <w:r>
+              <w:t>-</w:t>
+            </w:r>
+          </w:p>
+        </w:tc>
+      </w:tr>
+      <w:tr>
+        <w:tc>
+          <w:tcPr>
+            <w:cnfStyle w:val="001000000000" w:firstRow="0" w:lastRow="0" w:firstColumn="1" w:lastColumn="0" w:oddVBand="0" w:evenVBand="0" w:oddHBand="0" w:evenHBand="0" w:firstRowFirstColumn="0" w:firstRowLastColumn="0" w:lastRowFirstColumn="0" w:lastRowLastColumn="0"/>
+            <w:tcW w:w="2265" w:type="dxa"/>
+          </w:tcPr>
+          <w:p>
+            <w:r>
+              <w:t>Puffer</w:t>
+            </w:r>
+          </w:p>
+        </w:tc>
+        <w:tc>
+          <w:tcPr>
+            <w:tcW w:w="3117" w:type="dxa"/>
+          </w:tcPr>
+          <w:p>
+            <w:pPr>
+              <w:cnfStyle w:val="000000000000" w:firstRow="0" w:lastRow="0" w:firstColumn="0" w:lastColumn="0" w:oddVBand="0" w:evenVBand="0" w:oddHBand="0" w:evenHBand="0" w:firstRowFirstColumn="0" w:firstRowLastColumn="0" w:lastRowFirstColumn="0" w:lastRowLastColumn="0"/>
+            </w:pPr>
+            <w:r>
+              <w:t>Zeit zum Beheben von Fehlern</w:t>
+            </w:r>
+          </w:p>
+        </w:tc>
+        <w:tc>
+          <w:tcPr>
+            <w:tcW w:w="2268" w:type="dxa"/>
+          </w:tcPr>
+          <w:p>
+            <w:pPr>
+              <w:cnfStyle w:val="000000000000" w:firstRow="0" w:lastRow="0" w:firstColumn="0" w:lastColumn="0" w:oddVBand="0" w:evenVBand="0" w:oddHBand="0" w:evenHBand="0" w:firstRowFirstColumn="0" w:firstRowLastColumn="0" w:lastRowFirstColumn="0" w:lastRowLastColumn="0"/>
+            </w:pPr>
+            <w:r>
+              <w:t xml:space="preserve">1 Std </w:t>
+            </w:r>
+          </w:p>
+        </w:tc>
+        <w:tc>
+          <w:tcPr>
+            <w:tcW w:w="1412" w:type="dxa"/>
+          </w:tcPr>
+          <w:p>
+            <w:pPr>
+              <w:cnfStyle w:val="000000000000" w:firstRow="0" w:lastRow="0" w:firstColumn="0" w:lastColumn="0" w:oddVBand="0" w:evenVBand="0" w:oddHBand="0" w:evenHBand="0" w:firstRowFirstColumn="0" w:firstRowLastColumn="0" w:lastRowFirstColumn="0" w:lastRowLastColumn="0"/>
+            </w:pPr>
+            <w:r>
+              <w:t>-</w:t>
+            </w:r>
+          </w:p>
+        </w:tc>
+      </w:tr>
+      <w:tr>
+        <w:trPr>
+          <w:cnfStyle w:val="000000100000" w:firstRow="0" w:lastRow="0" w:firstColumn="0" w:lastColumn="0" w:oddVBand="0" w:evenVBand="0" w:oddHBand="1" w:evenHBand="0" w:firstRowFirstColumn="0" w:firstRowLastColumn="0" w:lastRowFirstColumn="0" w:lastRowLastColumn="0"/>
+        </w:trPr>
+        <w:tc>
+          <w:tcPr>
+            <w:cnfStyle w:val="001000000000" w:firstRow="0" w:lastRow="0" w:firstColumn="1" w:lastColumn="0" w:oddVBand="0" w:evenVBand="0" w:oddHBand="0" w:evenHBand="0" w:firstRowFirstColumn="0" w:firstRowLastColumn="0" w:lastRowFirstColumn="0" w:lastRowLastColumn="0"/>
+            <w:tcW w:w="2265" w:type="dxa"/>
+          </w:tcPr>
+          <w:p>
+            <w:r>
+              <w:t>Gesamt</w:t>
+            </w:r>
+          </w:p>
+        </w:tc>
+        <w:tc>
+          <w:tcPr>
+            <w:tcW w:w="3117" w:type="dxa"/>
+          </w:tcPr>
+          <w:p>
+            <w:pPr>
+              <w:cnfStyle w:val="000000100000" w:firstRow="0" w:lastRow="0" w:firstColumn="0" w:lastColumn="0" w:oddVBand="0" w:evenVBand="0" w:oddHBand="1" w:evenHBand="0" w:firstRowFirstColumn="0" w:firstRowLastColumn="0" w:lastRowFirstColumn="0" w:lastRowLastColumn="0"/>
+            </w:pPr>
+          </w:p>
+        </w:tc>
+        <w:tc>
+          <w:tcPr>
+            <w:tcW w:w="2268" w:type="dxa"/>
+          </w:tcPr>
+          <w:p>
+            <w:pPr>
+              <w:cnfStyle w:val="000000100000" w:firstRow="0" w:lastRow="0" w:firstColumn="0" w:lastColumn="0" w:oddVBand="0" w:evenVBand="0" w:oddHBand="1" w:evenHBand="0" w:firstRowFirstColumn="0" w:firstRowLastColumn="0" w:lastRowFirstColumn="0" w:lastRowLastColumn="0"/>
+            </w:pPr>
+            <w:r>
+              <w:fldChar w:fldCharType="begin"/>
+            </w:r>
+            <w:r>
+              <w:instrText xml:space="preserve"> =SUM(ABOVE) \# "0,00" </w:instrText>
+            </w:r>
+            <w:r>
+              <w:fldChar w:fldCharType="separate"/>
+            </w:r>
+            <w:r>
+              <w:rPr>
+                <w:noProof/>
+              </w:rPr>
+              <w:t>40,00</w:t>
+            </w:r>
+            <w:r>
+              <w:fldChar w:fldCharType="end"/>
+            </w:r>
+          </w:p>
+        </w:tc>
+        <w:tc>
+          <w:tcPr>
+            <w:tcW w:w="1412" w:type="dxa"/>
+          </w:tcPr>
+          <w:p>
+            <w:pPr>
+              <w:cnfStyle w:val="000000100000" w:firstRow="0" w:lastRow="0" w:firstColumn="0" w:lastColumn="0" w:oddVBand="0" w:evenVBand="0" w:oddHBand="1" w:evenHBand="0" w:firstRowFirstColumn="0" w:firstRowLastColumn="0" w:lastRowFirstColumn="0" w:lastRowLastColumn="0"/>
+            </w:pPr>
+            <w:r>
+              <w:fldChar w:fldCharType="begin"/>
+            </w:r>
+            <w:r>
+              <w:instrText xml:space="preserve"> =SUM(ABOVE) \# "0,00" </w:instrText>
+            </w:r>
+            <w:r>
+              <w:fldChar w:fldCharType="separate"/>
+            </w:r>
+            <w:r>
+              <w:rPr>
+                <w:noProof/>
+              </w:rPr>
+              <w:t>28,25</w:t>
+            </w:r>
+            <w:r>
+              <w:fldChar w:fldCharType="end"/>
+            </w:r>
+            <w:r>
+              <w:t xml:space="preserve"> Std.</w:t>
+            </w:r>
+          </w:p>
+        </w:tc>
+      </w:tr>
+    </w:tbl>
+    <w:p/>
+    <w:p/>
+    <w:p>
+      <w:pPr>
+        <w:rPr>
+          <w:rFonts w:ascii="Calibri" w:hAnsi="Calibri" w:cs="Calibri"/>
+        </w:rPr>
+      </w:pPr>
+    </w:p>
+    <w:p>
+      <w:pPr>
+        <w:rPr>
+          <w:rFonts w:ascii="Calibri" w:hAnsi="Calibri" w:cs="Calibri"/>
+        </w:rPr>
+      </w:pPr>
+    </w:p>
     <w:p/>
     <w:sectPr>
-      <w:headerReference w:type="default" r:id="rId7"/>
-      <w:footerReference w:type="default" r:id="rId8"/>
+      <w:headerReference w:type="default" r:id="rId9"/>
+      <w:footerReference w:type="default" r:id="rId10"/>
       <w:pgSz w:w="11906" w:h="16838"/>
-      <w:pgMar w:top="1417" w:right="1417" w:bottom="1134" w:left="1417" w:header="680" w:footer="708" w:gutter="0"/>
+      <w:pgMar w:top="1417" w:right="1417" w:bottom="1134" w:left="1417" w:header="680" w:footer="567" w:gutter="0"/>
       <w:cols w:space="708"/>
       <w:docGrid w:linePitch="360"/>
     </w:sectPr>
@@ -757,7 +5896,7 @@
               <wp:lineTo x="0" y="0"/>
             </wp:wrapPolygon>
           </wp:wrapThrough>
-          <wp:docPr id="4" name="Grafik 4" descr="Ein Bild, das Schrift, Grafiken, Symbol, Logo enthält.&#10;&#10;KI-generierte Inhalte können fehlerhaft sein."/>
+          <wp:docPr id="5" name="Grafik 5" descr="Ein Bild, das Schrift, Grafiken, Symbol, Logo enthält.&#10;&#10;KI-generierte Inhalte können fehlerhaft sein."/>
           <wp:cNvGraphicFramePr>
             <a:graphicFrameLocks xmlns:a="http://schemas.openxmlformats.org/drawingml/2006/main" noChangeAspect="1"/>
           </wp:cNvGraphicFramePr>
@@ -894,6 +6033,591 @@
     </w:r>
   </w:p>
 </w:hdr>
+</file>
+
+<file path=word/numbering.xml><?xml version="1.0" encoding="utf-8"?>
+<w:numbering xmlns:wpc="http://schemas.microsoft.com/office/word/2010/wordprocessingCanvas" xmlns:cx="http://schemas.microsoft.com/office/drawing/2014/chartex" xmlns:cx1="http://schemas.microsoft.com/office/drawing/2015/9/8/chartex" xmlns:cx2="http://schemas.microsoft.com/office/drawing/2015/10/21/chartex" xmlns:cx3="http://schemas.microsoft.com/office/drawing/2016/5/9/chartex" xmlns:cx4="http://schemas.microsoft.com/office/drawing/2016/5/10/chartex" xmlns:cx5="http://schemas.microsoft.com/office/drawing/2016/5/11/chartex" xmlns:cx6="http://schemas.microsoft.com/office/drawing/2016/5/12/chartex" xmlns:cx7="http://schemas.microsoft.com/office/drawing/2016/5/13/chartex" xmlns:cx8="http://schemas.microsoft.com/office/drawing/2016/5/14/chartex" xmlns:mc="http://schemas.openxmlformats.org/markup-compatibility/2006" xmlns:aink="http://schemas.microsoft.com/office/drawing/2016/ink" xmlns:am3d="http://schemas.microsoft.com/office/drawing/2017/model3d" xmlns:o="urn:schemas-microsoft-com:office:office" xmlns:oel="http://schemas.microsoft.com/office/2019/extlst" xmlns:r="http://schemas.openxmlformats.org/officeDocument/2006/relationships" xmlns:m="http://schemas.openxmlformats.org/officeDocument/2006/math" xmlns:v="urn:schemas-microsoft-com:vml" xmlns:wp14="http://schemas.microsoft.com/office/word/2010/wordprocessingDrawing" xmlns:wp="http://schemas.openxmlformats.org/drawingml/2006/wordprocessingDrawing" xmlns:w10="urn:schemas-microsoft-com:office:word" xmlns:w="http://schemas.openxmlformats.org/wordprocessingml/2006/main" xmlns:w14="http://schemas.microsoft.com/office/word/2010/wordml" xmlns:w15="http://schemas.microsoft.com/office/word/2012/wordml" xmlns:w16cex="http://schemas.microsoft.com/office/word/2018/wordml/cex" xmlns:w16cid="http://schemas.microsoft.com/office/word/2016/wordml/cid" xmlns:w16="http://schemas.microsoft.com/office/word/2018/wordml" xmlns:w16sdtdh="http://schemas.microsoft.com/office/word/2020/wordml/sdtdatahash" xmlns:w16se="http://schemas.microsoft.com/office/word/2015/wordml/symex" xmlns:wpg="http://schemas.microsoft.com/office/word/2010/wordprocessingGroup" xmlns:wpi="http://schemas.microsoft.com/office/word/2010/wordprocessingInk" xmlns:wne="http://schemas.microsoft.com/office/word/2006/wordml" xmlns:wps="http://schemas.microsoft.com/office/word/2010/wordprocessingShape" mc:Ignorable="w14 w15 w16se w16cid w16 w16cex w16sdtdh wp14">
+  <w:abstractNum w:abstractNumId="0" w15:restartNumberingAfterBreak="0">
+    <w:nsid w:val="288E7CDF"/>
+    <w:multiLevelType w:val="hybridMultilevel"/>
+    <w:tmpl w:val="7B9EC814"/>
+    <w:lvl w:ilvl="0" w:tplc="04070001">
+      <w:start w:val="1"/>
+      <w:numFmt w:val="bullet"/>
+      <w:lvlText w:val=""/>
+      <w:lvlJc w:val="left"/>
+      <w:pPr>
+        <w:ind w:left="720" w:hanging="360"/>
+      </w:pPr>
+      <w:rPr>
+        <w:rFonts w:ascii="Symbol" w:hAnsi="Symbol" w:hint="default"/>
+      </w:rPr>
+    </w:lvl>
+    <w:lvl w:ilvl="1" w:tplc="04070003">
+      <w:start w:val="1"/>
+      <w:numFmt w:val="bullet"/>
+      <w:lvlText w:val="o"/>
+      <w:lvlJc w:val="left"/>
+      <w:pPr>
+        <w:ind w:left="1440" w:hanging="360"/>
+      </w:pPr>
+      <w:rPr>
+        <w:rFonts w:ascii="Courier New" w:hAnsi="Courier New" w:cs="Courier New" w:hint="default"/>
+      </w:rPr>
+    </w:lvl>
+    <w:lvl w:ilvl="2" w:tplc="04070005" w:tentative="1">
+      <w:start w:val="1"/>
+      <w:numFmt w:val="bullet"/>
+      <w:lvlText w:val=""/>
+      <w:lvlJc w:val="left"/>
+      <w:pPr>
+        <w:ind w:left="2160" w:hanging="360"/>
+      </w:pPr>
+      <w:rPr>
+        <w:rFonts w:ascii="Wingdings" w:hAnsi="Wingdings" w:hint="default"/>
+      </w:rPr>
+    </w:lvl>
+    <w:lvl w:ilvl="3" w:tplc="04070001" w:tentative="1">
+      <w:start w:val="1"/>
+      <w:numFmt w:val="bullet"/>
+      <w:lvlText w:val=""/>
+      <w:lvlJc w:val="left"/>
+      <w:pPr>
+        <w:ind w:left="2880" w:hanging="360"/>
+      </w:pPr>
+      <w:rPr>
+        <w:rFonts w:ascii="Symbol" w:hAnsi="Symbol" w:hint="default"/>
+      </w:rPr>
+    </w:lvl>
+    <w:lvl w:ilvl="4" w:tplc="04070003" w:tentative="1">
+      <w:start w:val="1"/>
+      <w:numFmt w:val="bullet"/>
+      <w:lvlText w:val="o"/>
+      <w:lvlJc w:val="left"/>
+      <w:pPr>
+        <w:ind w:left="3600" w:hanging="360"/>
+      </w:pPr>
+      <w:rPr>
+        <w:rFonts w:ascii="Courier New" w:hAnsi="Courier New" w:cs="Courier New" w:hint="default"/>
+      </w:rPr>
+    </w:lvl>
+    <w:lvl w:ilvl="5" w:tplc="04070005" w:tentative="1">
+      <w:start w:val="1"/>
+      <w:numFmt w:val="bullet"/>
+      <w:lvlText w:val=""/>
+      <w:lvlJc w:val="left"/>
+      <w:pPr>
+        <w:ind w:left="4320" w:hanging="360"/>
+      </w:pPr>
+      <w:rPr>
+        <w:rFonts w:ascii="Wingdings" w:hAnsi="Wingdings" w:hint="default"/>
+      </w:rPr>
+    </w:lvl>
+    <w:lvl w:ilvl="6" w:tplc="04070001" w:tentative="1">
+      <w:start w:val="1"/>
+      <w:numFmt w:val="bullet"/>
+      <w:lvlText w:val=""/>
+      <w:lvlJc w:val="left"/>
+      <w:pPr>
+        <w:ind w:left="5040" w:hanging="360"/>
+      </w:pPr>
+      <w:rPr>
+        <w:rFonts w:ascii="Symbol" w:hAnsi="Symbol" w:hint="default"/>
+      </w:rPr>
+    </w:lvl>
+    <w:lvl w:ilvl="7" w:tplc="04070003" w:tentative="1">
+      <w:start w:val="1"/>
+      <w:numFmt w:val="bullet"/>
+      <w:lvlText w:val="o"/>
+      <w:lvlJc w:val="left"/>
+      <w:pPr>
+        <w:ind w:left="5760" w:hanging="360"/>
+      </w:pPr>
+      <w:rPr>
+        <w:rFonts w:ascii="Courier New" w:hAnsi="Courier New" w:cs="Courier New" w:hint="default"/>
+      </w:rPr>
+    </w:lvl>
+    <w:lvl w:ilvl="8" w:tplc="04070005" w:tentative="1">
+      <w:start w:val="1"/>
+      <w:numFmt w:val="bullet"/>
+      <w:lvlText w:val=""/>
+      <w:lvlJc w:val="left"/>
+      <w:pPr>
+        <w:ind w:left="6480" w:hanging="360"/>
+      </w:pPr>
+      <w:rPr>
+        <w:rFonts w:ascii="Wingdings" w:hAnsi="Wingdings" w:hint="default"/>
+      </w:rPr>
+    </w:lvl>
+  </w:abstractNum>
+  <w:abstractNum w:abstractNumId="1" w15:restartNumberingAfterBreak="0">
+    <w:nsid w:val="412E41E5"/>
+    <w:multiLevelType w:val="hybridMultilevel"/>
+    <w:tmpl w:val="58B8F848"/>
+    <w:lvl w:ilvl="0" w:tplc="D7B25F24">
+      <w:start w:val="1"/>
+      <w:numFmt w:val="bullet"/>
+      <w:lvlText w:val=""/>
+      <w:lvlJc w:val="left"/>
+      <w:pPr>
+        <w:ind w:left="720" w:hanging="360"/>
+      </w:pPr>
+      <w:rPr>
+        <w:rFonts w:ascii="Symbol" w:hAnsi="Symbol" w:hint="default"/>
+      </w:rPr>
+    </w:lvl>
+    <w:lvl w:ilvl="1" w:tplc="04070003" w:tentative="1">
+      <w:start w:val="1"/>
+      <w:numFmt w:val="bullet"/>
+      <w:lvlText w:val="o"/>
+      <w:lvlJc w:val="left"/>
+      <w:pPr>
+        <w:ind w:left="1440" w:hanging="360"/>
+      </w:pPr>
+      <w:rPr>
+        <w:rFonts w:ascii="Courier New" w:hAnsi="Courier New" w:cs="Courier New" w:hint="default"/>
+      </w:rPr>
+    </w:lvl>
+    <w:lvl w:ilvl="2" w:tplc="04070005" w:tentative="1">
+      <w:start w:val="1"/>
+      <w:numFmt w:val="bullet"/>
+      <w:lvlText w:val=""/>
+      <w:lvlJc w:val="left"/>
+      <w:pPr>
+        <w:ind w:left="2160" w:hanging="360"/>
+      </w:pPr>
+      <w:rPr>
+        <w:rFonts w:ascii="Wingdings" w:hAnsi="Wingdings" w:hint="default"/>
+      </w:rPr>
+    </w:lvl>
+    <w:lvl w:ilvl="3" w:tplc="04070001" w:tentative="1">
+      <w:start w:val="1"/>
+      <w:numFmt w:val="bullet"/>
+      <w:lvlText w:val=""/>
+      <w:lvlJc w:val="left"/>
+      <w:pPr>
+        <w:ind w:left="2880" w:hanging="360"/>
+      </w:pPr>
+      <w:rPr>
+        <w:rFonts w:ascii="Symbol" w:hAnsi="Symbol" w:hint="default"/>
+      </w:rPr>
+    </w:lvl>
+    <w:lvl w:ilvl="4" w:tplc="04070003" w:tentative="1">
+      <w:start w:val="1"/>
+      <w:numFmt w:val="bullet"/>
+      <w:lvlText w:val="o"/>
+      <w:lvlJc w:val="left"/>
+      <w:pPr>
+        <w:ind w:left="3600" w:hanging="360"/>
+      </w:pPr>
+      <w:rPr>
+        <w:rFonts w:ascii="Courier New" w:hAnsi="Courier New" w:cs="Courier New" w:hint="default"/>
+      </w:rPr>
+    </w:lvl>
+    <w:lvl w:ilvl="5" w:tplc="04070005" w:tentative="1">
+      <w:start w:val="1"/>
+      <w:numFmt w:val="bullet"/>
+      <w:lvlText w:val=""/>
+      <w:lvlJc w:val="left"/>
+      <w:pPr>
+        <w:ind w:left="4320" w:hanging="360"/>
+      </w:pPr>
+      <w:rPr>
+        <w:rFonts w:ascii="Wingdings" w:hAnsi="Wingdings" w:hint="default"/>
+      </w:rPr>
+    </w:lvl>
+    <w:lvl w:ilvl="6" w:tplc="04070001" w:tentative="1">
+      <w:start w:val="1"/>
+      <w:numFmt w:val="bullet"/>
+      <w:lvlText w:val=""/>
+      <w:lvlJc w:val="left"/>
+      <w:pPr>
+        <w:ind w:left="5040" w:hanging="360"/>
+      </w:pPr>
+      <w:rPr>
+        <w:rFonts w:ascii="Symbol" w:hAnsi="Symbol" w:hint="default"/>
+      </w:rPr>
+    </w:lvl>
+    <w:lvl w:ilvl="7" w:tplc="04070003" w:tentative="1">
+      <w:start w:val="1"/>
+      <w:numFmt w:val="bullet"/>
+      <w:lvlText w:val="o"/>
+      <w:lvlJc w:val="left"/>
+      <w:pPr>
+        <w:ind w:left="5760" w:hanging="360"/>
+      </w:pPr>
+      <w:rPr>
+        <w:rFonts w:ascii="Courier New" w:hAnsi="Courier New" w:cs="Courier New" w:hint="default"/>
+      </w:rPr>
+    </w:lvl>
+    <w:lvl w:ilvl="8" w:tplc="04070005" w:tentative="1">
+      <w:start w:val="1"/>
+      <w:numFmt w:val="bullet"/>
+      <w:lvlText w:val=""/>
+      <w:lvlJc w:val="left"/>
+      <w:pPr>
+        <w:ind w:left="6480" w:hanging="360"/>
+      </w:pPr>
+      <w:rPr>
+        <w:rFonts w:ascii="Wingdings" w:hAnsi="Wingdings" w:hint="default"/>
+      </w:rPr>
+    </w:lvl>
+  </w:abstractNum>
+  <w:abstractNum w:abstractNumId="2" w15:restartNumberingAfterBreak="0">
+    <w:nsid w:val="51EA39D2"/>
+    <w:multiLevelType w:val="hybridMultilevel"/>
+    <w:tmpl w:val="F21A5F2C"/>
+    <w:lvl w:ilvl="0" w:tplc="D7B25F24">
+      <w:start w:val="1"/>
+      <w:numFmt w:val="bullet"/>
+      <w:lvlText w:val=""/>
+      <w:lvlJc w:val="left"/>
+      <w:pPr>
+        <w:ind w:left="720" w:hanging="360"/>
+      </w:pPr>
+      <w:rPr>
+        <w:rFonts w:ascii="Symbol" w:hAnsi="Symbol" w:hint="default"/>
+      </w:rPr>
+    </w:lvl>
+    <w:lvl w:ilvl="1" w:tplc="04070003" w:tentative="1">
+      <w:start w:val="1"/>
+      <w:numFmt w:val="bullet"/>
+      <w:lvlText w:val="o"/>
+      <w:lvlJc w:val="left"/>
+      <w:pPr>
+        <w:ind w:left="1440" w:hanging="360"/>
+      </w:pPr>
+      <w:rPr>
+        <w:rFonts w:ascii="Courier New" w:hAnsi="Courier New" w:cs="Courier New" w:hint="default"/>
+      </w:rPr>
+    </w:lvl>
+    <w:lvl w:ilvl="2" w:tplc="04070005" w:tentative="1">
+      <w:start w:val="1"/>
+      <w:numFmt w:val="bullet"/>
+      <w:lvlText w:val=""/>
+      <w:lvlJc w:val="left"/>
+      <w:pPr>
+        <w:ind w:left="2160" w:hanging="360"/>
+      </w:pPr>
+      <w:rPr>
+        <w:rFonts w:ascii="Wingdings" w:hAnsi="Wingdings" w:hint="default"/>
+      </w:rPr>
+    </w:lvl>
+    <w:lvl w:ilvl="3" w:tplc="04070001" w:tentative="1">
+      <w:start w:val="1"/>
+      <w:numFmt w:val="bullet"/>
+      <w:lvlText w:val=""/>
+      <w:lvlJc w:val="left"/>
+      <w:pPr>
+        <w:ind w:left="2880" w:hanging="360"/>
+      </w:pPr>
+      <w:rPr>
+        <w:rFonts w:ascii="Symbol" w:hAnsi="Symbol" w:hint="default"/>
+      </w:rPr>
+    </w:lvl>
+    <w:lvl w:ilvl="4" w:tplc="04070003" w:tentative="1">
+      <w:start w:val="1"/>
+      <w:numFmt w:val="bullet"/>
+      <w:lvlText w:val="o"/>
+      <w:lvlJc w:val="left"/>
+      <w:pPr>
+        <w:ind w:left="3600" w:hanging="360"/>
+      </w:pPr>
+      <w:rPr>
+        <w:rFonts w:ascii="Courier New" w:hAnsi="Courier New" w:cs="Courier New" w:hint="default"/>
+      </w:rPr>
+    </w:lvl>
+    <w:lvl w:ilvl="5" w:tplc="04070005" w:tentative="1">
+      <w:start w:val="1"/>
+      <w:numFmt w:val="bullet"/>
+      <w:lvlText w:val=""/>
+      <w:lvlJc w:val="left"/>
+      <w:pPr>
+        <w:ind w:left="4320" w:hanging="360"/>
+      </w:pPr>
+      <w:rPr>
+        <w:rFonts w:ascii="Wingdings" w:hAnsi="Wingdings" w:hint="default"/>
+      </w:rPr>
+    </w:lvl>
+    <w:lvl w:ilvl="6" w:tplc="04070001" w:tentative="1">
+      <w:start w:val="1"/>
+      <w:numFmt w:val="bullet"/>
+      <w:lvlText w:val=""/>
+      <w:lvlJc w:val="left"/>
+      <w:pPr>
+        <w:ind w:left="5040" w:hanging="360"/>
+      </w:pPr>
+      <w:rPr>
+        <w:rFonts w:ascii="Symbol" w:hAnsi="Symbol" w:hint="default"/>
+      </w:rPr>
+    </w:lvl>
+    <w:lvl w:ilvl="7" w:tplc="04070003" w:tentative="1">
+      <w:start w:val="1"/>
+      <w:numFmt w:val="bullet"/>
+      <w:lvlText w:val="o"/>
+      <w:lvlJc w:val="left"/>
+      <w:pPr>
+        <w:ind w:left="5760" w:hanging="360"/>
+      </w:pPr>
+      <w:rPr>
+        <w:rFonts w:ascii="Courier New" w:hAnsi="Courier New" w:cs="Courier New" w:hint="default"/>
+      </w:rPr>
+    </w:lvl>
+    <w:lvl w:ilvl="8" w:tplc="04070005" w:tentative="1">
+      <w:start w:val="1"/>
+      <w:numFmt w:val="bullet"/>
+      <w:lvlText w:val=""/>
+      <w:lvlJc w:val="left"/>
+      <w:pPr>
+        <w:ind w:left="6480" w:hanging="360"/>
+      </w:pPr>
+      <w:rPr>
+        <w:rFonts w:ascii="Wingdings" w:hAnsi="Wingdings" w:hint="default"/>
+      </w:rPr>
+    </w:lvl>
+  </w:abstractNum>
+  <w:abstractNum w:abstractNumId="3" w15:restartNumberingAfterBreak="0">
+    <w:nsid w:val="79840899"/>
+    <w:multiLevelType w:val="hybridMultilevel"/>
+    <w:tmpl w:val="1D9C5934"/>
+    <w:lvl w:ilvl="0" w:tplc="D7B25F24">
+      <w:start w:val="1"/>
+      <w:numFmt w:val="bullet"/>
+      <w:lvlText w:val=""/>
+      <w:lvlJc w:val="left"/>
+      <w:pPr>
+        <w:ind w:left="720" w:hanging="360"/>
+      </w:pPr>
+      <w:rPr>
+        <w:rFonts w:ascii="Symbol" w:hAnsi="Symbol" w:hint="default"/>
+      </w:rPr>
+    </w:lvl>
+    <w:lvl w:ilvl="1" w:tplc="04070003" w:tentative="1">
+      <w:start w:val="1"/>
+      <w:numFmt w:val="bullet"/>
+      <w:lvlText w:val="o"/>
+      <w:lvlJc w:val="left"/>
+      <w:pPr>
+        <w:ind w:left="1440" w:hanging="360"/>
+      </w:pPr>
+      <w:rPr>
+        <w:rFonts w:ascii="Courier New" w:hAnsi="Courier New" w:cs="Courier New" w:hint="default"/>
+      </w:rPr>
+    </w:lvl>
+    <w:lvl w:ilvl="2" w:tplc="04070005" w:tentative="1">
+      <w:start w:val="1"/>
+      <w:numFmt w:val="bullet"/>
+      <w:lvlText w:val=""/>
+      <w:lvlJc w:val="left"/>
+      <w:pPr>
+        <w:ind w:left="2160" w:hanging="360"/>
+      </w:pPr>
+      <w:rPr>
+        <w:rFonts w:ascii="Wingdings" w:hAnsi="Wingdings" w:hint="default"/>
+      </w:rPr>
+    </w:lvl>
+    <w:lvl w:ilvl="3" w:tplc="04070001" w:tentative="1">
+      <w:start w:val="1"/>
+      <w:numFmt w:val="bullet"/>
+      <w:lvlText w:val=""/>
+      <w:lvlJc w:val="left"/>
+      <w:pPr>
+        <w:ind w:left="2880" w:hanging="360"/>
+      </w:pPr>
+      <w:rPr>
+        <w:rFonts w:ascii="Symbol" w:hAnsi="Symbol" w:hint="default"/>
+      </w:rPr>
+    </w:lvl>
+    <w:lvl w:ilvl="4" w:tplc="04070003" w:tentative="1">
+      <w:start w:val="1"/>
+      <w:numFmt w:val="bullet"/>
+      <w:lvlText w:val="o"/>
+      <w:lvlJc w:val="left"/>
+      <w:pPr>
+        <w:ind w:left="3600" w:hanging="360"/>
+      </w:pPr>
+      <w:rPr>
+        <w:rFonts w:ascii="Courier New" w:hAnsi="Courier New" w:cs="Courier New" w:hint="default"/>
+      </w:rPr>
+    </w:lvl>
+    <w:lvl w:ilvl="5" w:tplc="04070005" w:tentative="1">
+      <w:start w:val="1"/>
+      <w:numFmt w:val="bullet"/>
+      <w:lvlText w:val=""/>
+      <w:lvlJc w:val="left"/>
+      <w:pPr>
+        <w:ind w:left="4320" w:hanging="360"/>
+      </w:pPr>
+      <w:rPr>
+        <w:rFonts w:ascii="Wingdings" w:hAnsi="Wingdings" w:hint="default"/>
+      </w:rPr>
+    </w:lvl>
+    <w:lvl w:ilvl="6" w:tplc="04070001" w:tentative="1">
+      <w:start w:val="1"/>
+      <w:numFmt w:val="bullet"/>
+      <w:lvlText w:val=""/>
+      <w:lvlJc w:val="left"/>
+      <w:pPr>
+        <w:ind w:left="5040" w:hanging="360"/>
+      </w:pPr>
+      <w:rPr>
+        <w:rFonts w:ascii="Symbol" w:hAnsi="Symbol" w:hint="default"/>
+      </w:rPr>
+    </w:lvl>
+    <w:lvl w:ilvl="7" w:tplc="04070003" w:tentative="1">
+      <w:start w:val="1"/>
+      <w:numFmt w:val="bullet"/>
+      <w:lvlText w:val="o"/>
+      <w:lvlJc w:val="left"/>
+      <w:pPr>
+        <w:ind w:left="5760" w:hanging="360"/>
+      </w:pPr>
+      <w:rPr>
+        <w:rFonts w:ascii="Courier New" w:hAnsi="Courier New" w:cs="Courier New" w:hint="default"/>
+      </w:rPr>
+    </w:lvl>
+    <w:lvl w:ilvl="8" w:tplc="04070005" w:tentative="1">
+      <w:start w:val="1"/>
+      <w:numFmt w:val="bullet"/>
+      <w:lvlText w:val=""/>
+      <w:lvlJc w:val="left"/>
+      <w:pPr>
+        <w:ind w:left="6480" w:hanging="360"/>
+      </w:pPr>
+      <w:rPr>
+        <w:rFonts w:ascii="Wingdings" w:hAnsi="Wingdings" w:hint="default"/>
+      </w:rPr>
+    </w:lvl>
+  </w:abstractNum>
+  <w:abstractNum w:abstractNumId="4" w15:restartNumberingAfterBreak="0">
+    <w:nsid w:val="7A0E43E9"/>
+    <w:multiLevelType w:val="multilevel"/>
+    <w:tmpl w:val="2C90F6EA"/>
+    <w:lvl w:ilvl="0">
+      <w:start w:val="1"/>
+      <w:numFmt w:val="decimal"/>
+      <w:lvlText w:val="%1"/>
+      <w:lvlJc w:val="left"/>
+      <w:pPr>
+        <w:ind w:left="360" w:hanging="360"/>
+      </w:pPr>
+      <w:rPr>
+        <w:rFonts w:hint="default"/>
+      </w:rPr>
+    </w:lvl>
+    <w:lvl w:ilvl="1">
+      <w:start w:val="1"/>
+      <w:numFmt w:val="decimal"/>
+      <w:lvlText w:val="%1.%2"/>
+      <w:lvlJc w:val="left"/>
+      <w:pPr>
+        <w:ind w:left="360" w:hanging="360"/>
+      </w:pPr>
+      <w:rPr>
+        <w:rFonts w:hint="default"/>
+      </w:rPr>
+    </w:lvl>
+    <w:lvl w:ilvl="2">
+      <w:start w:val="1"/>
+      <w:numFmt w:val="decimal"/>
+      <w:lvlText w:val="%1.%2.%3"/>
+      <w:lvlJc w:val="left"/>
+      <w:pPr>
+        <w:ind w:left="720" w:hanging="720"/>
+      </w:pPr>
+      <w:rPr>
+        <w:rFonts w:hint="default"/>
+      </w:rPr>
+    </w:lvl>
+    <w:lvl w:ilvl="3">
+      <w:start w:val="1"/>
+      <w:numFmt w:val="decimal"/>
+      <w:lvlText w:val="%1.%2.%3.%4"/>
+      <w:lvlJc w:val="left"/>
+      <w:pPr>
+        <w:ind w:left="720" w:hanging="720"/>
+      </w:pPr>
+      <w:rPr>
+        <w:rFonts w:hint="default"/>
+      </w:rPr>
+    </w:lvl>
+    <w:lvl w:ilvl="4">
+      <w:start w:val="1"/>
+      <w:numFmt w:val="decimal"/>
+      <w:lvlText w:val="%1.%2.%3.%4.%5"/>
+      <w:lvlJc w:val="left"/>
+      <w:pPr>
+        <w:ind w:left="1080" w:hanging="1080"/>
+      </w:pPr>
+      <w:rPr>
+        <w:rFonts w:hint="default"/>
+      </w:rPr>
+    </w:lvl>
+    <w:lvl w:ilvl="5">
+      <w:start w:val="1"/>
+      <w:numFmt w:val="decimal"/>
+      <w:lvlText w:val="%1.%2.%3.%4.%5.%6"/>
+      <w:lvlJc w:val="left"/>
+      <w:pPr>
+        <w:ind w:left="1080" w:hanging="1080"/>
+      </w:pPr>
+      <w:rPr>
+        <w:rFonts w:hint="default"/>
+      </w:rPr>
+    </w:lvl>
+    <w:lvl w:ilvl="6">
+      <w:start w:val="1"/>
+      <w:numFmt w:val="decimal"/>
+      <w:lvlText w:val="%1.%2.%3.%4.%5.%6.%7"/>
+      <w:lvlJc w:val="left"/>
+      <w:pPr>
+        <w:ind w:left="1440" w:hanging="1440"/>
+      </w:pPr>
+      <w:rPr>
+        <w:rFonts w:hint="default"/>
+      </w:rPr>
+    </w:lvl>
+    <w:lvl w:ilvl="7">
+      <w:start w:val="1"/>
+      <w:numFmt w:val="decimal"/>
+      <w:lvlText w:val="%1.%2.%3.%4.%5.%6.%7.%8"/>
+      <w:lvlJc w:val="left"/>
+      <w:pPr>
+        <w:ind w:left="1440" w:hanging="1440"/>
+      </w:pPr>
+      <w:rPr>
+        <w:rFonts w:hint="default"/>
+      </w:rPr>
+    </w:lvl>
+    <w:lvl w:ilvl="8">
+      <w:start w:val="1"/>
+      <w:numFmt w:val="decimal"/>
+      <w:lvlText w:val="%1.%2.%3.%4.%5.%6.%7.%8.%9"/>
+      <w:lvlJc w:val="left"/>
+      <w:pPr>
+        <w:ind w:left="1800" w:hanging="1800"/>
+      </w:pPr>
+      <w:rPr>
+        <w:rFonts w:hint="default"/>
+      </w:rPr>
+    </w:lvl>
+  </w:abstractNum>
+  <w:num w:numId="1" w16cid:durableId="684677422">
+    <w:abstractNumId w:val="3"/>
+  </w:num>
+  <w:num w:numId="2" w16cid:durableId="459498927">
+    <w:abstractNumId w:val="4"/>
+  </w:num>
+  <w:num w:numId="3" w16cid:durableId="1614282860">
+    <w:abstractNumId w:val="2"/>
+  </w:num>
+  <w:num w:numId="4" w16cid:durableId="582838777">
+    <w:abstractNumId w:val="1"/>
+  </w:num>
+  <w:num w:numId="5" w16cid:durableId="1101413735">
+    <w:abstractNumId w:val="0"/>
+  </w:num>
+</w:numbering>
 </file>
 
 <file path=word/styles.xml><?xml version="1.0" encoding="utf-8"?>
@@ -1324,7 +7048,6 @@
     <w:next w:val="Standard"/>
     <w:link w:val="berschrift2Zchn"/>
     <w:uiPriority w:val="9"/>
-    <w:semiHidden/>
     <w:unhideWhenUsed/>
     <w:qFormat/>
     <w:rsid w:val="007969CA"/>
@@ -1347,7 +7070,6 @@
     <w:next w:val="Standard"/>
     <w:link w:val="berschrift3Zchn"/>
     <w:uiPriority w:val="9"/>
-    <w:semiHidden/>
     <w:unhideWhenUsed/>
     <w:qFormat/>
     <w:rsid w:val="007969CA"/>
@@ -1499,7 +7221,6 @@
   <w:style w:type="character" w:default="1" w:styleId="Absatz-Standardschriftart">
     <w:name w:val="Default Paragraph Font"/>
     <w:uiPriority w:val="1"/>
-    <w:semiHidden/>
     <w:unhideWhenUsed/>
   </w:style>
   <w:style w:type="table" w:default="1" w:styleId="NormaleTabelle">
@@ -1541,7 +7262,6 @@
     <w:basedOn w:val="Absatz-Standardschriftart"/>
     <w:link w:val="berschrift2"/>
     <w:uiPriority w:val="9"/>
-    <w:semiHidden/>
     <w:rsid w:val="007969CA"/>
     <w:rPr>
       <w:rFonts w:asciiTheme="majorHAnsi" w:eastAsiaTheme="majorEastAsia" w:hAnsiTheme="majorHAnsi" w:cstheme="majorBidi"/>
@@ -1555,7 +7275,6 @@
     <w:basedOn w:val="Absatz-Standardschriftart"/>
     <w:link w:val="berschrift3"/>
     <w:uiPriority w:val="9"/>
-    <w:semiHidden/>
     <w:rsid w:val="007969CA"/>
     <w:rPr>
       <w:rFonts w:eastAsiaTheme="majorEastAsia" w:cstheme="majorBidi"/>
@@ -1867,6 +7586,192 @@
       <w:color w:val="666666"/>
     </w:rPr>
   </w:style>
+  <w:style w:type="paragraph" w:styleId="Funotentext">
+    <w:name w:val="footnote text"/>
+    <w:basedOn w:val="Standard"/>
+    <w:link w:val="FunotentextZchn"/>
+    <w:uiPriority w:val="99"/>
+    <w:semiHidden/>
+    <w:unhideWhenUsed/>
+    <w:rsid w:val="00235232"/>
+    <w:pPr>
+      <w:spacing w:after="0" w:line="240" w:lineRule="auto"/>
+    </w:pPr>
+    <w:rPr>
+      <w:sz w:val="20"/>
+      <w:szCs w:val="20"/>
+    </w:rPr>
+  </w:style>
+  <w:style w:type="character" w:customStyle="1" w:styleId="FunotentextZchn">
+    <w:name w:val="Fußnotentext Zchn"/>
+    <w:basedOn w:val="Absatz-Standardschriftart"/>
+    <w:link w:val="Funotentext"/>
+    <w:uiPriority w:val="99"/>
+    <w:semiHidden/>
+    <w:rsid w:val="00235232"/>
+    <w:rPr>
+      <w:sz w:val="20"/>
+      <w:szCs w:val="20"/>
+    </w:rPr>
+  </w:style>
+  <w:style w:type="character" w:styleId="Funotenzeichen">
+    <w:name w:val="footnote reference"/>
+    <w:basedOn w:val="Absatz-Standardschriftart"/>
+    <w:uiPriority w:val="99"/>
+    <w:semiHidden/>
+    <w:unhideWhenUsed/>
+    <w:rsid w:val="00235232"/>
+    <w:rPr>
+      <w:vertAlign w:val="superscript"/>
+    </w:rPr>
+  </w:style>
+  <w:style w:type="paragraph" w:styleId="Inhaltsverzeichnisberschrift">
+    <w:name w:val="TOC Heading"/>
+    <w:basedOn w:val="berschrift1"/>
+    <w:next w:val="Standard"/>
+    <w:uiPriority w:val="39"/>
+    <w:unhideWhenUsed/>
+    <w:qFormat/>
+    <w:rsid w:val="00210E6D"/>
+    <w:pPr>
+      <w:spacing w:before="240" w:after="0"/>
+      <w:outlineLvl w:val="9"/>
+    </w:pPr>
+    <w:rPr>
+      <w:kern w:val="0"/>
+      <w:sz w:val="32"/>
+      <w:szCs w:val="32"/>
+      <w:lang w:eastAsia="de-DE"/>
+      <w14:ligatures w14:val="none"/>
+    </w:rPr>
+  </w:style>
+  <w:style w:type="paragraph" w:styleId="Verzeichnis2">
+    <w:name w:val="toc 2"/>
+    <w:basedOn w:val="Standard"/>
+    <w:next w:val="Standard"/>
+    <w:autoRedefine/>
+    <w:uiPriority w:val="39"/>
+    <w:unhideWhenUsed/>
+    <w:rsid w:val="00210E6D"/>
+    <w:pPr>
+      <w:spacing w:after="100"/>
+      <w:ind w:left="220"/>
+    </w:pPr>
+  </w:style>
+  <w:style w:type="character" w:styleId="Hyperlink">
+    <w:name w:val="Hyperlink"/>
+    <w:basedOn w:val="Absatz-Standardschriftart"/>
+    <w:uiPriority w:val="99"/>
+    <w:unhideWhenUsed/>
+    <w:rsid w:val="00210E6D"/>
+    <w:rPr>
+      <w:color w:val="467886" w:themeColor="hyperlink"/>
+      <w:u w:val="single"/>
+    </w:rPr>
+  </w:style>
+  <w:style w:type="paragraph" w:styleId="Verzeichnis1">
+    <w:name w:val="toc 1"/>
+    <w:basedOn w:val="Standard"/>
+    <w:next w:val="Standard"/>
+    <w:autoRedefine/>
+    <w:uiPriority w:val="39"/>
+    <w:unhideWhenUsed/>
+    <w:rsid w:val="00727617"/>
+    <w:pPr>
+      <w:spacing w:after="100"/>
+    </w:pPr>
+  </w:style>
+  <w:style w:type="table" w:styleId="Listentabelle4Akzent1">
+    <w:name w:val="List Table 4 Accent 1"/>
+    <w:basedOn w:val="NormaleTabelle"/>
+    <w:uiPriority w:val="49"/>
+    <w:rsid w:val="00053603"/>
+    <w:pPr>
+      <w:spacing w:after="0" w:line="240" w:lineRule="auto"/>
+    </w:pPr>
+    <w:rPr>
+      <w:kern w:val="0"/>
+      <w14:ligatures w14:val="none"/>
+    </w:rPr>
+    <w:tblPr>
+      <w:tblStyleRowBandSize w:val="1"/>
+      <w:tblStyleColBandSize w:val="1"/>
+      <w:tblBorders>
+        <w:top w:val="single" w:sz="4" w:space="0" w:color="45B0E1" w:themeColor="accent1" w:themeTint="99"/>
+        <w:left w:val="single" w:sz="4" w:space="0" w:color="45B0E1" w:themeColor="accent1" w:themeTint="99"/>
+        <w:bottom w:val="single" w:sz="4" w:space="0" w:color="45B0E1" w:themeColor="accent1" w:themeTint="99"/>
+        <w:right w:val="single" w:sz="4" w:space="0" w:color="45B0E1" w:themeColor="accent1" w:themeTint="99"/>
+        <w:insideH w:val="single" w:sz="4" w:space="0" w:color="45B0E1" w:themeColor="accent1" w:themeTint="99"/>
+      </w:tblBorders>
+    </w:tblPr>
+    <w:tblStylePr w:type="firstRow">
+      <w:rPr>
+        <w:b/>
+        <w:bCs/>
+        <w:color w:val="FFFFFF" w:themeColor="background1"/>
+      </w:rPr>
+      <w:tblPr/>
+      <w:tcPr>
+        <w:tcBorders>
+          <w:top w:val="single" w:sz="4" w:space="0" w:color="156082" w:themeColor="accent1"/>
+          <w:left w:val="single" w:sz="4" w:space="0" w:color="156082" w:themeColor="accent1"/>
+          <w:bottom w:val="single" w:sz="4" w:space="0" w:color="156082" w:themeColor="accent1"/>
+          <w:right w:val="single" w:sz="4" w:space="0" w:color="156082" w:themeColor="accent1"/>
+          <w:insideH w:val="nil"/>
+        </w:tcBorders>
+        <w:shd w:val="clear" w:color="auto" w:fill="156082" w:themeFill="accent1"/>
+      </w:tcPr>
+    </w:tblStylePr>
+    <w:tblStylePr w:type="lastRow">
+      <w:rPr>
+        <w:b/>
+        <w:bCs/>
+      </w:rPr>
+      <w:tblPr/>
+      <w:tcPr>
+        <w:tcBorders>
+          <w:top w:val="double" w:sz="4" w:space="0" w:color="45B0E1" w:themeColor="accent1" w:themeTint="99"/>
+        </w:tcBorders>
+      </w:tcPr>
+    </w:tblStylePr>
+    <w:tblStylePr w:type="firstCol">
+      <w:rPr>
+        <w:b/>
+        <w:bCs/>
+      </w:rPr>
+    </w:tblStylePr>
+    <w:tblStylePr w:type="lastCol">
+      <w:rPr>
+        <w:b/>
+        <w:bCs/>
+      </w:rPr>
+    </w:tblStylePr>
+    <w:tblStylePr w:type="band1Vert">
+      <w:tblPr/>
+      <w:tcPr>
+        <w:shd w:val="clear" w:color="auto" w:fill="C1E4F5" w:themeFill="accent1" w:themeFillTint="33"/>
+      </w:tcPr>
+    </w:tblStylePr>
+    <w:tblStylePr w:type="band1Horz">
+      <w:tblPr/>
+      <w:tcPr>
+        <w:shd w:val="clear" w:color="auto" w:fill="C1E4F5" w:themeFill="accent1" w:themeFillTint="33"/>
+      </w:tcPr>
+    </w:tblStylePr>
+  </w:style>
+  <w:style w:type="paragraph" w:styleId="Verzeichnis3">
+    <w:name w:val="toc 3"/>
+    <w:basedOn w:val="Standard"/>
+    <w:next w:val="Standard"/>
+    <w:autoRedefine/>
+    <w:uiPriority w:val="39"/>
+    <w:unhideWhenUsed/>
+    <w:rsid w:val="00603D16"/>
+    <w:pPr>
+      <w:spacing w:after="100"/>
+      <w:ind w:left="440"/>
+    </w:pPr>
+  </w:style>
 </w:styles>
 </file>
 
@@ -2163,4 +8068,16 @@
     </a:ext>
   </a:extLst>
 </a:theme>
+</file>
+
+<file path=customXml/item1.xml><?xml version="1.0" encoding="utf-8"?>
+<b:Sources xmlns:b="http://schemas.openxmlformats.org/officeDocument/2006/bibliography" xmlns="http://schemas.openxmlformats.org/officeDocument/2006/bibliography" SelectedStyle="\APASixthEditionOfficeOnline.xsl" StyleName="APA" Version="6"/>
+</file>
+
+<file path=customXml/itemProps1.xml><?xml version="1.0" encoding="utf-8"?>
+<ds:datastoreItem xmlns:ds="http://schemas.openxmlformats.org/officeDocument/2006/customXml" ds:itemID="{3D0AF754-D2BC-4A90-8F6C-918F5F24AACF}">
+  <ds:schemaRefs>
+    <ds:schemaRef ds:uri="http://schemas.openxmlformats.org/officeDocument/2006/bibliography"/>
+  </ds:schemaRefs>
+</ds:datastoreItem>
 </file>